--- a/downloads/teacher/ai-2-week-20.docx
+++ b/downloads/teacher/ai-2-week-20.docx
@@ -2844,6 +2844,396 @@
         <w:t>Broaden recommender feedback collection and show respondent group coverage before making user-preference claims.</w:t>
       </w:r>
     </w:p>
+    <w:p>
+      <w:pPr>
+        <w:pStyle w:val="Heading1"/>
+      </w:pPr>
+      <w:r>
+        <w:t>07. Prepare, teach and assess</w:t>
+      </w:r>
+    </w:p>
+    <w:p>
+      <w:r>
+        <w:t>Teaching target: Identify selection and coverage bias</w:t>
+      </w:r>
+    </w:p>
+    <w:p>
+      <w:r>
+        <w:t>Prepare the labelled worked-case picture, the matching workbook, fictional input cards and a place for individual responses. No paid AI account is required for the paper reasoning activities.</w:t>
+      </w:r>
+    </w:p>
+    <w:tbl>
+      <w:tblPr>
+        <w:tblStyle w:val="LightShading-Accent1"/>
+        <w:tblW w:type="auto" w:w="0"/>
+        <w:tblLook w:firstColumn="1" w:firstRow="1" w:lastColumn="0" w:lastRow="0" w:noHBand="0" w:noVBand="1" w:val="04A0"/>
+      </w:tblPr>
+      <w:tblGrid>
+        <w:gridCol w:w="3408"/>
+        <w:gridCol w:w="3408"/>
+        <w:gridCol w:w="3408"/>
+      </w:tblGrid>
+      <w:tr>
+        <w:trPr>
+          <w:tblHeader/>
+        </w:trPr>
+        <w:tc>
+          <w:tcPr>
+            <w:tcW w:type="dxa" w:w="3408"/>
+          </w:tcPr>
+          <w:p>
+            <w:r>
+              <w:t>Session</w:t>
+            </w:r>
+          </w:p>
+        </w:tc>
+        <w:tc>
+          <w:tcPr>
+            <w:tcW w:type="dxa" w:w="3408"/>
+          </w:tcPr>
+          <w:p>
+            <w:r>
+              <w:t>Plan</w:t>
+            </w:r>
+          </w:p>
+        </w:tc>
+        <w:tc>
+          <w:tcPr>
+            <w:tcW w:type="dxa" w:w="3408"/>
+          </w:tcPr>
+          <w:p>
+            <w:r>
+              <w:t>Resources</w:t>
+            </w:r>
+          </w:p>
+        </w:tc>
+      </w:tr>
+      <w:tr>
+        <w:tc>
+          <w:tcPr>
+            <w:tcW w:type="dxa" w:w="3408"/>
+          </w:tcPr>
+          <w:p>
+            <w:r>
+              <w:t>Session 1 · Understand · 45 min</w:t>
+            </w:r>
+          </w:p>
+        </w:tc>
+        <w:tc>
+          <w:tcPr>
+            <w:tcW w:type="dxa" w:w="3408"/>
+          </w:tcPr>
+          <w:p>
+            <w:r>
+              <w:t>0–7: recall and prerequisite; 7–15: inspect the concrete case and predict; 15–30: teacher models the worked trace; 30–40: learners explain a step using the text and visual; 40–45: check the core idea.</w:t>
+            </w:r>
+          </w:p>
+        </w:tc>
+        <w:tc>
+          <w:tcPr>
+            <w:tcW w:type="dxa" w:w="3408"/>
+          </w:tcPr>
+          <w:p>
+            <w:r>
+              <w:t>Sections 1–6; record the brief recall in the workbook.</w:t>
+            </w:r>
+          </w:p>
+        </w:tc>
+      </w:tr>
+      <w:tr>
+        <w:tc>
+          <w:tcPr>
+            <w:tcW w:type="dxa" w:w="3408"/>
+          </w:tcPr>
+          <w:p>
+            <w:r>
+              <w:t>Session 2 · Practise · 45 min</w:t>
+            </w:r>
+          </w:p>
+        </w:tc>
+        <w:tc>
+          <w:tcPr>
+            <w:tcW w:type="dxa" w:w="3408"/>
+          </w:tcPr>
+          <w:p>
+            <w:r>
+              <w:t>0–5: retrieve the procedure; 5–15: W2 completion practice; 15–23: explain and check with a partner; 23–30: each learner answers the misconception check; 30–40: targeted reteaching or a harder variation; 40–45: prepare the investigation.</w:t>
+            </w:r>
+          </w:p>
+        </w:tc>
+        <w:tc>
+          <w:tcPr>
+            <w:tcW w:type="dxa" w:w="3408"/>
+          </w:tcPr>
+          <w:p>
+            <w:r>
+              <w:t>Sections 7–10; use the matching workbook W2 and misconception check.</w:t>
+            </w:r>
+          </w:p>
+        </w:tc>
+      </w:tr>
+      <w:tr>
+        <w:tc>
+          <w:tcPr>
+            <w:tcW w:type="dxa" w:w="3408"/>
+          </w:tcPr>
+          <w:p>
+            <w:r>
+              <w:t>Session 3 · Investigate and transfer · 45 min</w:t>
+            </w:r>
+          </w:p>
+        </w:tc>
+        <w:tc>
+          <w:tcPr>
+            <w:tcW w:type="dxa" w:w="3408"/>
+          </w:tcPr>
+          <w:p>
+            <w:r>
+              <w:t>0–5: retrieve the decision rule; 5–20: investigate or trace; 20–30: start the independent case; 30–38: connect the project; 38–43: act on feedback; 43–45: plan the return check.</w:t>
+            </w:r>
+          </w:p>
+        </w:tc>
+        <w:tc>
+          <w:tcPr>
+            <w:tcW w:type="dxa" w:w="3408"/>
+          </w:tcPr>
+          <w:p>
+            <w:r>
+              <w:t>Sections 9 and 11–14. Give extra time to finish the full task set; use Section 15 when the week includes a coding lab.</w:t>
+            </w:r>
+          </w:p>
+        </w:tc>
+      </w:tr>
+    </w:tbl>
+    <w:p>
+      <w:r>
+        <w:t>Before class, solve the supported practice: Group A has 3 Yes of 4 and B has 2 Yes of 6. Find the combined proportion.</w:t>
+      </w:r>
+    </w:p>
+    <w:p>
+      <w:r>
+        <w:t>Reasoned practice answer: 5/10 = 50 percent. The unweighted average of 75 percent and about 33.3 percent is not the combined sample rate.</w:t>
+      </w:r>
+    </w:p>
+    <w:p>
+      <w:r>
+        <w:t>Check every learner before discussion: Use the worked case for Selection bias and coverage. Proposed explanation: “A successful run proves the conclusion”. Decide whether this explanation is supported. Point to the step or supplied fact that decides; explain your repair if needed.</w:t>
+      </w:r>
+    </w:p>
+    <w:p>
+      <w:r>
+        <w:t>Misconception repair: Group differences suggest that coverage matters, but do not explain why choices differ. Small group counts also make percentages unstable. Use neutral group labels in fictional data rather than personal or sensitive attributes.</w:t>
+      </w:r>
+    </w:p>
+    <w:p>
+      <w:r>
+        <w:t>Support: read the exact case aloud, enlarge the labelled picture, supply input cards and model only the first deciding step. Accept a spoken explanation or drawing; retain the reasoning goal.</w:t>
+      </w:r>
+    </w:p>
+    <w:p>
+      <w:r>
+        <w:t>Extension: Recruit more club volunteers only. Require a prediction and a reason before comparing. Expected result: Sample size increases without fixing missing representation of other learners. Reason: The added respondents come from the already overrepresented group.</w:t>
+      </w:r>
+    </w:p>
+    <w:p>
+      <w:r>
+        <w:t>Independent assessment: withhold the reserved answer until the learner has attempted the new case. Record support separately from correctness.</w:t>
+      </w:r>
+    </w:p>
+    <w:tbl>
+      <w:tblPr>
+        <w:tblStyle w:val="LightShading-Accent1"/>
+        <w:tblW w:type="auto" w:w="0"/>
+        <w:tblLook w:firstColumn="1" w:firstRow="1" w:lastColumn="0" w:lastRow="0" w:noHBand="0" w:noVBand="1" w:val="04A0"/>
+      </w:tblPr>
+      <w:tblGrid>
+        <w:gridCol w:w="2556"/>
+        <w:gridCol w:w="2556"/>
+        <w:gridCol w:w="2556"/>
+        <w:gridCol w:w="2556"/>
+      </w:tblGrid>
+      <w:tr>
+        <w:trPr>
+          <w:tblHeader/>
+        </w:trPr>
+        <w:tc>
+          <w:tcPr>
+            <w:tcW w:type="dxa" w:w="2556"/>
+          </w:tcPr>
+          <w:p>
+            <w:r>
+              <w:t>Criterion</w:t>
+            </w:r>
+          </w:p>
+        </w:tc>
+        <w:tc>
+          <w:tcPr>
+            <w:tcW w:type="dxa" w:w="2556"/>
+          </w:tcPr>
+          <w:p>
+            <w:r>
+              <w:t>Not yet</w:t>
+            </w:r>
+          </w:p>
+        </w:tc>
+        <w:tc>
+          <w:tcPr>
+            <w:tcW w:type="dxa" w:w="2556"/>
+          </w:tcPr>
+          <w:p>
+            <w:r>
+              <w:t>With support</w:t>
+            </w:r>
+          </w:p>
+        </w:tc>
+        <w:tc>
+          <w:tcPr>
+            <w:tcW w:type="dxa" w:w="2556"/>
+          </w:tcPr>
+          <w:p>
+            <w:r>
+              <w:t>Independent</w:t>
+            </w:r>
+          </w:p>
+        </w:tc>
+      </w:tr>
+      <w:tr>
+        <w:tc>
+          <w:tcPr>
+            <w:tcW w:type="dxa" w:w="2556"/>
+          </w:tcPr>
+          <w:p>
+            <w:r>
+              <w:t>Explanation</w:t>
+            </w:r>
+          </w:p>
+        </w:tc>
+        <w:tc>
+          <w:tcPr>
+            <w:tcW w:type="dxa" w:w="2556"/>
+          </w:tcPr>
+          <w:p>
+            <w:r>
+              <w:t>Names an answer without a deciding fact</w:t>
+            </w:r>
+          </w:p>
+        </w:tc>
+        <w:tc>
+          <w:tcPr>
+            <w:tcW w:type="dxa" w:w="2556"/>
+          </w:tcPr>
+          <w:p>
+            <w:r>
+              <w:t>Uses a hint to link fact and decision</w:t>
+            </w:r>
+          </w:p>
+        </w:tc>
+        <w:tc>
+          <w:tcPr>
+            <w:tcW w:type="dxa" w:w="2556"/>
+          </w:tcPr>
+          <w:p>
+            <w:r>
+              <w:t>Explains the deciding fact in own words</w:t>
+            </w:r>
+          </w:p>
+        </w:tc>
+      </w:tr>
+      <w:tr>
+        <w:tc>
+          <w:tcPr>
+            <w:tcW w:type="dxa" w:w="2556"/>
+          </w:tcPr>
+          <w:p>
+            <w:r>
+              <w:t>Trace or test</w:t>
+            </w:r>
+          </w:p>
+        </w:tc>
+        <w:tc>
+          <w:tcPr>
+            <w:tcW w:type="dxa" w:w="2556"/>
+          </w:tcPr>
+          <w:p>
+            <w:r>
+              <w:t>Cannot connect input and result</w:t>
+            </w:r>
+          </w:p>
+        </w:tc>
+        <w:tc>
+          <w:tcPr>
+            <w:tcW w:type="dxa" w:w="2556"/>
+          </w:tcPr>
+          <w:p>
+            <w:r>
+              <w:t>Completes steps with prompts</w:t>
+            </w:r>
+          </w:p>
+        </w:tc>
+        <w:tc>
+          <w:tcPr>
+            <w:tcW w:type="dxa" w:w="2556"/>
+          </w:tcPr>
+          <w:p>
+            <w:r>
+              <w:t>Traces or tests a changed case accurately</w:t>
+            </w:r>
+          </w:p>
+        </w:tc>
+      </w:tr>
+      <w:tr>
+        <w:tc>
+          <w:tcPr>
+            <w:tcW w:type="dxa" w:w="2556"/>
+          </w:tcPr>
+          <w:p>
+            <w:r>
+              <w:t>Limits and revision</w:t>
+            </w:r>
+          </w:p>
+        </w:tc>
+        <w:tc>
+          <w:tcPr>
+            <w:tcW w:type="dxa" w:w="2556"/>
+          </w:tcPr>
+          <w:p>
+            <w:r>
+              <w:t>Claims more than evidence supports</w:t>
+            </w:r>
+          </w:p>
+        </w:tc>
+        <w:tc>
+          <w:tcPr>
+            <w:tcW w:type="dxa" w:w="2556"/>
+          </w:tcPr>
+          <w:p>
+            <w:r>
+              <w:t>Names a limit after a prompt</w:t>
+            </w:r>
+          </w:p>
+        </w:tc>
+        <w:tc>
+          <w:tcPr>
+            <w:tcW w:type="dxa" w:w="2556"/>
+          </w:tcPr>
+          <w:p>
+            <w:r>
+              <w:t>States a defensible limit and useful next test</w:t>
+            </w:r>
+          </w:p>
+        </w:tc>
+      </w:tr>
+    </w:tbl>
+    <w:p>
+      <w:r>
+        <w:t>Project checkpoint: Evaluate and revise. Compare with your starting method, explain errors and record a justified revision.</w:t>
+      </w:r>
+    </w:p>
+    <w:p>
+      <w:r>
+        <w:t>Use the weekly teacher answer for topic-specific reasoning. A saved progress tick is an activity record; judge mastery from the learner’s explanation and evidence.</w:t>
+      </w:r>
+    </w:p>
     <w:sectPr>
       <w:pgSz w:w="12240" w:h="15840"/>
       <w:pgMar w:top="936" w:right="1008" w:bottom="936" w:left="1008" w:header="720" w:footer="720" w:gutter="0"/>

--- a/downloads/teacher/ai-2-week-20.docx
+++ b/downloads/teacher/ai-2-week-20.docx
@@ -3234,6 +3234,39 @@
         <w:t>Use the weekly teacher answer for topic-specific reasoning. A saved progress tick is an activity record; judge mastery from the learner’s explanation and evidence.</w:t>
       </w:r>
     </w:p>
+    <w:p>
+      <w:pPr>
+        <w:pStyle w:val="Heading1"/>
+      </w:pPr>
+      <w:r>
+        <w:t>08. Use feedback, labs and repair paths</w:t>
+      </w:r>
+    </w:p>
+    <w:p>
+      <w:r>
+        <w:t>Use the two formative questions as supported practice, not as independent mastery scores. Discuss the deciding evidence rather than accepting a guessed selection.</w:t>
+      </w:r>
+    </w:p>
+    <w:p>
+      <w:r>
+        <w:t>The feedback comes from the reviewed public worked case. Do not reveal the separately reserved independent teacher answer until the learner has attempted that case.</w:t>
+      </w:r>
+    </w:p>
+    <w:p>
+      <w:r>
+        <w:t>Ask students to predict before running code. Preserve errors and actual outputs; collect a changed test and an explanation. The branch-boundary and indexing lessons deliberately include failure cases.</w:t>
+      </w:r>
+    </w:p>
+    <w:p>
+      <w:r>
+        <w:t>Use the earlier worked-explanation links to address a specific missing building block, then return to the current question. Adapt this suggestion after observing the learner; it is not an automatic diagnosis.</w:t>
+      </w:r>
+    </w:p>
+    <w:p>
+      <w:r>
+        <w:t>Collect the completed-work portfolio as evidence. Record support separately from correctness, and assess explanation, trace/test and limitations. Progress ticks and quiz selections alone do not establish mastery.</w:t>
+      </w:r>
+    </w:p>
     <w:sectPr>
       <w:pgSz w:w="12240" w:h="15840"/>
       <w:pgMar w:top="936" w:right="1008" w:bottom="936" w:left="1008" w:header="720" w:footer="720" w:gutter="0"/>

--- a/downloads/teacher/ai-2-week-20.docx
+++ b/downloads/teacher/ai-2-week-20.docx
@@ -29,6 +29,11 @@
       </w:r>
     </w:p>
     <w:p>
+      <w:r>
+        <w:t>Prepare Repair Bias in Data: check the target, prerequisites, resources and adaptable teaching schedule.</w:t>
+      </w:r>
+    </w:p>
+    <w:p>
       <w:pPr>
         <w:pStyle w:val="Heading3"/>
       </w:pPr>
@@ -37,8 +42,20 @@
       </w:r>
     </w:p>
     <w:p>
-      <w:r>
-        <w:t>Primary target: Identify selection and coverage bias</w:t>
+      <w:pPr>
+        <w:spacing w:line="336" w:lineRule="auto" w:after="180"/>
+      </w:pPr>
+      <w:r>
+        <w:rPr>
+          <w:b w:val="0"/>
+        </w:rPr>
+        <w:t xml:space="preserve">Primary target: Identify selection and coverage </w:t>
+      </w:r>
+      <w:r>
+        <w:rPr>
+          <w:b/>
+        </w:rPr>
+        <w:t>bias</w:t>
       </w:r>
     </w:p>
     <w:tbl>
@@ -185,8 +202,37 @@
       </w:tr>
     </w:tbl>
     <w:p>
-      <w:r>
-        <w:t>This is a starting allocation of 135 minutes, not a validated duration. Preserve all named topics. Schedule extra time for connected examples, the full investigation, independent cases and project building. Repeated copies of a case share one recorded attempt; they are not new evidence.</w:t>
+      <w:pPr>
+        <w:spacing w:line="336" w:lineRule="auto" w:after="180"/>
+      </w:pPr>
+      <w:r>
+        <w:rPr>
+          <w:b w:val="0"/>
+        </w:rPr>
+        <w:t>This is a starting allocation of 135 minutes, not a validated duration. Preserve all named topics. Schedule extra time for connected examples, the full investigation, independent cases and project building.</w:t>
+      </w:r>
+    </w:p>
+    <w:p>
+      <w:pPr>
+        <w:spacing w:line="336" w:lineRule="auto" w:after="180"/>
+      </w:pPr>
+      <w:r>
+        <w:rPr>
+          <w:b w:val="0"/>
+        </w:rPr>
+        <w:t xml:space="preserve">Repeated copies of a case share one recorded attempt; they are not new </w:t>
+      </w:r>
+      <w:r>
+        <w:rPr>
+          <w:b/>
+        </w:rPr>
+        <w:t>evidence</w:t>
+      </w:r>
+      <w:r>
+        <w:rPr>
+          <w:b w:val="0"/>
+        </w:rPr>
+        <w:t>.</w:t>
       </w:r>
     </w:p>
     <w:p>
@@ -206,17 +252,35 @@
       </w:r>
     </w:p>
     <w:p>
-      <w:r>
+      <w:pPr>
+        <w:spacing w:line="336" w:lineRule="auto" w:after="180"/>
+      </w:pPr>
+      <w:r>
+        <w:rPr>
+          <w:b w:val="0"/>
+        </w:rPr>
         <w:t>Without opening the old lesson, explain one key idea from Sampling and Representation. Give an example and a mistake that the idea helps you avoid.</w:t>
       </w:r>
     </w:p>
     <w:p>
-      <w:r>
+      <w:pPr>
+        <w:spacing w:line="336" w:lineRule="auto" w:after="180"/>
+      </w:pPr>
+      <w:r>
+        <w:rPr>
+          <w:b w:val="0"/>
+        </w:rPr>
         <w:t>Look for: Define a question and target population</w:t>
       </w:r>
     </w:p>
     <w:p>
-      <w:r>
+      <w:pPr>
+        <w:spacing w:line="336" w:lineRule="auto" w:after="180"/>
+      </w:pPr>
+      <w:r>
+        <w:rPr>
+          <w:b w:val="0"/>
+        </w:rPr>
         <w:t>Reference example, not the only acceptable wording: Population: all Grade 7 students. Only lunch-club members or one friend group is an unsuitable basis for a whole-grade claim.</w:t>
       </w:r>
     </w:p>
@@ -229,17 +293,35 @@
       </w:r>
     </w:p>
     <w:p>
-      <w:r>
+      <w:pPr>
+        <w:spacing w:line="336" w:lineRule="auto" w:after="180"/>
+      </w:pPr>
+      <w:r>
+        <w:rPr>
+          <w:b w:val="0"/>
+        </w:rPr>
         <w:t>Without opening the old lesson, explain one key idea from Noise and Outliers. Give an example and a mistake that the idea helps you avoid.</w:t>
       </w:r>
     </w:p>
     <w:p>
-      <w:r>
+      <w:pPr>
+        <w:spacing w:line="336" w:lineRule="auto" w:after="180"/>
+      </w:pPr>
+      <w:r>
+        <w:rPr>
+          <w:b w:val="0"/>
+        </w:rPr>
         <w:t>Look for: Calculate mean and median</w:t>
       </w:r>
     </w:p>
     <w:p>
-      <w:r>
+      <w:pPr>
+        <w:spacing w:line="336" w:lineRule="auto" w:after="180"/>
+      </w:pPr>
+      <w:r>
+        <w:rPr>
+          <w:b w:val="0"/>
+        </w:rPr>
         <w:t>Reference example, not the only acceptable wording: Sum 30 divided by 5 gives 6.</w:t>
       </w:r>
     </w:p>
@@ -252,22 +334,87 @@
       </w:r>
     </w:p>
     <w:p>
-      <w:r>
+      <w:pPr>
+        <w:spacing w:line="336" w:lineRule="auto" w:after="180"/>
+      </w:pPr>
+      <w:r>
+        <w:rPr>
+          <w:b w:val="0"/>
+        </w:rPr>
         <w:t>Without opening the old lesson, explain one key idea from Decision Trees. Give an example and a mistake that the idea helps you avoid.</w:t>
       </w:r>
     </w:p>
     <w:p>
-      <w:r>
-        <w:t>Look for: Fit a root question and leaf predictions from training examples</w:t>
-      </w:r>
-    </w:p>
-    <w:p>
-      <w:r>
-        <w:t>Reference example, not the only acceptable wording: The root asks near, with branches 0 and 1. Leaves predict clear for 0 and blocked for 1. Depth is one. Training labels determined both leaf majorities and the error comparison that selected near rather than tall.</w:t>
-      </w:r>
-    </w:p>
-    <w:p>
-      <w:r>
+      <w:pPr>
+        <w:spacing w:line="336" w:lineRule="auto" w:after="180"/>
+      </w:pPr>
+      <w:r>
+        <w:rPr>
+          <w:b w:val="0"/>
+        </w:rPr>
+        <w:t xml:space="preserve">Look for: Fit a root question and leaf </w:t>
+      </w:r>
+      <w:r>
+        <w:rPr>
+          <w:b/>
+        </w:rPr>
+        <w:t>prediction</w:t>
+      </w:r>
+      <w:r>
+        <w:rPr>
+          <w:b w:val="0"/>
+        </w:rPr>
+        <w:t xml:space="preserve">s from </w:t>
+      </w:r>
+      <w:r>
+        <w:rPr>
+          <w:b/>
+        </w:rPr>
+        <w:t>training</w:t>
+      </w:r>
+      <w:r>
+        <w:rPr>
+          <w:b w:val="0"/>
+        </w:rPr>
+        <w:t xml:space="preserve"> examples</w:t>
+      </w:r>
+    </w:p>
+    <w:p>
+      <w:pPr>
+        <w:spacing w:line="336" w:lineRule="auto" w:after="180"/>
+      </w:pPr>
+      <w:r>
+        <w:rPr>
+          <w:b w:val="0"/>
+        </w:rPr>
+        <w:t>Reference example, not the only acceptable wording: The root asks near, with branches 0 and 1. Leaves predict clear for 0 and blocked for 1. Depth is one.</w:t>
+      </w:r>
+    </w:p>
+    <w:p>
+      <w:pPr>
+        <w:spacing w:line="336" w:lineRule="auto" w:after="180"/>
+      </w:pPr>
+      <w:r>
+        <w:rPr>
+          <w:b/>
+        </w:rPr>
+        <w:t>Training</w:t>
+      </w:r>
+      <w:r>
+        <w:rPr>
+          <w:b w:val="0"/>
+        </w:rPr>
+        <w:t xml:space="preserve"> labels determined both leaf majorities and the error comparison that selected near rather than tall.</w:t>
+      </w:r>
+    </w:p>
+    <w:p>
+      <w:pPr>
+        <w:spacing w:line="336" w:lineRule="auto" w:after="180"/>
+      </w:pPr>
+      <w:r>
+        <w:rPr>
+          <w:b w:val="0"/>
+        </w:rPr>
         <w:t>Use the student module and workbook section with this exact week title. The worked case, independent question and answers below form one aligned lesson sequence.</w:t>
       </w:r>
     </w:p>
@@ -280,7 +427,13 @@
       </w:r>
     </w:p>
     <w:p>
-      <w:r>
+      <w:pPr>
+        <w:spacing w:line="336" w:lineRule="auto" w:after="180"/>
+      </w:pPr>
+      <w:r>
+        <w:rPr>
+          <w:b w:val="0"/>
+        </w:rPr>
         <w:t>A catalogue has 30 adventure titles and 2 poetry titles. A recommender rarely suggests poetry. Design a repair and an evaluation that distinguishes catalogue coverage from scoring preference.</w:t>
       </w:r>
     </w:p>
@@ -293,7 +446,13 @@
       </w:r>
     </w:p>
     <w:p>
-      <w:r>
+      <w:pPr>
+        <w:spacing w:line="336" w:lineRule="auto" w:after="180"/>
+      </w:pPr>
+      <w:r>
+        <w:rPr>
+          <w:b w:val="0"/>
+        </w:rPr>
         <w:t>Fairness work changes data, features, tests, or use conditions, then rechecks outcomes.</w:t>
       </w:r>
     </w:p>
@@ -430,12 +589,38 @@
       </w:r>
     </w:p>
     <w:p>
-      <w:r>
+      <w:pPr>
+        <w:spacing w:line="336" w:lineRule="auto" w:after="180"/>
+      </w:pPr>
+      <w:r>
+        <w:rPr>
+          <w:b w:val="0"/>
+        </w:rPr>
         <w:t>Use the supplied scenario, student illustrations and blank paper. For numeric work, offer counters or a calculator after learners show the setup. Fictional records are supplied; personal data and paid accounts are unnecessary.</w:t>
       </w:r>
     </w:p>
     <w:p>
-      <w:r>
+      <w:pPr>
+        <w:pStyle w:val="Heading3"/>
+      </w:pPr>
+      <w:r>
+        <w:t>Alternative compact allocation</w:t>
+      </w:r>
+    </w:p>
+    <w:p>
+      <w:r>
+        <w:t>This compact option is not the full-week schedule. Use the main teaching cycle and allow extra sessions for the investigation, independent work and project.</w:t>
+      </w:r>
+    </w:p>
+    <w:p>
+      <w:pPr>
+        <w:spacing w:line="336" w:lineRule="auto" w:after="180"/>
+        <w:shd w:fill="F1F6F8"/>
+      </w:pPr>
+      <w:r>
+        <w:rPr>
+          <w:b w:val="0"/>
+        </w:rPr>
         <w:t>Allow 80 minutes: recall 8; explanation 12; worked demonstration 15; guided practice 20; independent assessment 15; project and reflection 10. Extend the lab into a second session when needed.</w:t>
       </w:r>
     </w:p>
@@ -448,8 +633,36 @@
       </w:r>
     </w:p>
     <w:p>
-      <w:r>
-        <w:t>Teach Week 20 as a two-session investigation using fictional data. A fictional poll has 8 Yes among 10 club respondents and 2 Yes among 10 other respondents. If only club members are surveyed, an 80 percent result misses a group with a different pattern. Examine who is included before treating a larger sample as better. Assess the three stated outcomes through the independent task, not by copying the worked result.</w:t>
+      <w:pPr>
+        <w:spacing w:line="336" w:lineRule="auto" w:after="180"/>
+      </w:pPr>
+      <w:r>
+        <w:rPr>
+          <w:b w:val="0"/>
+        </w:rPr>
+        <w:t>Teach Week 20 as a two-session investigation using fictional data. A fictional poll has 8 Yes among 10 club respondents and 2 Yes among 10 other respondents.</w:t>
+      </w:r>
+    </w:p>
+    <w:p>
+      <w:pPr>
+        <w:spacing w:line="336" w:lineRule="auto" w:after="180"/>
+      </w:pPr>
+      <w:r>
+        <w:rPr>
+          <w:b w:val="0"/>
+        </w:rPr>
+        <w:t>If only club members are surveyed, an 80 percent result misses a group with a different pattern. Examine who is included before treating a larger sample as better.</w:t>
+      </w:r>
+    </w:p>
+    <w:p>
+      <w:pPr>
+        <w:spacing w:line="336" w:lineRule="auto" w:after="180"/>
+      </w:pPr>
+      <w:r>
+        <w:rPr>
+          <w:b w:val="0"/>
+        </w:rPr>
+        <w:t>Assess the three stated outcomes through the independent task, not by copying the worked result.</w:t>
       </w:r>
     </w:p>
     <w:p>
@@ -461,23 +674,59 @@
       </w:r>
     </w:p>
     <w:p>
-      <w:r>
+      <w:pPr>
+        <w:spacing w:line="336" w:lineRule="auto" w:after="180"/>
+      </w:pPr>
+      <w:r>
+        <w:rPr>
+          <w:b w:val="0"/>
+        </w:rPr>
         <w:t>The population is the full target group; the sample is the observed subset.</w:t>
       </w:r>
     </w:p>
     <w:p>
-      <w:r>
+      <w:pPr>
+        <w:spacing w:line="336" w:lineRule="auto" w:after="180"/>
+      </w:pPr>
+      <w:r>
+        <w:rPr>
+          <w:b w:val="0"/>
+        </w:rPr>
         <w:t>Python 3 editor with a fresh local practice file</w:t>
       </w:r>
     </w:p>
     <w:p>
-      <w:r>
+      <w:pPr>
+        <w:spacing w:line="336" w:lineRule="auto" w:after="180"/>
+      </w:pPr>
+      <w:r>
+        <w:rPr>
+          <w:b w:val="0"/>
+        </w:rPr>
         <w:t>Paper trace table and the student workbook</w:t>
       </w:r>
     </w:p>
     <w:p>
-      <w:r>
-        <w:t>Fictional input records from this lesson; no real student identifiers</w:t>
+      <w:pPr>
+        <w:spacing w:line="336" w:lineRule="auto" w:after="180"/>
+      </w:pPr>
+      <w:r>
+        <w:rPr>
+          <w:b w:val="0"/>
+        </w:rPr>
+        <w:t xml:space="preserve">Fictional </w:t>
+      </w:r>
+      <w:r>
+        <w:rPr>
+          <w:b/>
+        </w:rPr>
+        <w:t>input</w:t>
+      </w:r>
+      <w:r>
+        <w:rPr>
+          <w:b w:val="0"/>
+        </w:rPr>
+        <w:t xml:space="preserve"> records from this lesson; no real student identifiers</w:t>
       </w:r>
     </w:p>
     <w:p>
@@ -489,12 +738,48 @@
       </w:r>
     </w:p>
     <w:p>
-      <w:r>
-        <w:t>By the end, I can distinguish a biased collection process from a mere small dataset.</w:t>
-      </w:r>
-    </w:p>
-    <w:p>
-      <w:r>
+      <w:pPr>
+        <w:spacing w:line="336" w:lineRule="auto" w:after="180"/>
+      </w:pPr>
+      <w:r>
+        <w:rPr>
+          <w:b w:val="0"/>
+        </w:rPr>
+        <w:t xml:space="preserve">By the end, I can distinguish a </w:t>
+      </w:r>
+      <w:r>
+        <w:rPr>
+          <w:b/>
+        </w:rPr>
+        <w:t>bias</w:t>
+      </w:r>
+      <w:r>
+        <w:rPr>
+          <w:b w:val="0"/>
+        </w:rPr>
+        <w:t xml:space="preserve">ed collection </w:t>
+      </w:r>
+      <w:r>
+        <w:rPr>
+          <w:b/>
+        </w:rPr>
+        <w:t>process</w:t>
+      </w:r>
+      <w:r>
+        <w:rPr>
+          <w:b w:val="0"/>
+        </w:rPr>
+        <w:t xml:space="preserve"> from a mere small dataset.</w:t>
+      </w:r>
+    </w:p>
+    <w:p>
+      <w:pPr>
+        <w:spacing w:line="336" w:lineRule="auto" w:after="180"/>
+      </w:pPr>
+      <w:r>
+        <w:rPr>
+          <w:b w:val="0"/>
+        </w:rPr>
         <w:t>This added worked case illustrates the week’s main idea. Retain all original and connected topics; schedule its practice within the teaching cycle.</w:t>
       </w:r>
     </w:p>
@@ -507,61 +792,203 @@
       </w:r>
     </w:p>
     <w:p>
+      <w:r>
+        <w:t>Model Repair Bias in Data using the supplied case, labelled mechanism and reasoning. Make the scope of each conclusion explicit.</w:t>
+      </w:r>
+    </w:p>
+    <w:p>
+      <w:pPr>
+        <w:spacing w:line="336" w:lineRule="auto" w:after="180"/>
+      </w:pPr>
+      <w:r>
+        <w:rPr>
+          <w:b/>
+        </w:rPr>
+        <w:t>Input</w:t>
+      </w:r>
+      <w:r>
+        <w:rPr>
+          <w:b w:val="0"/>
+        </w:rPr>
+        <w:t xml:space="preserve"> → </w:t>
+      </w:r>
+      <w:r>
+        <w:rPr>
+          <w:b/>
+        </w:rPr>
+        <w:t>Process</w:t>
+      </w:r>
+      <w:r>
+        <w:rPr>
+          <w:b w:val="0"/>
+        </w:rPr>
+        <w:t xml:space="preserve"> → </w:t>
+      </w:r>
+      <w:r>
+        <w:rPr>
+          <w:b/>
+        </w:rPr>
+        <w:t>Output</w:t>
+      </w:r>
+    </w:p>
+    <w:p>
+      <w:pPr>
+        <w:spacing w:line="336" w:lineRule="auto" w:after="180"/>
+      </w:pPr>
+      <w:r>
+        <w:rPr>
+          <w:b w:val="0"/>
+        </w:rPr>
+        <w:t>Trace the information. At each stage, ask what changed and how you could test it.</w:t>
+      </w:r>
+    </w:p>
+    <w:p>
+      <w:pPr>
+        <w:spacing w:line="336" w:lineRule="auto" w:after="180"/>
+      </w:pPr>
+      <w:r>
+        <w:rPr>
+          <w:b w:val="0"/>
+        </w:rPr>
+        <w:t>Which stage could fail even when the other two are correct? Explain:</w:t>
+      </w:r>
+    </w:p>
+    <w:p>
+      <w:pPr>
+        <w:spacing w:line="336" w:lineRule="auto" w:after="180"/>
+      </w:pPr>
+      <w:r>
+        <w:rPr>
+          <w:b w:val="0"/>
+        </w:rPr>
+        <w:t xml:space="preserve">Predict first. Then check each step. A correct answer without visible reasoning is incomplete </w:t>
+      </w:r>
+      <w:r>
+        <w:rPr>
+          <w:b/>
+        </w:rPr>
+        <w:t>evidence</w:t>
+      </w:r>
+      <w:r>
+        <w:rPr>
+          <w:b w:val="0"/>
+        </w:rPr>
+        <w:t>.</w:t>
+      </w:r>
+    </w:p>
+    <w:p>
+      <w:pPr>
+        <w:spacing w:line="336" w:lineRule="auto" w:after="180"/>
+        <w:shd w:fill="F4F9FC"/>
+      </w:pPr>
+      <w:r>
+        <w:rPr>
+          <w:b w:val="0"/>
+        </w:rPr>
+        <w:t>1. Audit: quiet-room voices work; noisy-room voices often fail.</w:t>
+      </w:r>
+    </w:p>
+    <w:p>
+      <w:pPr>
+        <w:spacing w:line="336" w:lineRule="auto" w:after="180"/>
+        <w:shd w:fill="F4F9FC"/>
+      </w:pPr>
+      <w:r>
+        <w:rPr>
+          <w:b w:val="0"/>
+        </w:rPr>
+        <w:t>2. Possible causes: missing environments, microphone differences, narrow speakers.</w:t>
+      </w:r>
+    </w:p>
+    <w:p>
+      <w:pPr>
+        <w:spacing w:line="336" w:lineRule="auto" w:after="180"/>
+        <w:shd w:fill="F4F9FC"/>
+      </w:pPr>
+      <w:r>
+        <w:rPr>
+          <w:b w:val="0"/>
+        </w:rPr>
+        <w:t>3. Repair: collect consented examples across settings; remove shortcut features.</w:t>
+      </w:r>
+    </w:p>
+    <w:p>
+      <w:pPr>
+        <w:spacing w:line="336" w:lineRule="auto" w:after="180"/>
+        <w:shd w:fill="F4F9FC"/>
+      </w:pPr>
+      <w:r>
+        <w:rPr>
+          <w:b w:val="0"/>
+        </w:rPr>
+        <w:t xml:space="preserve">4. </w:t>
+      </w:r>
+      <w:r>
+        <w:rPr>
+          <w:b/>
+        </w:rPr>
+        <w:t>Retest</w:t>
+      </w:r>
+      <w:r>
+        <w:rPr>
+          <w:b w:val="0"/>
+        </w:rPr>
+        <w:t xml:space="preserve"> the same </w:t>
+      </w:r>
+      <w:r>
+        <w:rPr>
+          <w:b/>
+        </w:rPr>
+        <w:t>subgroup</w:t>
+      </w:r>
+      <w:r>
+        <w:rPr>
+          <w:b w:val="0"/>
+        </w:rPr>
+        <w:t xml:space="preserve"> cases and report before/after results.</w:t>
+      </w:r>
+    </w:p>
+    <w:p>
+      <w:pPr>
+        <w:spacing w:line="336" w:lineRule="auto" w:after="180"/>
+      </w:pPr>
+      <w:r>
+        <w:rPr>
+          <w:b w:val="0"/>
+        </w:rPr>
+        <w:t>Recalculate, retrace, or restate the reasoning in your own representation:</w:t>
+      </w:r>
+    </w:p>
+    <w:p>
+      <w:pPr>
+        <w:spacing w:line="336" w:lineRule="auto" w:after="180"/>
+        <w:shd w:fill="F5F1FB"/>
+      </w:pPr>
+      <w:r>
+        <w:rPr>
+          <w:b w:val="0"/>
+        </w:rPr>
+        <w:t xml:space="preserve">CHECK Did the </w:t>
+      </w:r>
+      <w:r>
+        <w:rPr>
+          <w:b/>
+        </w:rPr>
+        <w:t>evidence</w:t>
+      </w:r>
+      <w:r>
+        <w:rPr>
+          <w:b w:val="0"/>
+        </w:rPr>
+        <w:t xml:space="preserve"> answer the exact question? Did the total, path, or source record stay consistent?</w:t>
+      </w:r>
+    </w:p>
+    <w:p>
       <w:pPr>
         <w:pStyle w:val="Heading3"/>
       </w:pPr>
       <w:r>
-        <w:t>Explain the mechanism</w:t>
-      </w:r>
-    </w:p>
-    <w:p>
-      <w:r>
-        <w:t>Input → Process → Output</w:t>
-      </w:r>
-    </w:p>
-    <w:p>
-      <w:r>
-        <w:t>Trace the information. At each stage, ask what changed and how you could test it.</w:t>
-      </w:r>
-    </w:p>
-    <w:p>
-      <w:r>
-        <w:t>Which stage could fail even when the other two are correct? Explain:</w:t>
-      </w:r>
-    </w:p>
-    <w:p>
-      <w:r>
-        <w:t>Predict first. Then check each step. A correct answer without visible reasoning is incomplete evidence.</w:t>
-      </w:r>
-    </w:p>
-    <w:p>
-      <w:r>
-        <w:t>1. Audit: quiet-room voices work; noisy-room voices often fail.</w:t>
-      </w:r>
-    </w:p>
-    <w:p>
-      <w:r>
-        <w:t>2. Possible causes: missing environments, microphone differences, narrow speakers.</w:t>
-      </w:r>
-    </w:p>
-    <w:p>
-      <w:r>
-        <w:t>3. Repair: collect consented examples across settings; remove shortcut features.</w:t>
-      </w:r>
-    </w:p>
-    <w:p>
-      <w:r>
-        <w:t>4. Retest the same subgroup cases and report before/after results.</w:t>
-      </w:r>
-    </w:p>
-    <w:p>
-      <w:r>
-        <w:t>Recalculate, retrace, or restate the reasoning in your own representation:</w:t>
-      </w:r>
-    </w:p>
-    <w:p>
-      <w:r>
-        <w:t>CHECK Did the evidence answer the exact question? Did the total, path, or source record stay consistent?</w:t>
+        <w:t>Concrete teaching case</w:t>
       </w:r>
     </w:p>
     <w:p>
@@ -569,16 +996,44 @@
         <w:pStyle w:val="Heading3"/>
       </w:pPr>
       <w:r>
-        <w:t>Concrete teaching case</w:t>
-      </w:r>
-    </w:p>
-    <w:p>
-      <w:r>
-        <w:t>Training has eighteen adventure readers and two poetry readers; many intended users prefer poetry.</w:t>
-      </w:r>
-    </w:p>
-    <w:p>
-      <w:r>
+        <w:t>The teaching case</w:t>
+      </w:r>
+    </w:p>
+    <w:p>
+      <w:pPr>
+        <w:spacing w:line="336" w:lineRule="auto" w:after="180"/>
+        <w:shd w:fill="F1F6FC"/>
+      </w:pPr>
+      <w:r>
+        <w:rPr>
+          <w:b/>
+        </w:rPr>
+        <w:t>Training</w:t>
+      </w:r>
+      <w:r>
+        <w:rPr>
+          <w:b w:val="0"/>
+        </w:rPr>
+        <w:t xml:space="preserve"> has eighteen adventure readers and two poetry readers; many intended users prefer poetry.</w:t>
+      </w:r>
+    </w:p>
+    <w:p>
+      <w:pPr>
+        <w:pStyle w:val="Heading3"/>
+      </w:pPr>
+      <w:r>
+        <w:t>The teaching case</w:t>
+      </w:r>
+    </w:p>
+    <w:p>
+      <w:pPr>
+        <w:spacing w:line="336" w:lineRule="auto" w:after="180"/>
+        <w:shd w:fill="F1F6FC"/>
+      </w:pPr>
+      <w:r>
+        <w:rPr>
+          <w:b w:val="0"/>
+        </w:rPr>
         <w:t>Propose repair and evaluation.</w:t>
       </w:r>
     </w:p>
@@ -591,7 +1046,22 @@
       </w:r>
     </w:p>
     <w:p>
-      <w:r>
+      <w:pPr>
+        <w:pStyle w:val="Heading3"/>
+      </w:pPr>
+      <w:r>
+        <w:t>Why the result follows</w:t>
+      </w:r>
+    </w:p>
+    <w:p>
+      <w:pPr>
+        <w:spacing w:line="336" w:lineRule="auto" w:after="180"/>
+        <w:shd w:fill="F1F6FC"/>
+      </w:pPr>
+      <w:r>
+        <w:rPr>
+          <w:b w:val="0"/>
+        </w:rPr>
         <w:t>Collect varied relevant poetry examples with consistent labels. Compare both interests on separate evaluation cases before and after repair.</w:t>
       </w:r>
     </w:p>
@@ -604,13 +1074,47 @@
       </w:r>
     </w:p>
     <w:p>
-      <w:r>
-        <w:t>A fictional poll has 8 Yes among 10 club respondents and 2 Yes among 10 other respondents. If only club members are surveyed, an 80 percent result misses a group with a different pattern. Examine who is included before treating a larger sample as better.</w:t>
-      </w:r>
-    </w:p>
-    <w:p>
-      <w:r>
-        <w:t>The combined observed sample has 50 percent Yes. This is not automatically a population estimate: we also need to know how the groups were selected and how many people each represents. Do not average percentages without considering their denominators.</w:t>
+      <w:pPr>
+        <w:spacing w:line="336" w:lineRule="auto" w:after="180"/>
+      </w:pPr>
+      <w:r>
+        <w:rPr>
+          <w:b w:val="0"/>
+        </w:rPr>
+        <w:t>A fictional poll has 8 Yes among 10 club respondents and 2 Yes among 10 other respondents. If only club members are surveyed, an 80 percent result misses a group with a different pattern.</w:t>
+      </w:r>
+    </w:p>
+    <w:p>
+      <w:pPr>
+        <w:spacing w:line="336" w:lineRule="auto" w:after="180"/>
+      </w:pPr>
+      <w:r>
+        <w:rPr>
+          <w:b w:val="0"/>
+        </w:rPr>
+        <w:t>Examine who is included before treating a larger sample as better.</w:t>
+      </w:r>
+    </w:p>
+    <w:p>
+      <w:pPr>
+        <w:spacing w:line="336" w:lineRule="auto" w:after="180"/>
+      </w:pPr>
+      <w:r>
+        <w:rPr>
+          <w:b w:val="0"/>
+        </w:rPr>
+        <w:t>The combined observed sample has 50 percent Yes. This is not automatically a population estimate: we also need to know how the groups were selected and how many people each represents.</w:t>
+      </w:r>
+    </w:p>
+    <w:p>
+      <w:pPr>
+        <w:spacing w:line="336" w:lineRule="auto" w:after="180"/>
+      </w:pPr>
+      <w:r>
+        <w:rPr>
+          <w:b w:val="0"/>
+        </w:rPr>
+        <w:t>Do not average percentages without considering their denominators.</w:t>
       </w:r>
     </w:p>
     <w:p>
@@ -754,8 +1258,37 @@
       </w:r>
     </w:p>
     <w:p>
-      <w:r>
-        <w:t>Use the complete worked example below before asking learners to complete W2. Reveal a small part, invite a prediction, then explain the deciding step. These teacher notes contain solutions; do not reveal the independent case answer during modelling.</w:t>
+      <w:pPr>
+        <w:spacing w:line="336" w:lineRule="auto" w:after="180"/>
+      </w:pPr>
+      <w:r>
+        <w:rPr>
+          <w:b w:val="0"/>
+        </w:rPr>
+        <w:t xml:space="preserve">Use the complete worked example below before asking learners to complete W2. Reveal a small part, invite a </w:t>
+      </w:r>
+      <w:r>
+        <w:rPr>
+          <w:b/>
+        </w:rPr>
+        <w:t>prediction</w:t>
+      </w:r>
+      <w:r>
+        <w:rPr>
+          <w:b w:val="0"/>
+        </w:rPr>
+        <w:t>, then explain the deciding step.</w:t>
+      </w:r>
+    </w:p>
+    <w:p>
+      <w:pPr>
+        <w:spacing w:line="336" w:lineRule="auto" w:after="180"/>
+      </w:pPr>
+      <w:r>
+        <w:rPr>
+          <w:b w:val="0"/>
+        </w:rPr>
+        <w:t>These teacher notes contain solutions; do not reveal the independent case answer during modelling.</w:t>
       </w:r>
     </w:p>
     <w:p>
@@ -899,7 +1432,13 @@
       </w:tr>
     </w:tbl>
     <w:p>
-      <w:r>
+      <w:pPr>
+        <w:spacing w:line="336" w:lineRule="auto" w:after="180"/>
+      </w:pPr>
+      <w:r>
+        <w:rPr>
+          <w:b w:val="0"/>
+        </w:rPr>
         <w:t>Use the diagram and verbal explanation together. Ask learners to match a sentence to a specific visual step; do not assign learners fixed visual or auditory learning styles.</w:t>
       </w:r>
     </w:p>
@@ -912,7 +1451,13 @@
       </w:r>
     </w:p>
     <w:p>
-      <w:r>
+      <w:pPr>
+        <w:spacing w:line="336" w:lineRule="auto" w:after="180"/>
+      </w:pPr>
+      <w:r>
+        <w:rPr>
+          <w:b w:val="0"/>
+        </w:rPr>
         <w:t>A fictional school polls learners about adding comic recommendations.</w:t>
       </w:r>
     </w:p>
@@ -925,12 +1470,42 @@
       </w:r>
     </w:p>
     <w:p>
-      <w:r>
+      <w:pPr>
+        <w:pStyle w:val="Heading3"/>
+      </w:pPr>
+      <w:r>
+        <w:t>Supplied facts</w:t>
+      </w:r>
+    </w:p>
+    <w:p>
+      <w:pPr>
+        <w:spacing w:line="336" w:lineRule="auto" w:after="180"/>
+        <w:shd w:fill="F1F6FC"/>
+      </w:pPr>
+      <w:r>
+        <w:rPr>
+          <w:b w:val="0"/>
+        </w:rPr>
         <w:t>Library-club respondents: 12 Yes out of 15. Other respondents: 3 Yes out of 15.</w:t>
       </w:r>
     </w:p>
     <w:p>
-      <w:r>
+      <w:pPr>
+        <w:pStyle w:val="Heading3"/>
+      </w:pPr>
+      <w:r>
+        <w:t>Supplied facts</w:t>
+      </w:r>
+    </w:p>
+    <w:p>
+      <w:pPr>
+        <w:spacing w:line="336" w:lineRule="auto" w:after="180"/>
+        <w:shd w:fill="F1F6FC"/>
+      </w:pPr>
+      <w:r>
+        <w:rPr>
+          <w:b w:val="0"/>
+        </w:rPr>
         <w:t>The full grade has 30 club members and 90 others. These respondents were volunteers, not random selections.</w:t>
       </w:r>
     </w:p>
@@ -1152,20 +1727,98 @@
       </w:r>
     </w:p>
     <w:p>
-      <w:r>
-        <w:t>The combined respondent result gives club members more influence than their share of the grade. A weighted illustration using 25% and 75% gives 0.25×80%+0.75×20%=35%, but volunteers may differ within each group, so weighting alone does not establish the true grade preference. Improve the collection process rather than announcing the weighted number as fact.</w:t>
-      </w:r>
-    </w:p>
-    <w:p>
       <w:pPr>
         <w:pStyle w:val="Heading3"/>
       </w:pPr>
       <w:r>
+        <w:t>Why the result follows</w:t>
+      </w:r>
+    </w:p>
+    <w:p>
+      <w:pPr>
+        <w:spacing w:line="336" w:lineRule="auto" w:after="180"/>
+        <w:shd w:fill="F1F6FC"/>
+      </w:pPr>
+      <w:r>
+        <w:rPr>
+          <w:b w:val="0"/>
+        </w:rPr>
+        <w:t>The combined respondent result gives club members more influence than their share of the grade.</w:t>
+      </w:r>
+    </w:p>
+    <w:p>
+      <w:pPr>
+        <w:spacing w:line="336" w:lineRule="auto" w:after="180"/>
+        <w:shd w:fill="F1F6FC"/>
+      </w:pPr>
+      <w:r>
+        <w:rPr>
+          <w:b w:val="0"/>
+        </w:rPr>
+        <w:t>A weighted illustration using 25% and 75% gives 0.25×</w:t>
+      </w:r>
+      <w:r>
+        <w:rPr>
+          <w:b/>
+        </w:rPr>
+        <w:t>80%</w:t>
+      </w:r>
+      <w:r>
+        <w:rPr>
+          <w:b w:val="0"/>
+        </w:rPr>
+        <w:t>+0.75×20%=35%, but volunteers may differ within each group, so weighting alone does not establish the true grade preference.</w:t>
+      </w:r>
+    </w:p>
+    <w:p>
+      <w:pPr>
+        <w:spacing w:line="336" w:lineRule="auto" w:after="180"/>
+        <w:shd w:fill="F1F6FC"/>
+      </w:pPr>
+      <w:r>
+        <w:rPr>
+          <w:b w:val="0"/>
+        </w:rPr>
+        <w:t xml:space="preserve">Improve the collection </w:t>
+      </w:r>
+      <w:r>
+        <w:rPr>
+          <w:b/>
+        </w:rPr>
+        <w:t>process</w:t>
+      </w:r>
+      <w:r>
+        <w:rPr>
+          <w:b w:val="0"/>
+        </w:rPr>
+        <w:t xml:space="preserve"> rather than announcing the weighted number as fact.</w:t>
+      </w:r>
+    </w:p>
+    <w:p>
+      <w:pPr>
+        <w:pStyle w:val="Heading3"/>
+      </w:pPr>
+      <w:r>
         <w:t>What this example does not establish</w:t>
       </w:r>
     </w:p>
     <w:p>
-      <w:r>
+      <w:pPr>
+        <w:pStyle w:val="Heading3"/>
+      </w:pPr>
+      <w:r>
+        <w:t>Keep the stated limit</w:t>
+      </w:r>
+    </w:p>
+    <w:p>
+      <w:pPr>
+        <w:spacing w:line="336" w:lineRule="auto" w:after="180"/>
+        <w:shd w:fill="FFF5E6"/>
+      </w:pPr>
+      <w:r>
+        <w:rPr>
+          <w:b w:val="0"/>
+        </w:rPr>
         <w:t>Neither raw nor weighted volunteer rates prove the whole grade’s opinion; privacy and consent rules still apply.</w:t>
       </w:r>
     </w:p>
@@ -1178,17 +1831,68 @@
       </w:r>
     </w:p>
     <w:p>
-      <w:r>
+      <w:pPr>
+        <w:pStyle w:val="Heading3"/>
+      </w:pPr>
+      <w:r>
+        <w:t>Change one thing</w:t>
+      </w:r>
+    </w:p>
+    <w:p>
+      <w:pPr>
+        <w:spacing w:line="336" w:lineRule="auto" w:after="180"/>
+        <w:shd w:fill="F5F1FB"/>
+      </w:pPr>
+      <w:r>
+        <w:rPr>
+          <w:b w:val="0"/>
+        </w:rPr>
         <w:t>Change: Recruit more club volunteers only.</w:t>
       </w:r>
     </w:p>
     <w:p>
-      <w:r>
-        <w:t>Prediction: Sample size increases without fixing missing representation of other learners.</w:t>
-      </w:r>
-    </w:p>
-    <w:p>
-      <w:r>
+      <w:pPr>
+        <w:pStyle w:val="Heading3"/>
+      </w:pPr>
+      <w:r>
+        <w:t>Predicted result</w:t>
+      </w:r>
+    </w:p>
+    <w:p>
+      <w:pPr>
+        <w:spacing w:line="336" w:lineRule="auto" w:after="180"/>
+        <w:shd w:fill="F1F6FC"/>
+      </w:pPr>
+      <w:r>
+        <w:rPr>
+          <w:b/>
+        </w:rPr>
+        <w:t>Prediction</w:t>
+      </w:r>
+      <w:r>
+        <w:rPr>
+          <w:b w:val="0"/>
+        </w:rPr>
+        <w:t>: Sample size increases without fixing missing representation of other learners.</w:t>
+      </w:r>
+    </w:p>
+    <w:p>
+      <w:pPr>
+        <w:pStyle w:val="Heading3"/>
+      </w:pPr>
+      <w:r>
+        <w:t>Why the result follows</w:t>
+      </w:r>
+    </w:p>
+    <w:p>
+      <w:pPr>
+        <w:spacing w:line="336" w:lineRule="auto" w:after="180"/>
+        <w:shd w:fill="F1F6FC"/>
+      </w:pPr>
+      <w:r>
+        <w:rPr>
+          <w:b w:val="0"/>
+        </w:rPr>
         <w:t>Reason: The added respondents come from the already overrepresented group.</w:t>
       </w:r>
     </w:p>
@@ -1201,8 +1905,57 @@
       </w:r>
     </w:p>
     <w:p>
-      <w:r>
-        <w:t>Cover the result. Ask learners to name the inputs and predict the next step. Uncover one step, connect the icon to the actual procedure, and explain its evidence. Then change the supplied condition and compare. The picture is a representation; it does not document execution of a real AI model.</w:t>
+      <w:pPr>
+        <w:pStyle w:val="Heading3"/>
+      </w:pPr>
+      <w:r>
+        <w:t>Ask while showing the picture · 1</w:t>
+      </w:r>
+    </w:p>
+    <w:p>
+      <w:pPr>
+        <w:spacing w:line="336" w:lineRule="auto" w:after="180"/>
+      </w:pPr>
+      <w:r>
+        <w:rPr>
+          <w:b w:val="0"/>
+        </w:rPr>
+        <w:t xml:space="preserve">Cover the result. Ask learners to name the </w:t>
+      </w:r>
+      <w:r>
+        <w:rPr>
+          <w:b/>
+        </w:rPr>
+        <w:t>input</w:t>
+      </w:r>
+      <w:r>
+        <w:rPr>
+          <w:b w:val="0"/>
+        </w:rPr>
+        <w:t xml:space="preserve">s and predict the next step. Uncover one step, connect the icon to the actual procedure, and explain its </w:t>
+      </w:r>
+      <w:r>
+        <w:rPr>
+          <w:b/>
+        </w:rPr>
+        <w:t>evidence</w:t>
+      </w:r>
+      <w:r>
+        <w:rPr>
+          <w:b w:val="0"/>
+        </w:rPr>
+        <w:t>. Then change the supplied condition and compare.</w:t>
+      </w:r>
+    </w:p>
+    <w:p>
+      <w:pPr>
+        <w:spacing w:line="336" w:lineRule="auto" w:after="180"/>
+      </w:pPr>
+      <w:r>
+        <w:rPr>
+          <w:b w:val="0"/>
+        </w:rPr>
+        <w:t>The picture is a representation; it does not document execution of a real AI model.</w:t>
       </w:r>
     </w:p>
     <w:p>
@@ -1214,11 +1967,16 @@
       </w:r>
     </w:p>
     <w:p>
+      <w:r>
+        <w:t>Demonstrate Repair Bias in Data, reduce support deliberately and check individual reasoning before discussing answers.</w:t>
+      </w:r>
+    </w:p>
+    <w:p>
       <w:pPr>
         <w:pStyle w:val="Heading3"/>
       </w:pPr>
       <w:r>
-        <w:t>Demonstrate and guide practice</w:t>
+        <w:t>Board sequence</w:t>
       </w:r>
     </w:p>
     <w:p>
@@ -1226,26 +1984,102 @@
         <w:pStyle w:val="Heading3"/>
       </w:pPr>
       <w:r>
-        <w:t>Board sequence</w:t>
-      </w:r>
-    </w:p>
-    <w:p>
-      <w:r>
-        <w:t>Write the given facts: Training has eighteen adventure readers and two poetry readers; many intended users prefer poetry.</w:t>
-      </w:r>
-    </w:p>
-    <w:p>
-      <w:r>
+        <w:t>1. Put the facts on the board</w:t>
+      </w:r>
+    </w:p>
+    <w:p>
+      <w:pPr>
+        <w:spacing w:line="336" w:lineRule="auto" w:after="180"/>
+        <w:shd w:fill="F4F9FC"/>
+      </w:pPr>
+      <w:r>
+        <w:rPr>
+          <w:b w:val="0"/>
+        </w:rPr>
+        <w:t xml:space="preserve">Write the given facts: </w:t>
+      </w:r>
+      <w:r>
+        <w:rPr>
+          <w:b/>
+        </w:rPr>
+        <w:t>Training</w:t>
+      </w:r>
+      <w:r>
+        <w:rPr>
+          <w:b w:val="0"/>
+        </w:rPr>
+        <w:t xml:space="preserve"> has eighteen adventure readers and two poetry readers; many intended users prefer poetry.</w:t>
+      </w:r>
+    </w:p>
+    <w:p>
+      <w:pPr>
+        <w:pStyle w:val="Heading3"/>
+      </w:pPr>
+      <w:r>
+        <w:t>2. State the decision to explain</w:t>
+      </w:r>
+    </w:p>
+    <w:p>
+      <w:pPr>
+        <w:spacing w:line="336" w:lineRule="auto" w:after="180"/>
+        <w:shd w:fill="F4F9FC"/>
+      </w:pPr>
+      <w:r>
+        <w:rPr>
+          <w:b w:val="0"/>
+        </w:rPr>
         <w:t>Write the question to explain: Propose repair and evaluation.</w:t>
       </w:r>
     </w:p>
     <w:p>
-      <w:r>
-        <w:t>Reveal after predictions: Collect varied relevant poetry examples with consistent labels. Compare both interests on separate evaluation cases before and after repair.</w:t>
-      </w:r>
-    </w:p>
-    <w:p>
-      <w:r>
+      <w:pPr>
+        <w:pStyle w:val="Heading3"/>
+      </w:pPr>
+      <w:r>
+        <w:t>3. Reveal the worked reasoning</w:t>
+      </w:r>
+    </w:p>
+    <w:p>
+      <w:pPr>
+        <w:spacing w:line="336" w:lineRule="auto" w:after="180"/>
+        <w:shd w:fill="F1F6FC"/>
+      </w:pPr>
+      <w:r>
+        <w:rPr>
+          <w:b w:val="0"/>
+        </w:rPr>
+        <w:t xml:space="preserve">Reveal after </w:t>
+      </w:r>
+      <w:r>
+        <w:rPr>
+          <w:b/>
+        </w:rPr>
+        <w:t>prediction</w:t>
+      </w:r>
+      <w:r>
+        <w:rPr>
+          <w:b w:val="0"/>
+        </w:rPr>
+        <w:t>s: Collect varied relevant poetry examples with consistent labels. Compare both interests on separate evaluation cases before and after repair.</w:t>
+      </w:r>
+    </w:p>
+    <w:p>
+      <w:pPr>
+        <w:pStyle w:val="Heading3"/>
+      </w:pPr>
+      <w:r>
+        <w:t>Hold back the independent task</w:t>
+      </w:r>
+    </w:p>
+    <w:p>
+      <w:pPr>
+        <w:spacing w:line="336" w:lineRule="auto" w:after="180"/>
+        <w:shd w:fill="F5F1FB"/>
+      </w:pPr>
+      <w:r>
+        <w:rPr>
+          <w:b w:val="0"/>
+        </w:rPr>
         <w:t>Keep for an independent attempt: A dataset has 18 adventure readers and 2 poetry readers. A recommender ignores poetry preferences. What would you inspect and test after a repair?</w:t>
       </w:r>
     </w:p>
@@ -1258,23 +2092,77 @@
       </w:r>
     </w:p>
     <w:p>
-      <w:r>
+      <w:pPr>
+        <w:pStyle w:val="Heading3"/>
+      </w:pPr>
+      <w:r>
+        <w:t>Ask the class</w:t>
+      </w:r>
+    </w:p>
+    <w:p>
+      <w:pPr>
+        <w:spacing w:line="336" w:lineRule="auto" w:after="180"/>
+        <w:shd w:fill="F5F1FB"/>
+      </w:pPr>
+      <w:r>
+        <w:rPr>
+          <w:b w:val="0"/>
+        </w:rPr>
         <w:t>Ask: Which facts are given, and which would we have to assume? Learners mark relevant details before discussing answers.</w:t>
       </w:r>
     </w:p>
     <w:p>
-      <w:r>
+      <w:pPr>
+        <w:pStyle w:val="Heading3"/>
+      </w:pPr>
+      <w:r>
+        <w:t>Language to model</w:t>
+      </w:r>
+    </w:p>
+    <w:p>
+      <w:pPr>
+        <w:spacing w:line="336" w:lineRule="auto" w:after="180"/>
+        <w:shd w:fill="F1F6F8"/>
+      </w:pPr>
+      <w:r>
+        <w:rPr>
+          <w:b w:val="0"/>
+        </w:rPr>
         <w:t>Say: Predict first. Show the rule, information path or calculation that would produce the result. A correct guess is not yet an explanation.</w:t>
       </w:r>
     </w:p>
     <w:p>
-      <w:r>
+      <w:pPr>
+        <w:spacing w:line="336" w:lineRule="auto" w:after="180"/>
+      </w:pPr>
+      <w:r>
+        <w:rPr>
+          <w:b w:val="0"/>
+        </w:rPr>
         <w:t>Reveal reasoning one step at a time. Explain why a tempting alternative fails. Write units and denominators for arithmetic, trace conditions for decisions, and identify supporting sources for claims.</w:t>
       </w:r>
     </w:p>
     <w:p>
-      <w:r>
-        <w:t>In pairs, one learner solves while the other checks evidence; exchange roles. Remove the worked answer before independent assessment.</w:t>
+      <w:pPr>
+        <w:spacing w:line="336" w:lineRule="auto" w:after="180"/>
+      </w:pPr>
+      <w:r>
+        <w:rPr>
+          <w:b w:val="0"/>
+        </w:rPr>
+        <w:t xml:space="preserve">In pairs, one learner solves while the other checks </w:t>
+      </w:r>
+      <w:r>
+        <w:rPr>
+          <w:b/>
+        </w:rPr>
+        <w:t>evidence</w:t>
+      </w:r>
+      <w:r>
+        <w:rPr>
+          <w:b w:val="0"/>
+        </w:rPr>
+        <w:t>; exchange roles. Remove the worked answer before independent assessment.</w:t>
       </w:r>
     </w:p>
     <w:p>
@@ -1286,7 +2174,13 @@
       </w:r>
     </w:p>
     <w:p>
-      <w:r>
+      <w:pPr>
+        <w:spacing w:line="336" w:lineRule="auto" w:after="180"/>
+      </w:pPr>
+      <w:r>
+        <w:rPr>
+          <w:b w:val="0"/>
+        </w:rPr>
         <w:t>74/100 = 74 percent. The sample is dominated by club respondents. Exit: No. Existing interest could influence club membership, and other factors may differ.</w:t>
       </w:r>
     </w:p>
@@ -1519,18 +2413,77 @@
       </w:r>
     </w:p>
     <w:p>
-      <w:r>
+      <w:pPr>
+        <w:pStyle w:val="Heading3"/>
+      </w:pPr>
+      <w:r>
+        <w:t>Completion practice</w:t>
+      </w:r>
+    </w:p>
+    <w:p>
+      <w:pPr>
+        <w:spacing w:line="336" w:lineRule="auto" w:after="180"/>
+        <w:shd w:fill="F5F1FB"/>
+      </w:pPr>
+      <w:r>
+        <w:rPr>
+          <w:b w:val="0"/>
+        </w:rPr>
         <w:t>Completion task: Group A has 3 Yes of 4 and B has 2 Yes of 6. Find the combined proportion.</w:t>
       </w:r>
     </w:p>
     <w:p>
-      <w:r>
+      <w:pPr>
+        <w:pStyle w:val="Heading3"/>
+      </w:pPr>
+      <w:r>
+        <w:t>Reasoning to listen for</w:t>
+      </w:r>
+    </w:p>
+    <w:p>
+      <w:pPr>
+        <w:spacing w:line="336" w:lineRule="auto" w:after="180"/>
+        <w:shd w:fill="F1F6FC"/>
+      </w:pPr>
+      <w:r>
+        <w:rPr>
+          <w:b w:val="0"/>
+        </w:rPr>
         <w:t>Teacher check: 5/10 = 50 percent. The unweighted average of 75 percent and about 33.3 percent is not the combined sample rate.</w:t>
       </w:r>
     </w:p>
     <w:p>
-      <w:r>
-        <w:t>Start by identifying the given inputs together. Leave the intermediate steps blank. If needed, model one step, then withdraw that help on the next step. Move to a full trace only when the partial trace is understood. For partners, alternate explainer and checker; collect a response from every learner before discussion.</w:t>
+      <w:pPr>
+        <w:spacing w:line="336" w:lineRule="auto" w:after="180"/>
+      </w:pPr>
+      <w:r>
+        <w:rPr>
+          <w:b w:val="0"/>
+        </w:rPr>
+        <w:t xml:space="preserve">Start by identifying the given </w:t>
+      </w:r>
+      <w:r>
+        <w:rPr>
+          <w:b/>
+        </w:rPr>
+        <w:t>input</w:t>
+      </w:r>
+      <w:r>
+        <w:rPr>
+          <w:b w:val="0"/>
+        </w:rPr>
+        <w:t>s together. Leave the intermediate steps blank. If needed, model one step, then withdraw that help on the next step. Move to a full trace only when the partial trace is understood.</w:t>
+      </w:r>
+    </w:p>
+    <w:p>
+      <w:pPr>
+        <w:spacing w:line="336" w:lineRule="auto" w:after="180"/>
+      </w:pPr>
+      <w:r>
+        <w:rPr>
+          <w:b w:val="0"/>
+        </w:rPr>
+        <w:t>For partners, alternate explainer and checker; collect a response from every learner before discussion.</w:t>
       </w:r>
     </w:p>
     <w:p>
@@ -1542,18 +2495,37 @@
       </w:r>
     </w:p>
     <w:p>
-      <w:r>
-        <w:t>Use the worked case for Selection bias and coverage. Proposed explanation: “A successful run proves the conclusion”. Decide whether this explanation is supported. Point to the step or supplied fact that decides; explain your repair if needed.</w:t>
-      </w:r>
-    </w:p>
-    <w:p>
-      <w:r>
-        <w:t>Expected correction: Group differences suggest that coverage matters, but do not explain why choices differ. Small group counts also make percentages unstable. Use neutral group labels in fictional data rather than personal or sensitive attributes.</w:t>
-      </w:r>
-    </w:p>
-    <w:p>
-      <w:r>
-        <w:t>Collect explanations, not only yes/no votes. If a misunderstanding is common, re-model the relevant step for the class. If it affects a few learners, give a short targeted group explanation while others solve a more demanding variation.</w:t>
+      <w:pPr>
+        <w:spacing w:line="336" w:lineRule="auto" w:after="180"/>
+      </w:pPr>
+      <w:r>
+        <w:rPr>
+          <w:b w:val="0"/>
+        </w:rPr>
+        <w:t xml:space="preserve">Use the worked case for </w:t>
+      </w:r>
+      <w:r>
+        <w:rPr>
+          <w:b/>
+        </w:rPr>
+        <w:t>Selection bias</w:t>
+      </w:r>
+      <w:r>
+        <w:rPr>
+          <w:b w:val="0"/>
+        </w:rPr>
+        <w:t xml:space="preserve"> and coverage. Proposed explanation: “A successful run proves the conclusion”. Decide whether this explanation is supported.</w:t>
+      </w:r>
+    </w:p>
+    <w:p>
+      <w:pPr>
+        <w:spacing w:line="336" w:lineRule="auto" w:after="180"/>
+      </w:pPr>
+      <w:r>
+        <w:rPr>
+          <w:b w:val="0"/>
+        </w:rPr>
+        <w:t>Point to the step or supplied fact that decides; explain your repair if needed.</w:t>
       </w:r>
     </w:p>
     <w:p>
@@ -1561,11 +2533,72 @@
         <w:pStyle w:val="Heading3"/>
       </w:pPr>
       <w:r>
+        <w:t>Expected repair</w:t>
+      </w:r>
+    </w:p>
+    <w:p>
+      <w:pPr>
+        <w:spacing w:line="336" w:lineRule="auto" w:after="180"/>
+        <w:shd w:fill="F1F6FC"/>
+      </w:pPr>
+      <w:r>
+        <w:rPr>
+          <w:b w:val="0"/>
+        </w:rPr>
+        <w:t>Expected correction: Group differences suggest that coverage matters, but do not explain why choices differ. Small group counts also make percentages unstable.</w:t>
+      </w:r>
+    </w:p>
+    <w:p>
+      <w:pPr>
+        <w:spacing w:line="336" w:lineRule="auto" w:after="180"/>
+        <w:shd w:fill="F1F6FC"/>
+      </w:pPr>
+      <w:r>
+        <w:rPr>
+          <w:b w:val="0"/>
+        </w:rPr>
+        <w:t>Use neutral group labels in fictional data rather than personal or sensitive attributes.</w:t>
+      </w:r>
+    </w:p>
+    <w:p>
+      <w:pPr>
+        <w:spacing w:line="336" w:lineRule="auto" w:after="180"/>
+      </w:pPr>
+      <w:r>
+        <w:rPr>
+          <w:b w:val="0"/>
+        </w:rPr>
+        <w:t>Collect explanations, not only yes/no votes. If a misunderstanding is common, re-model the relevant step for the class.</w:t>
+      </w:r>
+    </w:p>
+    <w:p>
+      <w:pPr>
+        <w:spacing w:line="336" w:lineRule="auto" w:after="180"/>
+      </w:pPr>
+      <w:r>
+        <w:rPr>
+          <w:b w:val="0"/>
+        </w:rPr>
+        <w:t>If it affects a few learners, give a short targeted group explanation while others solve a more demanding variation.</w:t>
+      </w:r>
+    </w:p>
+    <w:p>
+      <w:pPr>
+        <w:pStyle w:val="Heading3"/>
+      </w:pPr>
+      <w:r>
         <w:t>Pictorial practice question</w:t>
       </w:r>
     </w:p>
     <w:p>
-      <w:r>
+      <w:pPr>
+        <w:spacing w:line="336" w:lineRule="auto" w:after="180"/>
+        <w:shd w:fill="F5F1FB"/>
+      </w:pPr>
+      <w:r>
+        <w:rPr>
+          <w:b w:val="0"/>
+        </w:rPr>
         <w:t>Why must 35% be labelled an illustration rather than the measured grade-wide Yes rate?</w:t>
       </w:r>
     </w:p>
@@ -1578,18 +2611,60 @@
       </w:r>
     </w:p>
     <w:p>
-      <w:r>
+      <w:pPr>
+        <w:spacing w:line="336" w:lineRule="auto" w:after="180"/>
+      </w:pPr>
+      <w:r>
+        <w:rPr>
+          <w:b w:val="0"/>
+        </w:rPr>
         <w:t>It assumes each volunteer group rate represents its whole group; that assumption has not been established.</w:t>
       </w:r>
     </w:p>
     <w:p>
-      <w:r>
+      <w:pPr>
+        <w:spacing w:line="336" w:lineRule="auto" w:after="180"/>
+      </w:pPr>
+      <w:r>
+        <w:rPr>
+          <w:b w:val="0"/>
+        </w:rPr>
         <w:t>Changed-case reasoning: Sample size increases without fixing missing representation of other learners. The added respondents come from the already overrepresented group.</w:t>
       </w:r>
     </w:p>
     <w:p>
-      <w:r>
-        <w:t>Collect each learner’s explanation before discussion. Use the first missing connection between input, deciding step and result to choose support. This question is worked-case practice, not fresh mastery evidence.</w:t>
+      <w:pPr>
+        <w:spacing w:line="336" w:lineRule="auto" w:after="180"/>
+      </w:pPr>
+      <w:r>
+        <w:rPr>
+          <w:b w:val="0"/>
+        </w:rPr>
+        <w:t xml:space="preserve">Collect each learner’s explanation before discussion. Use the first missing connection between </w:t>
+      </w:r>
+      <w:r>
+        <w:rPr>
+          <w:b/>
+        </w:rPr>
+        <w:t>input</w:t>
+      </w:r>
+      <w:r>
+        <w:rPr>
+          <w:b w:val="0"/>
+        </w:rPr>
+        <w:t xml:space="preserve">, deciding step and result to choose support. This question is worked-case practice, not fresh mastery </w:t>
+      </w:r>
+      <w:r>
+        <w:rPr>
+          <w:b/>
+        </w:rPr>
+        <w:t>evidence</w:t>
+      </w:r>
+      <w:r>
+        <w:rPr>
+          <w:b w:val="0"/>
+        </w:rPr>
+        <w:t>.</w:t>
       </w:r>
     </w:p>
     <w:p>
@@ -1601,54 +2676,117 @@
       </w:r>
     </w:p>
     <w:p>
+      <w:r>
+        <w:t>Run the Repair Bias in Data investigation and use the first unsupported step to choose a teaching response.</w:t>
+      </w:r>
+    </w:p>
+    <w:p>
+      <w:pPr>
+        <w:spacing w:line="336" w:lineRule="auto" w:after="180"/>
+      </w:pPr>
+      <w:r>
+        <w:rPr>
+          <w:b w:val="0"/>
+        </w:rPr>
+        <w:t>Words You Can Use to Reason</w:t>
+      </w:r>
+    </w:p>
+    <w:p>
+      <w:pPr>
+        <w:spacing w:line="336" w:lineRule="auto" w:after="180"/>
+      </w:pPr>
+      <w:r>
+        <w:rPr>
+          <w:b w:val="0"/>
+        </w:rPr>
+        <w:t>A definition matters when you can recognize the idea, use it, and contrast it with a near-miss.</w:t>
+      </w:r>
+    </w:p>
+    <w:p>
+      <w:pPr>
+        <w:spacing w:line="336" w:lineRule="auto" w:after="180"/>
+      </w:pPr>
+      <w:r>
+        <w:rPr>
+          <w:b w:val="0"/>
+        </w:rPr>
+        <w:t>Predict → Test → Record → Explain</w:t>
+      </w:r>
+    </w:p>
+    <w:p>
+      <w:pPr>
+        <w:spacing w:line="336" w:lineRule="auto" w:after="180"/>
+      </w:pPr>
+      <w:r>
+        <w:rPr>
+          <w:b w:val="0"/>
+        </w:rPr>
+        <w:t>Keep expected and actual results separate. Surprises are useful data when recorded honestly.</w:t>
+      </w:r>
+    </w:p>
+    <w:p>
+      <w:pPr>
+        <w:spacing w:line="336" w:lineRule="auto" w:after="180"/>
+      </w:pPr>
+      <w:r>
+        <w:rPr>
+          <w:b w:val="0"/>
+        </w:rPr>
+        <w:t xml:space="preserve">Given an uneven dataset, name the missing coverage, choose one repair, predict an outcome, and rerun a fixed </w:t>
+      </w:r>
+      <w:r>
+        <w:rPr>
+          <w:b/>
+        </w:rPr>
+        <w:t>subgroup</w:t>
+      </w:r>
+      <w:r>
+        <w:rPr>
+          <w:b w:val="0"/>
+        </w:rPr>
+        <w:t xml:space="preserve"> test set.</w:t>
+      </w:r>
+    </w:p>
+    <w:p>
+      <w:pPr>
+        <w:spacing w:line="336" w:lineRule="auto" w:after="180"/>
+        <w:shd w:fill="F5F1FB"/>
+      </w:pPr>
+      <w:r>
+        <w:rPr>
+          <w:b w:val="0"/>
+        </w:rPr>
+        <w:t>What did the hardest test teach you that the normal test did not?</w:t>
+      </w:r>
+    </w:p>
+    <w:p>
       <w:pPr>
         <w:pStyle w:val="Heading3"/>
       </w:pPr>
       <w:r>
-        <w:t>Run the weekly evidence lab</w:t>
-      </w:r>
-    </w:p>
-    <w:p>
-      <w:r>
-        <w:t>Words You Can Use to Reason</w:t>
-      </w:r>
-    </w:p>
-    <w:p>
-      <w:r>
-        <w:t>A definition matters when you can recognize the idea, use it, and contrast it with a near-miss.</w:t>
-      </w:r>
-    </w:p>
-    <w:p>
-      <w:r>
-        <w:t>Predict → Test → Record → Explain</w:t>
-      </w:r>
-    </w:p>
-    <w:p>
-      <w:r>
-        <w:t>Keep expected and actual results separate. Surprises are useful data when recorded honestly.</w:t>
-      </w:r>
-    </w:p>
-    <w:p>
-      <w:r>
-        <w:t>Given an uneven dataset, name the missing coverage, choose one repair, predict an outcome, and rerun a fixed subgroup test set.</w:t>
-      </w:r>
-    </w:p>
-    <w:p>
-      <w:r>
-        <w:t>What did the hardest test teach you that the normal test did not?</w:t>
-      </w:r>
-    </w:p>
-    <w:p>
-      <w:pPr>
-        <w:pStyle w:val="Heading3"/>
-      </w:pPr>
-      <w:r>
         <w:t>Make the lab runnable</w:t>
       </w:r>
     </w:p>
     <w:p>
-      <w:r>
-        <w:t>Use the concrete case as the shared normal case and the independent question as a second case. Each pair creates a boundary or missing-information case and predicts its result before testing. Keep the expected result separate from an observed mistake.</w:t>
+      <w:pPr>
+        <w:spacing w:line="336" w:lineRule="auto" w:after="180"/>
+      </w:pPr>
+      <w:r>
+        <w:rPr>
+          <w:b w:val="0"/>
+        </w:rPr>
+        <w:t>Use the concrete case as the shared normal case and the independent question as a second case. Each pair creates a boundary or missing-information case and predicts its result before testing.</w:t>
+      </w:r>
+    </w:p>
+    <w:p>
+      <w:pPr>
+        <w:spacing w:line="336" w:lineRule="auto" w:after="180"/>
+      </w:pPr>
+      <w:r>
+        <w:rPr>
+          <w:b w:val="0"/>
+        </w:rPr>
+        <w:t>Keep the expected result separate from an observed mistake.</w:t>
       </w:r>
     </w:p>
     <w:tbl>
@@ -1806,8 +2944,25 @@
       </w:r>
     </w:p>
     <w:p>
-      <w:r>
-        <w:t>For guessing, return to given facts and request a trace. For vocabulary without application, use one example and one non-example. For arithmetic errors, check the setup before the calculation. Finish with a different uncoached case before recording mastery.</w:t>
+      <w:pPr>
+        <w:spacing w:line="336" w:lineRule="auto" w:after="180"/>
+      </w:pPr>
+      <w:r>
+        <w:rPr>
+          <w:b w:val="0"/>
+        </w:rPr>
+        <w:t>For guessing, return to given facts and request a trace. For vocabulary without application, use one example and one non-example. For arithmetic errors, check the setup before the calculation.</w:t>
+      </w:r>
+    </w:p>
+    <w:p>
+      <w:pPr>
+        <w:spacing w:line="336" w:lineRule="auto" w:after="180"/>
+      </w:pPr>
+      <w:r>
+        <w:rPr>
+          <w:b w:val="0"/>
+        </w:rPr>
+        <w:t>Finish with a different uncoached case before recording mastery.</w:t>
       </w:r>
     </w:p>
     <w:p>
@@ -1819,18 +2974,82 @@
       </w:r>
     </w:p>
     <w:p>
-      <w:r>
-        <w:t>A successful run proves the conclusion: Group differences suggest that coverage matters, but do not explain why choices differ. Small group counts also make percentages unstable. Use neutral group labels in fictional data rather than personal or sensitive attributes.</w:t>
-      </w:r>
-    </w:p>
-    <w:p>
-      <w:r>
-        <w:t>Matching the example is enough: Require the new W4 case, explicit predictions and an explanation. Fresh retry: A 6/8 and B 1/2 combine to 7/10 = 70 percent, with group rates 75 and 50 percent. Require a selection limitation.</w:t>
-      </w:r>
-    </w:p>
-    <w:p>
-      <w:r>
-        <w:t>A convenient shortcut preserves meaning: Surveying another 100 people from the same undercovered source may make the sample larger without fixing the selection problem. Improve access to missing groups and record nonresponse; do not simply duplicate existing rows.</w:t>
+      <w:pPr>
+        <w:spacing w:line="336" w:lineRule="auto" w:after="180"/>
+      </w:pPr>
+      <w:r>
+        <w:rPr>
+          <w:b w:val="0"/>
+        </w:rPr>
+        <w:t>A successful run proves the conclusion: Group differences suggest that coverage matters, but do not explain why choices differ. Small group counts also make percentages unstable.</w:t>
+      </w:r>
+    </w:p>
+    <w:p>
+      <w:pPr>
+        <w:spacing w:line="336" w:lineRule="auto" w:after="180"/>
+      </w:pPr>
+      <w:r>
+        <w:rPr>
+          <w:b w:val="0"/>
+        </w:rPr>
+        <w:t>Use neutral group labels in fictional data rather than personal or sensitive attributes.</w:t>
+      </w:r>
+    </w:p>
+    <w:p>
+      <w:pPr>
+        <w:spacing w:line="336" w:lineRule="auto" w:after="180"/>
+      </w:pPr>
+      <w:r>
+        <w:rPr>
+          <w:b w:val="0"/>
+        </w:rPr>
+        <w:t xml:space="preserve">Matching the example is enough: Require the new W4 case, explicit </w:t>
+      </w:r>
+      <w:r>
+        <w:rPr>
+          <w:b/>
+        </w:rPr>
+        <w:t>prediction</w:t>
+      </w:r>
+      <w:r>
+        <w:rPr>
+          <w:b w:val="0"/>
+        </w:rPr>
+        <w:t>s and an explanation. Fresh retry: A 6/8 and B 1/2 combine to 7/10 = 70 percent, with group rates 75 and 50 percent. Require a selection limitation.</w:t>
+      </w:r>
+    </w:p>
+    <w:p>
+      <w:pPr>
+        <w:spacing w:line="336" w:lineRule="auto" w:after="180"/>
+      </w:pPr>
+      <w:r>
+        <w:rPr>
+          <w:b w:val="0"/>
+        </w:rPr>
+        <w:t>A convenient shortcut preserves meaning: Surveying another 100 people from the same undercovered source may make the sample larger without fixing the selection problem.</w:t>
+      </w:r>
+    </w:p>
+    <w:p>
+      <w:pPr>
+        <w:spacing w:line="336" w:lineRule="auto" w:after="180"/>
+      </w:pPr>
+      <w:r>
+        <w:rPr>
+          <w:b w:val="0"/>
+        </w:rPr>
+        <w:t xml:space="preserve">Improve access to missing groups and record </w:t>
+      </w:r>
+      <w:r>
+        <w:rPr>
+          <w:b/>
+        </w:rPr>
+        <w:t>nonresponse</w:t>
+      </w:r>
+      <w:r>
+        <w:rPr>
+          <w:b w:val="0"/>
+        </w:rPr>
+        <w:t>; do not simply duplicate existing rows.</w:t>
       </w:r>
     </w:p>
     <w:p>
@@ -1988,8 +3207,25 @@
       </w:tr>
     </w:tbl>
     <w:p>
-      <w:r>
-        <w:t>Offer an oral explanation, drawing, enlarged visual or fewer examples when that removes a reading/writing barrier. Keep the same reasoning goal. Stretch secure learners by changing a boundary or assumption and asking them to defend the effect, not simply by assigning more of the same questions.</w:t>
+      <w:pPr>
+        <w:spacing w:line="336" w:lineRule="auto" w:after="180"/>
+      </w:pPr>
+      <w:r>
+        <w:rPr>
+          <w:b w:val="0"/>
+        </w:rPr>
+        <w:t>Offer an oral explanation, drawing, enlarged visual or fewer examples when that removes a reading/writing barrier. Keep the same reasoning goal.</w:t>
+      </w:r>
+    </w:p>
+    <w:p>
+      <w:pPr>
+        <w:spacing w:line="336" w:lineRule="auto" w:after="180"/>
+      </w:pPr>
+      <w:r>
+        <w:rPr>
+          <w:b w:val="0"/>
+        </w:rPr>
+        <w:t>Stretch secure learners by changing a boundary or assumption and asking them to defend the effect, not simply by assigning more of the same questions.</w:t>
       </w:r>
     </w:p>
     <w:p>
@@ -2001,11 +3237,16 @@
       </w:r>
     </w:p>
     <w:p>
+      <w:r>
+        <w:t>Use the Repair Bias in Data questions, teacher keys and criteria after the relevant attempts. Previously discussed cases are practice; protect the separately selected independent task.</w:t>
+      </w:r>
+    </w:p>
+    <w:p>
       <w:pPr>
         <w:pStyle w:val="Heading3"/>
       </w:pPr>
       <w:r>
-        <w:t>Assess and explain the answers</w:t>
+        <w:t>Worked case answer</w:t>
       </w:r>
     </w:p>
     <w:p>
@@ -2013,11 +3254,18 @@
         <w:pStyle w:val="Heading3"/>
       </w:pPr>
       <w:r>
-        <w:t>Worked case answer</w:t>
-      </w:r>
-    </w:p>
-    <w:p>
-      <w:r>
+        <w:t>Teacher key · Worked case answer</w:t>
+      </w:r>
+    </w:p>
+    <w:p>
+      <w:pPr>
+        <w:spacing w:line="336" w:lineRule="auto" w:after="180"/>
+        <w:shd w:fill="F1F6FC"/>
+      </w:pPr>
+      <w:r>
+        <w:rPr>
+          <w:b w:val="0"/>
+        </w:rPr>
         <w:t>Collect varied relevant poetry examples with consistent labels. Compare both interests on separate evaluation cases before and after repair.</w:t>
       </w:r>
     </w:p>
@@ -2030,7 +3278,22 @@
       </w:r>
     </w:p>
     <w:p>
-      <w:r>
+      <w:pPr>
+        <w:pStyle w:val="Heading3"/>
+      </w:pPr>
+      <w:r>
+        <w:t>Independent question · withhold the key</w:t>
+      </w:r>
+    </w:p>
+    <w:p>
+      <w:pPr>
+        <w:spacing w:line="336" w:lineRule="auto" w:after="180"/>
+        <w:shd w:fill="F5F1FB"/>
+      </w:pPr>
+      <w:r>
+        <w:rPr>
+          <w:b w:val="0"/>
+        </w:rPr>
         <w:t>A dataset has 18 adventure readers and 2 poetry readers. A recommender ignores poetry preferences. What would you inspect and test after a repair?</w:t>
       </w:r>
     </w:p>
@@ -2043,7 +3306,22 @@
       </w:r>
     </w:p>
     <w:p>
-      <w:r>
+      <w:pPr>
+        <w:pStyle w:val="Heading3"/>
+      </w:pPr>
+      <w:r>
+        <w:t>Teacher key · Expected independent answer</w:t>
+      </w:r>
+    </w:p>
+    <w:p>
+      <w:pPr>
+        <w:spacing w:line="336" w:lineRule="auto" w:after="180"/>
+        <w:shd w:fill="F1F6FC"/>
+      </w:pPr>
+      <w:r>
+        <w:rPr>
+          <w:b w:val="0"/>
+        </w:rPr>
         <w:t>Inspect representation and recommendation results for poetry readers. Gather relevant varied examples and compare performance for both interests on separate test cases.</w:t>
       </w:r>
     </w:p>
@@ -2282,8 +3560,25 @@
       </w:tr>
     </w:tbl>
     <w:p>
-      <w:r>
-        <w:t>Use 6/8 as a classroom checkpoint, with 2 required for both Result and Reasoning. This is a proposed teaching rule, not a validated certification threshold. Do not count a coached answer as independent mastery; correct unsafe or unsupported claims regardless of total.</w:t>
+      <w:pPr>
+        <w:spacing w:line="336" w:lineRule="auto" w:after="180"/>
+      </w:pPr>
+      <w:r>
+        <w:rPr>
+          <w:b w:val="0"/>
+        </w:rPr>
+        <w:t>Use 6/8 as a classroom checkpoint, with 2 required for both Result and Reasoning. This is a proposed teaching rule, not a validated certification threshold.</w:t>
+      </w:r>
+    </w:p>
+    <w:p>
+      <w:pPr>
+        <w:spacing w:line="336" w:lineRule="auto" w:after="180"/>
+      </w:pPr>
+      <w:r>
+        <w:rPr>
+          <w:b w:val="0"/>
+        </w:rPr>
+        <w:t>Do not count a coached answer as independent mastery; correct unsafe or unsupported claims regardless of total.</w:t>
       </w:r>
     </w:p>
     <w:p>
@@ -2295,8 +3590,38 @@
       </w:r>
     </w:p>
     <w:p>
-      <w:r>
-        <w:t>Ask the learner to find the evidence that challenges this claim: “Duplicating one poetry record supplies diverse evidence.” Keep the first attempt and an uncoached retry separate.</w:t>
+      <w:pPr>
+        <w:spacing w:line="336" w:lineRule="auto" w:after="180"/>
+      </w:pPr>
+      <w:r>
+        <w:rPr>
+          <w:b w:val="0"/>
+        </w:rPr>
+        <w:t xml:space="preserve">Ask the learner to find the </w:t>
+      </w:r>
+      <w:r>
+        <w:rPr>
+          <w:b/>
+        </w:rPr>
+        <w:t>evidence</w:t>
+      </w:r>
+      <w:r>
+        <w:rPr>
+          <w:b w:val="0"/>
+        </w:rPr>
+        <w:t xml:space="preserve"> that challenges this claim: “Duplicating one poetry record supplies diverse </w:t>
+      </w:r>
+      <w:r>
+        <w:rPr>
+          <w:b/>
+        </w:rPr>
+        <w:t>evidence</w:t>
+      </w:r>
+      <w:r>
+        <w:rPr>
+          <w:b w:val="0"/>
+        </w:rPr>
+        <w:t>.” Keep the first attempt and an uncoached retry separate.</w:t>
       </w:r>
     </w:p>
     <w:p>
@@ -2308,15 +3633,42 @@
       </w:r>
     </w:p>
     <w:p>
-      <w:r>
-        <w:t>Add varied relevant poetry titles with consistent metadata, keep scoring fixed and compare results on the same validation requests by interest. Then inspect whether scoring still disadvantages poetry. Save fresh final requests and do not infer cause from suggestion counts alone.</w:t>
-      </w:r>
-    </w:p>
-    <w:p>
       <w:pPr>
         <w:pStyle w:val="Heading3"/>
       </w:pPr>
       <w:r>
+        <w:t>Teacher key · Original transfer answer</w:t>
+      </w:r>
+    </w:p>
+    <w:p>
+      <w:pPr>
+        <w:spacing w:line="336" w:lineRule="auto" w:after="180"/>
+        <w:shd w:fill="F1F6FC"/>
+      </w:pPr>
+      <w:r>
+        <w:rPr>
+          <w:b w:val="0"/>
+        </w:rPr>
+        <w:t>Add varied relevant poetry titles with consistent metadata, keep scoring fixed and compare results on the same validation requests by interest. Then inspect whether scoring still disadvantages poetry.</w:t>
+      </w:r>
+    </w:p>
+    <w:p>
+      <w:pPr>
+        <w:spacing w:line="336" w:lineRule="auto" w:after="180"/>
+        <w:shd w:fill="F1F6FC"/>
+      </w:pPr>
+      <w:r>
+        <w:rPr>
+          <w:b w:val="0"/>
+        </w:rPr>
+        <w:t>Save fresh final requests and do not infer cause from suggestion counts alone.</w:t>
+      </w:r>
+    </w:p>
+    <w:p>
+      <w:pPr>
+        <w:pStyle w:val="Heading3"/>
+      </w:pPr>
+      <w:r>
         <w:t>Explanations for the additional workbook examples</w:t>
       </w:r>
     </w:p>
@@ -2329,12 +3681,42 @@
       </w:r>
     </w:p>
     <w:p>
-      <w:r>
+      <w:pPr>
+        <w:pStyle w:val="Heading3"/>
+      </w:pPr>
+      <w:r>
+        <w:t>Workbook question · W1</w:t>
+      </w:r>
+    </w:p>
+    <w:p>
+      <w:pPr>
+        <w:spacing w:line="336" w:lineRule="auto" w:after="180"/>
+        <w:shd w:fill="F5F1FB"/>
+      </w:pPr>
+      <w:r>
+        <w:rPr>
+          <w:b w:val="0"/>
+        </w:rPr>
         <w:t>A morning-only survey claims to represent all library visitors. Which visitors may be missed?</w:t>
       </w:r>
     </w:p>
     <w:p>
-      <w:r>
+      <w:pPr>
+        <w:pStyle w:val="Heading3"/>
+      </w:pPr>
+      <w:r>
+        <w:t>Teacher reasoning · W1</w:t>
+      </w:r>
+    </w:p>
+    <w:p>
+      <w:pPr>
+        <w:spacing w:line="336" w:lineRule="auto" w:after="180"/>
+        <w:shd w:fill="F1F6FC"/>
+      </w:pPr>
+      <w:r>
+        <w:rPr>
+          <w:b w:val="0"/>
+        </w:rPr>
         <w:t>Afternoon or evening visitors, and people unable to attend in the morning.</w:t>
       </w:r>
     </w:p>
@@ -2347,12 +3729,42 @@
       </w:r>
     </w:p>
     <w:p>
-      <w:r>
+      <w:pPr>
+        <w:pStyle w:val="Heading3"/>
+      </w:pPr>
+      <w:r>
+        <w:t>Workbook question · W2</w:t>
+      </w:r>
+    </w:p>
+    <w:p>
+      <w:pPr>
+        <w:spacing w:line="336" w:lineRule="auto" w:after="180"/>
+        <w:shd w:fill="F5F1FB"/>
+      </w:pPr>
+      <w:r>
+        <w:rPr>
+          <w:b w:val="0"/>
+        </w:rPr>
         <w:t>Group A has 3 Yes of 4 and B has 2 Yes of 6. Find the combined proportion.</w:t>
       </w:r>
     </w:p>
     <w:p>
-      <w:r>
+      <w:pPr>
+        <w:pStyle w:val="Heading3"/>
+      </w:pPr>
+      <w:r>
+        <w:t>Teacher reasoning · W2</w:t>
+      </w:r>
+    </w:p>
+    <w:p>
+      <w:pPr>
+        <w:spacing w:line="336" w:lineRule="auto" w:after="180"/>
+        <w:shd w:fill="F1F6FC"/>
+      </w:pPr>
+      <w:r>
+        <w:rPr>
+          <w:b w:val="0"/>
+        </w:rPr>
         <w:t>5/10 = 50 percent. The unweighted average of 75 percent and about 33.3 percent is not the combined sample rate.</w:t>
       </w:r>
     </w:p>
@@ -2365,30 +3777,114 @@
       </w:r>
     </w:p>
     <w:p>
-      <w:r>
-        <w:t>A form is shared only in the robotics club. How can the process better cover the grade?</w:t>
-      </w:r>
-    </w:p>
-    <w:p>
-      <w:r>
-        <w:t>Use a full-grade selection frame and access channels available across groups, with a nonresponse record. State remaining limitations.</w:t>
-      </w:r>
-    </w:p>
-    <w:p>
       <w:pPr>
         <w:pStyle w:val="Heading3"/>
       </w:pPr>
       <w:r>
+        <w:t>Workbook question · W3</w:t>
+      </w:r>
+    </w:p>
+    <w:p>
+      <w:pPr>
+        <w:spacing w:line="336" w:lineRule="auto" w:after="180"/>
+        <w:shd w:fill="F5F1FB"/>
+      </w:pPr>
+      <w:r>
+        <w:rPr>
+          <w:b w:val="0"/>
+        </w:rPr>
+        <w:t xml:space="preserve">A form is shared only in the robotics club. How can the </w:t>
+      </w:r>
+      <w:r>
+        <w:rPr>
+          <w:b/>
+        </w:rPr>
+        <w:t>process</w:t>
+      </w:r>
+      <w:r>
+        <w:rPr>
+          <w:b w:val="0"/>
+        </w:rPr>
+        <w:t xml:space="preserve"> better cover the grade?</w:t>
+      </w:r>
+    </w:p>
+    <w:p>
+      <w:pPr>
+        <w:pStyle w:val="Heading3"/>
+      </w:pPr>
+      <w:r>
+        <w:t>Teacher reasoning · W3</w:t>
+      </w:r>
+    </w:p>
+    <w:p>
+      <w:pPr>
+        <w:spacing w:line="336" w:lineRule="auto" w:after="180"/>
+        <w:shd w:fill="F1F6FC"/>
+      </w:pPr>
+      <w:r>
+        <w:rPr>
+          <w:b w:val="0"/>
+        </w:rPr>
+        <w:t xml:space="preserve">Use a full-grade selection frame and access channels available across groups, with a </w:t>
+      </w:r>
+      <w:r>
+        <w:rPr>
+          <w:b/>
+        </w:rPr>
+        <w:t>nonresponse</w:t>
+      </w:r>
+      <w:r>
+        <w:rPr>
+          <w:b w:val="0"/>
+        </w:rPr>
+        <w:t xml:space="preserve"> record. State remaining limitations.</w:t>
+      </w:r>
+    </w:p>
+    <w:p>
+      <w:pPr>
+        <w:pStyle w:val="Heading3"/>
+      </w:pPr>
+      <w:r>
         <w:t>W4 Audit independently</w:t>
       </w:r>
     </w:p>
     <w:p>
-      <w:r>
+      <w:pPr>
+        <w:pStyle w:val="Heading3"/>
+      </w:pPr>
+      <w:r>
+        <w:t>Workbook question · W4</w:t>
+      </w:r>
+    </w:p>
+    <w:p>
+      <w:pPr>
+        <w:spacing w:line="336" w:lineRule="auto" w:after="180"/>
+        <w:shd w:fill="F5F1FB"/>
+      </w:pPr>
+      <w:r>
+        <w:rPr>
+          <w:b w:val="0"/>
+        </w:rPr>
         <w:t>A survey has 18 Yes of 20 club members and 2 Yes of 10 others. Compute both group rates and combined rate. Explain why 20/30 does not automatically describe the whole grade.</w:t>
       </w:r>
     </w:p>
     <w:p>
-      <w:r>
+      <w:pPr>
+        <w:pStyle w:val="Heading3"/>
+      </w:pPr>
+      <w:r>
+        <w:t>Teacher reasoning · W4</w:t>
+      </w:r>
+    </w:p>
+    <w:p>
+      <w:pPr>
+        <w:spacing w:line="336" w:lineRule="auto" w:after="180"/>
+        <w:shd w:fill="F1F6FC"/>
+      </w:pPr>
+      <w:r>
+        <w:rPr>
+          <w:b w:val="0"/>
+        </w:rPr>
         <w:t>90 percent, 20 percent and 20/30 about 66.7 percent. Group sampling proportions and response patterns may differ from the grade.</w:t>
       </w:r>
     </w:p>
@@ -2401,12 +3897,42 @@
       </w:r>
     </w:p>
     <w:p>
-      <w:r>
+      <w:pPr>
+        <w:pStyle w:val="Heading3"/>
+      </w:pPr>
+      <w:r>
+        <w:t>Workbook question · W5</w:t>
+      </w:r>
+    </w:p>
+    <w:p>
+      <w:pPr>
+        <w:spacing w:line="336" w:lineRule="auto" w:after="180"/>
+        <w:shd w:fill="F5F1FB"/>
+      </w:pPr>
+      <w:r>
+        <w:rPr>
+          <w:b w:val="0"/>
+        </w:rPr>
         <w:t>Club members favor coding more often. Does club membership necessarily cause that preference?</w:t>
       </w:r>
     </w:p>
     <w:p>
-      <w:r>
+      <w:pPr>
+        <w:pStyle w:val="Heading3"/>
+      </w:pPr>
+      <w:r>
+        <w:t>Teacher reasoning · W5</w:t>
+      </w:r>
+    </w:p>
+    <w:p>
+      <w:pPr>
+        <w:spacing w:line="336" w:lineRule="auto" w:after="180"/>
+        <w:shd w:fill="F1F6FC"/>
+      </w:pPr>
+      <w:r>
+        <w:rPr>
+          <w:b w:val="0"/>
+        </w:rPr>
         <w:t>No. Existing interest could influence club membership, and other factors may differ.</w:t>
       </w:r>
     </w:p>
@@ -2419,7 +3945,22 @@
       </w:r>
     </w:p>
     <w:p>
-      <w:r>
+      <w:pPr>
+        <w:pStyle w:val="Heading3"/>
+      </w:pPr>
+      <w:r>
+        <w:t>Independent question · withhold the key</w:t>
+      </w:r>
+    </w:p>
+    <w:p>
+      <w:pPr>
+        <w:spacing w:line="336" w:lineRule="auto" w:after="180"/>
+        <w:shd w:fill="F5F1FB"/>
+      </w:pPr>
+      <w:r>
+        <w:rPr>
+          <w:b w:val="0"/>
+        </w:rPr>
         <w:t>Selected case: A survey has 18 Yes of 20 club members and 2 Yes of 10 others. Compute both group rates and combined rate. Explain why 20/30 does not automatically describe the whole grade.</w:t>
       </w:r>
     </w:p>
@@ -2432,7 +3973,22 @@
       </w:r>
     </w:p>
     <w:p>
-      <w:r>
+      <w:pPr>
+        <w:pStyle w:val="Heading3"/>
+      </w:pPr>
+      <w:r>
+        <w:t>Teacher key · Selected case answer</w:t>
+      </w:r>
+    </w:p>
+    <w:p>
+      <w:pPr>
+        <w:spacing w:line="336" w:lineRule="auto" w:after="180"/>
+        <w:shd w:fill="F1F6FC"/>
+      </w:pPr>
+      <w:r>
+        <w:rPr>
+          <w:b w:val="0"/>
+        </w:rPr>
         <w:t>90 percent, 20 percent and 20/30 about 66.7 percent. Group sampling proportions and response patterns may differ from the grade.</w:t>
       </w:r>
     </w:p>
@@ -2539,21 +4095,77 @@
       </w:tr>
     </w:tbl>
     <w:p>
-      <w:r>
-        <w:t>Record each dimension as not yet, with support, or independent. Accept a valid alternative procedure with a defensible trace. Do not penalise an honestly recorded model failure if the learner correctly explains its evidence and limits.</w:t>
-      </w:r>
-    </w:p>
-    <w:p>
       <w:pPr>
         <w:pStyle w:val="Heading3"/>
       </w:pPr>
       <w:r>
+        <w:t>Teacher key · Selected case answer</w:t>
+      </w:r>
+    </w:p>
+    <w:p>
+      <w:pPr>
+        <w:spacing w:line="336" w:lineRule="auto" w:after="180"/>
+        <w:shd w:fill="F1F6FC"/>
+      </w:pPr>
+      <w:r>
+        <w:rPr>
+          <w:b w:val="0"/>
+        </w:rPr>
+        <w:t>Record each dimension as not yet, with support, or independent. Accept a valid alternative procedure with a defensible trace.</w:t>
+      </w:r>
+    </w:p>
+    <w:p>
+      <w:pPr>
+        <w:spacing w:line="336" w:lineRule="auto" w:after="180"/>
+        <w:shd w:fill="F1F6FC"/>
+      </w:pPr>
+      <w:r>
+        <w:rPr>
+          <w:b w:val="0"/>
+        </w:rPr>
+        <w:t xml:space="preserve">Do not penalise an honestly recorded model failure if the learner correctly explains its </w:t>
+      </w:r>
+      <w:r>
+        <w:rPr>
+          <w:b/>
+        </w:rPr>
+        <w:t>evidence</w:t>
+      </w:r>
+      <w:r>
+        <w:rPr>
+          <w:b w:val="0"/>
+        </w:rPr>
+        <w:t xml:space="preserve"> and limits.</w:t>
+      </w:r>
+    </w:p>
+    <w:p>
+      <w:pPr>
+        <w:pStyle w:val="Heading3"/>
+      </w:pPr>
+      <w:r>
         <w:t>Feedback that the learner uses</w:t>
       </w:r>
     </w:p>
     <w:p>
-      <w:r>
-        <w:t>Name the earliest unsupported step and give one action to repair it. Have the learner make that repair now and explain why. Then assess the relevant skill on a fresh, fully specified case. Confirm it was not previously practised with feedback; solve and check the new case before assigning it. A follow-up design prompt is a starting brief, not automatically an equivalent test.</w:t>
+      <w:pPr>
+        <w:spacing w:line="336" w:lineRule="auto" w:after="180"/>
+      </w:pPr>
+      <w:r>
+        <w:rPr>
+          <w:b w:val="0"/>
+        </w:rPr>
+        <w:t>Name the earliest unsupported step and give one action to repair it. Have the learner make that repair now and explain why. Then assess the relevant skill on a fresh, fully specified case.</w:t>
+      </w:r>
+    </w:p>
+    <w:p>
+      <w:pPr>
+        <w:spacing w:line="336" w:lineRule="auto" w:after="180"/>
+      </w:pPr>
+      <w:r>
+        <w:rPr>
+          <w:b w:val="0"/>
+        </w:rPr>
+        <w:t>Confirm it was not previously practised with feedback; solve and check the new case before assigning it. A follow-up design prompt is a starting brief, not automatically an equivalent test.</w:t>
       </w:r>
     </w:p>
     <w:p>
@@ -2565,11 +4177,62 @@
       </w:r>
     </w:p>
     <w:p>
+      <w:r>
+        <w:t>Connect Repair Bias in Data to Transparent Book Recommender, adapt support and plan a later changed-case check.</w:t>
+      </w:r>
+    </w:p>
+    <w:p>
       <w:pPr>
         <w:pStyle w:val="Heading3"/>
       </w:pPr>
       <w:r>
-        <w:t>Connect and extend learning</w:t>
+        <w:t>Transparent Book Recommender</w:t>
+      </w:r>
+    </w:p>
+    <w:p>
+      <w:pPr>
+        <w:spacing w:line="336" w:lineRule="auto" w:after="180"/>
+      </w:pPr>
+      <w:r>
+        <w:rPr>
+          <w:b w:val="0"/>
+        </w:rPr>
+        <w:t>Change feature coverage or weights only after locating which reader profiles are underserved.</w:t>
+      </w:r>
+    </w:p>
+    <w:p>
+      <w:pPr>
+        <w:spacing w:line="336" w:lineRule="auto" w:after="180"/>
+      </w:pPr>
+      <w:r>
+        <w:rPr>
+          <w:b w:val="0"/>
+        </w:rPr>
+        <w:t xml:space="preserve">Keep the decision, </w:t>
+      </w:r>
+      <w:r>
+        <w:rPr>
+          <w:b/>
+        </w:rPr>
+        <w:t>input</w:t>
+      </w:r>
+      <w:r>
+        <w:rPr>
+          <w:b w:val="0"/>
+        </w:rPr>
+        <w:t xml:space="preserve">, result, explanation and remaining limitation in the project </w:t>
+      </w:r>
+      <w:r>
+        <w:rPr>
+          <w:b/>
+        </w:rPr>
+        <w:t>evidence</w:t>
+      </w:r>
+      <w:r>
+        <w:rPr>
+          <w:b w:val="0"/>
+        </w:rPr>
+        <w:t xml:space="preserve"> record. Retrieve this record next week rather than restarting the project.</w:t>
       </w:r>
     </w:p>
     <w:p>
@@ -2577,17 +4240,18 @@
         <w:pStyle w:val="Heading3"/>
       </w:pPr>
       <w:r>
-        <w:t>Transparent Book Recommender</w:t>
-      </w:r>
-    </w:p>
-    <w:p>
-      <w:r>
-        <w:t>Change feature coverage or weights only after locating which reader profiles are underserved.</w:t>
-      </w:r>
-    </w:p>
-    <w:p>
-      <w:r>
-        <w:t>Keep the decision, input, result, explanation and remaining limitation in the project evidence record. Retrieve this record next week rather than restarting the project.</w:t>
+        <w:t>Support and stretch</w:t>
+      </w:r>
+    </w:p>
+    <w:p>
+      <w:pPr>
+        <w:spacing w:line="336" w:lineRule="auto" w:after="180"/>
+      </w:pPr>
+      <w:r>
+        <w:rPr>
+          <w:b w:val="0"/>
+        </w:rPr>
+        <w:t>Trace one record or condition at a time with counters and labelled columns. Stretch: introduce a tie, boundary or missing field and declare its handling policy before rerunning.</w:t>
       </w:r>
     </w:p>
     <w:p>
@@ -2595,12 +4259,30 @@
         <w:pStyle w:val="Heading3"/>
       </w:pPr>
       <w:r>
-        <w:t>Support and stretch</w:t>
-      </w:r>
-    </w:p>
-    <w:p>
-      <w:r>
-        <w:t>Trace one record or condition at a time with counters and labelled columns. Stretch: introduce a tie, boundary or missing field and declare its handling policy before rerunning.</w:t>
+        <w:t>Exit reflection</w:t>
+      </w:r>
+    </w:p>
+    <w:p>
+      <w:pPr>
+        <w:spacing w:line="336" w:lineRule="auto" w:after="180"/>
+      </w:pPr>
+      <w:r>
+        <w:rPr>
+          <w:b w:val="0"/>
+        </w:rPr>
+        <w:t xml:space="preserve">Ask for one decision the learner can now justify and one situation requiring more </w:t>
+      </w:r>
+      <w:r>
+        <w:rPr>
+          <w:b/>
+        </w:rPr>
+        <w:t>evidence</w:t>
+      </w:r>
+      <w:r>
+        <w:rPr>
+          <w:b w:val="0"/>
+        </w:rPr>
+        <w:t xml:space="preserve"> or human review. Confidence ratings are separate from correct independent performance.</w:t>
       </w:r>
     </w:p>
     <w:p>
@@ -2608,12 +4290,30 @@
         <w:pStyle w:val="Heading3"/>
       </w:pPr>
       <w:r>
-        <w:t>Exit reflection</w:t>
-      </w:r>
-    </w:p>
-    <w:p>
-      <w:r>
-        <w:t>Ask for one decision the learner can now justify and one situation requiring more evidence or human review. Confidence ratings are separate from correct independent performance.</w:t>
+        <w:t>Bridge to the next week</w:t>
+      </w:r>
+    </w:p>
+    <w:p>
+      <w:pPr>
+        <w:spacing w:line="336" w:lineRule="auto" w:after="180"/>
+      </w:pPr>
+      <w:r>
+        <w:rPr>
+          <w:b w:val="0"/>
+        </w:rPr>
+        <w:t xml:space="preserve">Next: Week 21: Similarity by Selected Traits. Retrieve today’s </w:t>
+      </w:r>
+      <w:r>
+        <w:rPr>
+          <w:b/>
+        </w:rPr>
+        <w:t>evidence</w:t>
+      </w:r>
+      <w:r>
+        <w:rPr>
+          <w:b w:val="0"/>
+        </w:rPr>
+        <w:t xml:space="preserve"> and identify what carries forward and what is new.</w:t>
       </w:r>
     </w:p>
     <w:p>
@@ -2621,12 +4321,75 @@
         <w:pStyle w:val="Heading3"/>
       </w:pPr>
       <w:r>
-        <w:t>Bridge to the next week</w:t>
-      </w:r>
-    </w:p>
-    <w:p>
-      <w:r>
-        <w:t>Next: Week 21: Similarity by Selected Traits. Retrieve today’s evidence and identify what carries forward and what is new.</w:t>
+        <w:t>Support and fresh reassessment</w:t>
+      </w:r>
+    </w:p>
+    <w:p>
+      <w:pPr>
+        <w:spacing w:line="336" w:lineRule="auto" w:after="180"/>
+      </w:pPr>
+      <w:r>
+        <w:rPr>
+          <w:b w:val="0"/>
+        </w:rPr>
+        <w:t>Use two colors of anonymous group cards. Extension: compare combined rates after changing only sample group sizes while preserving group rates.</w:t>
+      </w:r>
+    </w:p>
+    <w:p>
+      <w:pPr>
+        <w:spacing w:line="336" w:lineRule="auto" w:after="180"/>
+      </w:pPr>
+      <w:r>
+        <w:rPr>
+          <w:b w:val="0"/>
+        </w:rPr>
+        <w:t xml:space="preserve">Independent W4 </w:t>
+      </w:r>
+      <w:r>
+        <w:rPr>
+          <w:b/>
+        </w:rPr>
+        <w:t>evidence</w:t>
+      </w:r>
+      <w:r>
+        <w:rPr>
+          <w:b w:val="0"/>
+        </w:rPr>
+        <w:t>: 90 percent, 20 percent and 20/30 about 66.7 percent. Group sampling proportions and response patterns may differ from the grade. Record whether the learner needed no help, a hint or explanation.</w:t>
+      </w:r>
+    </w:p>
+    <w:p>
+      <w:pPr>
+        <w:spacing w:line="336" w:lineRule="auto" w:after="180"/>
+      </w:pPr>
+      <w:r>
+        <w:rPr>
+          <w:b w:val="0"/>
+        </w:rPr>
+        <w:t>Fresh retry: A 6/8 and B 1/2 combine to 7/10 = 70 percent, with group rates 75 and 50 percent. Require a selection limitation.</w:t>
+      </w:r>
+    </w:p>
+    <w:p>
+      <w:pPr>
+        <w:spacing w:line="336" w:lineRule="auto" w:after="180"/>
+      </w:pPr>
+      <w:r>
+        <w:rPr>
+          <w:b w:val="0"/>
+        </w:rPr>
+        <w:t xml:space="preserve">Next week: Relationships and confounding. Reuse this week's explicit contracts and </w:t>
+      </w:r>
+      <w:r>
+        <w:rPr>
+          <w:b/>
+        </w:rPr>
+        <w:t>evidence</w:t>
+      </w:r>
+      <w:r>
+        <w:rPr>
+          <w:b w:val="0"/>
+        </w:rPr>
+        <w:t>.</w:t>
       </w:r>
     </w:p>
     <w:p>
@@ -2634,40 +4397,40 @@
         <w:pStyle w:val="Heading3"/>
       </w:pPr>
       <w:r>
-        <w:t>Support and fresh reassessment</w:t>
-      </w:r>
-    </w:p>
-    <w:p>
-      <w:r>
-        <w:t>Use two colors of anonymous group cards. Extension: compare combined rates after changing only sample group sizes while preserving group rates.</w:t>
-      </w:r>
-    </w:p>
-    <w:p>
-      <w:r>
-        <w:t>Independent W4 evidence: 90 percent, 20 percent and 20/30 about 66.7 percent. Group sampling proportions and response patterns may differ from the grade. Record whether the learner needed no help, a hint or explanation. Fresh retry: A 6/8 and B 1/2 combine to 7/10 = 70 percent, with group rates 75 and 50 percent. Require a selection limitation.</w:t>
-      </w:r>
-    </w:p>
-    <w:p>
-      <w:r>
-        <w:t>Next week: Relationships and confounding. Reuse this week's explicit contracts and evidence.</w:t>
-      </w:r>
-    </w:p>
-    <w:p>
-      <w:pPr>
-        <w:pStyle w:val="Heading3"/>
-      </w:pPr>
-      <w:r>
         <w:t>Plan the delayed return</w:t>
       </w:r>
     </w:p>
     <w:p>
-      <w:r>
+      <w:pPr>
+        <w:spacing w:line="336" w:lineRule="auto" w:after="180"/>
+      </w:pPr>
+      <w:r>
+        <w:rPr>
+          <w:b w:val="0"/>
+        </w:rPr>
         <w:t>Suggested return points in this level: ai-2/21, ai-2/23, ai-2/26. Use actual classroom dates, adjusting for holidays and gaps. One, three and six teaching weeks are scheduling choices, not a claimed optimal spacing.</w:t>
       </w:r>
     </w:p>
     <w:p>
-      <w:r>
-        <w:t>At a delayed check, ask for the idea from memory and a changed application. Compare with the earlier independent response and record support used. For a new level, revisit the previous capstone before checking the new prerequisites.</w:t>
+      <w:pPr>
+        <w:spacing w:line="336" w:lineRule="auto" w:after="180"/>
+      </w:pPr>
+      <w:r>
+        <w:rPr>
+          <w:b w:val="0"/>
+        </w:rPr>
+        <w:t>At a delayed check, ask for the idea from memory and a changed application. Compare with the earlier independent response and record support used.</w:t>
+      </w:r>
+    </w:p>
+    <w:p>
+      <w:pPr>
+        <w:spacing w:line="336" w:lineRule="auto" w:after="180"/>
+      </w:pPr>
+      <w:r>
+        <w:rPr>
+          <w:b w:val="0"/>
+        </w:rPr>
+        <w:t>For a new level, revisit the previous capstone before checking the new prerequisites.</w:t>
       </w:r>
     </w:p>
     <w:tbl>
@@ -2827,8 +4590,26 @@
       </w:tr>
     </w:tbl>
     <w:p>
-      <w:r>
-        <w:t>Use the evidence to choose reteaching or the next step. A completed page, confidence rating or attractive project does not by itself demonstrate understanding.</w:t>
+      <w:pPr>
+        <w:spacing w:line="336" w:lineRule="auto" w:after="180"/>
+      </w:pPr>
+      <w:r>
+        <w:rPr>
+          <w:b w:val="0"/>
+        </w:rPr>
+        <w:t xml:space="preserve">Use the </w:t>
+      </w:r>
+      <w:r>
+        <w:rPr>
+          <w:b/>
+        </w:rPr>
+        <w:t>evidence</w:t>
+      </w:r>
+      <w:r>
+        <w:rPr>
+          <w:b w:val="0"/>
+        </w:rPr>
+        <w:t xml:space="preserve"> to choose reteaching or the next step. A completed page, confidence rating or attractive project does not by itself demonstrate understanding.</w:t>
       </w:r>
     </w:p>
     <w:p>
@@ -2840,7 +4621,13 @@
       </w:r>
     </w:p>
     <w:p>
-      <w:r>
+      <w:pPr>
+        <w:spacing w:line="336" w:lineRule="auto" w:after="180"/>
+      </w:pPr>
+      <w:r>
+        <w:rPr>
+          <w:b w:val="0"/>
+        </w:rPr>
         <w:t>Broaden recommender feedback collection and show respondent group coverage before making user-preference claims.</w:t>
       </w:r>
     </w:p>
@@ -2854,12 +4641,56 @@
     </w:p>
     <w:p>
       <w:r>
-        <w:t>Teaching target: Identify selection and coverage bias</w:t>
-      </w:r>
-    </w:p>
-    <w:p>
-      <w:r>
-        <w:t>Prepare the labelled worked-case picture, the matching workbook, fictional input cards and a place for individual responses. No paid AI account is required for the paper reasoning activities.</w:t>
+        <w:t>Use this preparation summary alongside the detailed Repair Bias in Data lesson; it is a checklist rather than a replacement for the full sequence.</w:t>
+      </w:r>
+    </w:p>
+    <w:p>
+      <w:pPr>
+        <w:pStyle w:val="Heading3"/>
+      </w:pPr>
+      <w:r>
+        <w:t>Teaching target</w:t>
+      </w:r>
+    </w:p>
+    <w:p>
+      <w:pPr>
+        <w:spacing w:line="336" w:lineRule="auto" w:after="180"/>
+        <w:shd w:fill="EDF7F3"/>
+      </w:pPr>
+      <w:r>
+        <w:rPr>
+          <w:b w:val="0"/>
+        </w:rPr>
+        <w:t xml:space="preserve">Teaching target: Identify selection and coverage </w:t>
+      </w:r>
+      <w:r>
+        <w:rPr>
+          <w:b/>
+        </w:rPr>
+        <w:t>bias</w:t>
+      </w:r>
+    </w:p>
+    <w:p>
+      <w:pPr>
+        <w:spacing w:line="336" w:lineRule="auto" w:after="180"/>
+      </w:pPr>
+      <w:r>
+        <w:rPr>
+          <w:b w:val="0"/>
+        </w:rPr>
+        <w:t xml:space="preserve">Prepare the labelled worked-case picture, the matching workbook, fictional </w:t>
+      </w:r>
+      <w:r>
+        <w:rPr>
+          <w:b/>
+        </w:rPr>
+        <w:t>input</w:t>
+      </w:r>
+      <w:r>
+        <w:rPr>
+          <w:b w:val="0"/>
+        </w:rPr>
+        <w:t xml:space="preserve"> cards and a place for individual responses. No paid AI account is required for the paper reasoning activities.</w:t>
       </w:r>
     </w:p>
     <w:tbl>
@@ -3006,37 +4837,195 @@
       </w:tr>
     </w:tbl>
     <w:p>
-      <w:r>
+      <w:pPr>
+        <w:spacing w:line="336" w:lineRule="auto" w:after="180"/>
+      </w:pPr>
+      <w:r>
+        <w:rPr>
+          <w:b w:val="0"/>
+        </w:rPr>
         <w:t>Before class, solve the supported practice: Group A has 3 Yes of 4 and B has 2 Yes of 6. Find the combined proportion.</w:t>
       </w:r>
     </w:p>
     <w:p>
-      <w:r>
+      <w:pPr>
+        <w:pStyle w:val="Heading3"/>
+      </w:pPr>
+      <w:r>
+        <w:t>Supported practice answer</w:t>
+      </w:r>
+    </w:p>
+    <w:p>
+      <w:pPr>
+        <w:spacing w:line="336" w:lineRule="auto" w:after="180"/>
+        <w:shd w:fill="F1F6FC"/>
+      </w:pPr>
+      <w:r>
+        <w:rPr>
+          <w:b w:val="0"/>
+        </w:rPr>
         <w:t>Reasoned practice answer: 5/10 = 50 percent. The unweighted average of 75 percent and about 33.3 percent is not the combined sample rate.</w:t>
       </w:r>
     </w:p>
     <w:p>
-      <w:r>
-        <w:t>Check every learner before discussion: Use the worked case for Selection bias and coverage. Proposed explanation: “A successful run proves the conclusion”. Decide whether this explanation is supported. Point to the step or supplied fact that decides; explain your repair if needed.</w:t>
-      </w:r>
-    </w:p>
-    <w:p>
-      <w:r>
-        <w:t>Misconception repair: Group differences suggest that coverage matters, but do not explain why choices differ. Small group counts also make percentages unstable. Use neutral group labels in fictional data rather than personal or sensitive attributes.</w:t>
-      </w:r>
-    </w:p>
-    <w:p>
-      <w:r>
-        <w:t>Support: read the exact case aloud, enlarge the labelled picture, supply input cards and model only the first deciding step. Accept a spoken explanation or drawing; retain the reasoning goal.</w:t>
-      </w:r>
-    </w:p>
-    <w:p>
-      <w:r>
-        <w:t>Extension: Recruit more club volunteers only. Require a prediction and a reason before comparing. Expected result: Sample size increases without fixing missing representation of other learners. Reason: The added respondents come from the already overrepresented group.</w:t>
-      </w:r>
-    </w:p>
-    <w:p>
-      <w:r>
+      <w:pPr>
+        <w:spacing w:line="336" w:lineRule="auto" w:after="180"/>
+      </w:pPr>
+      <w:r>
+        <w:rPr>
+          <w:b w:val="0"/>
+        </w:rPr>
+        <w:t xml:space="preserve">Check every learner before discussion: Use the worked case for </w:t>
+      </w:r>
+      <w:r>
+        <w:rPr>
+          <w:b/>
+        </w:rPr>
+        <w:t>Selection bias</w:t>
+      </w:r>
+      <w:r>
+        <w:rPr>
+          <w:b w:val="0"/>
+        </w:rPr>
+        <w:t xml:space="preserve"> and coverage. Proposed explanation: “A successful run proves the conclusion”. Decide whether this explanation is supported.</w:t>
+      </w:r>
+    </w:p>
+    <w:p>
+      <w:pPr>
+        <w:spacing w:line="336" w:lineRule="auto" w:after="180"/>
+      </w:pPr>
+      <w:r>
+        <w:rPr>
+          <w:b w:val="0"/>
+        </w:rPr>
+        <w:t>Point to the step or supplied fact that decides; explain your repair if needed.</w:t>
+      </w:r>
+    </w:p>
+    <w:p>
+      <w:pPr>
+        <w:pStyle w:val="Heading3"/>
+      </w:pPr>
+      <w:r>
+        <w:t>Repair the misconception</w:t>
+      </w:r>
+    </w:p>
+    <w:p>
+      <w:pPr>
+        <w:spacing w:line="336" w:lineRule="auto" w:after="180"/>
+        <w:shd w:fill="FFF5E6"/>
+      </w:pPr>
+      <w:r>
+        <w:rPr>
+          <w:b w:val="0"/>
+        </w:rPr>
+        <w:t>Misconception repair: Group differences suggest that coverage matters, but do not explain why choices differ. Small group counts also make percentages unstable.</w:t>
+      </w:r>
+    </w:p>
+    <w:p>
+      <w:pPr>
+        <w:spacing w:line="336" w:lineRule="auto" w:after="180"/>
+        <w:shd w:fill="FFF5E6"/>
+      </w:pPr>
+      <w:r>
+        <w:rPr>
+          <w:b w:val="0"/>
+        </w:rPr>
+        <w:t>Use neutral group labels in fictional data rather than personal or sensitive attributes.</w:t>
+      </w:r>
+    </w:p>
+    <w:p>
+      <w:pPr>
+        <w:pStyle w:val="Heading3"/>
+      </w:pPr>
+      <w:r>
+        <w:t>Support without giving away the answer</w:t>
+      </w:r>
+    </w:p>
+    <w:p>
+      <w:pPr>
+        <w:spacing w:line="336" w:lineRule="auto" w:after="180"/>
+        <w:shd w:fill="F1F6F8"/>
+      </w:pPr>
+      <w:r>
+        <w:rPr>
+          <w:b w:val="0"/>
+        </w:rPr>
+        <w:t xml:space="preserve">Support: read the exact case aloud, enlarge the labelled picture, supply </w:t>
+      </w:r>
+      <w:r>
+        <w:rPr>
+          <w:b/>
+        </w:rPr>
+        <w:t>input</w:t>
+      </w:r>
+      <w:r>
+        <w:rPr>
+          <w:b w:val="0"/>
+        </w:rPr>
+        <w:t xml:space="preserve"> cards and model only the first deciding step. Accept a spoken explanation or drawing; retain the reasoning goal.</w:t>
+      </w:r>
+    </w:p>
+    <w:p>
+      <w:pPr>
+        <w:pStyle w:val="Heading3"/>
+      </w:pPr>
+      <w:r>
+        <w:t>Extend the reasoning</w:t>
+      </w:r>
+    </w:p>
+    <w:p>
+      <w:pPr>
+        <w:spacing w:line="336" w:lineRule="auto" w:after="180"/>
+        <w:shd w:fill="F5F1FB"/>
+      </w:pPr>
+      <w:r>
+        <w:rPr>
+          <w:b w:val="0"/>
+        </w:rPr>
+        <w:t xml:space="preserve">Extension: Recruit more club volunteers only. Require a </w:t>
+      </w:r>
+      <w:r>
+        <w:rPr>
+          <w:b/>
+        </w:rPr>
+        <w:t>prediction</w:t>
+      </w:r>
+      <w:r>
+        <w:rPr>
+          <w:b w:val="0"/>
+        </w:rPr>
+        <w:t xml:space="preserve"> and a reason before comparing. Expected result: Sample size increases without fixing missing representation of other learners.</w:t>
+      </w:r>
+    </w:p>
+    <w:p>
+      <w:pPr>
+        <w:spacing w:line="336" w:lineRule="auto" w:after="180"/>
+        <w:shd w:fill="F5F1FB"/>
+      </w:pPr>
+      <w:r>
+        <w:rPr>
+          <w:b w:val="0"/>
+        </w:rPr>
+        <w:t>Reason: The added respondents come from the already overrepresented group.</w:t>
+      </w:r>
+    </w:p>
+    <w:p>
+      <w:pPr>
+        <w:pStyle w:val="Heading3"/>
+      </w:pPr>
+      <w:r>
+        <w:t>Protect the independent attempt</w:t>
+      </w:r>
+    </w:p>
+    <w:p>
+      <w:pPr>
+        <w:spacing w:line="336" w:lineRule="auto" w:after="180"/>
+        <w:shd w:fill="FFF5E6"/>
+      </w:pPr>
+      <w:r>
+        <w:rPr>
+          <w:b w:val="0"/>
+        </w:rPr>
         <w:t>Independent assessment: withhold the reserved answer until the learner has attempted the new case. Record support separately from correctness.</w:t>
       </w:r>
     </w:p>
@@ -3225,13 +5214,46 @@
       </w:tr>
     </w:tbl>
     <w:p>
-      <w:r>
+      <w:pPr>
+        <w:pStyle w:val="Heading3"/>
+      </w:pPr>
+      <w:r>
+        <w:t>Project checkpoint</w:t>
+      </w:r>
+    </w:p>
+    <w:p>
+      <w:pPr>
+        <w:spacing w:line="336" w:lineRule="auto" w:after="180"/>
+        <w:shd w:fill="EDF7F3"/>
+      </w:pPr>
+      <w:r>
+        <w:rPr>
+          <w:b w:val="0"/>
+        </w:rPr>
         <w:t>Project checkpoint: Evaluate and revise. Compare with your starting method, explain errors and record a justified revision.</w:t>
       </w:r>
     </w:p>
     <w:p>
-      <w:r>
-        <w:t>Use the weekly teacher answer for topic-specific reasoning. A saved progress tick is an activity record; judge mastery from the learner’s explanation and evidence.</w:t>
+      <w:pPr>
+        <w:spacing w:line="336" w:lineRule="auto" w:after="180"/>
+      </w:pPr>
+      <w:r>
+        <w:rPr>
+          <w:b w:val="0"/>
+        </w:rPr>
+        <w:t xml:space="preserve">Use the weekly teacher answer for topic-specific reasoning. A saved progress tick is an activity record; judge mastery from the learner’s explanation and </w:t>
+      </w:r>
+      <w:r>
+        <w:rPr>
+          <w:b/>
+        </w:rPr>
+        <w:t>evidence</w:t>
+      </w:r>
+      <w:r>
+        <w:rPr>
+          <w:b w:val="0"/>
+        </w:rPr>
+        <w:t>.</w:t>
       </w:r>
     </w:p>
     <w:p>
@@ -3244,27 +5266,879 @@
     </w:p>
     <w:p>
       <w:r>
-        <w:t>Use the two formative questions as supported practice, not as independent mastery scores. Discuss the deciding evidence rather than accepting a guessed selection.</w:t>
-      </w:r>
-    </w:p>
-    <w:p>
-      <w:r>
+        <w:t>Use feedback, earlier review and portfolios purposefully. Apply the coding routine only when this lesson has an executable lab.</w:t>
+      </w:r>
+    </w:p>
+    <w:p>
+      <w:pPr>
+        <w:spacing w:line="336" w:lineRule="auto" w:after="180"/>
+      </w:pPr>
+      <w:r>
+        <w:rPr>
+          <w:b w:val="0"/>
+        </w:rPr>
+        <w:t xml:space="preserve">Use the two formative questions as supported practice, not as independent mastery scores. Discuss the deciding </w:t>
+      </w:r>
+      <w:r>
+        <w:rPr>
+          <w:b/>
+        </w:rPr>
+        <w:t>evidence</w:t>
+      </w:r>
+      <w:r>
+        <w:rPr>
+          <w:b w:val="0"/>
+        </w:rPr>
+        <w:t xml:space="preserve"> rather than accepting a guessed selection.</w:t>
+      </w:r>
+    </w:p>
+    <w:p>
+      <w:pPr>
+        <w:spacing w:line="336" w:lineRule="auto" w:after="180"/>
+      </w:pPr>
+      <w:r>
+        <w:rPr>
+          <w:b w:val="0"/>
+        </w:rPr>
         <w:t>The feedback comes from the reviewed public worked case. Do not reveal the separately reserved independent teacher answer until the learner has attempted that case.</w:t>
       </w:r>
     </w:p>
     <w:p>
-      <w:r>
-        <w:t>Ask students to predict before running code. Preserve errors and actual outputs; collect a changed test and an explanation. The branch-boundary and indexing lessons deliberately include failure cases.</w:t>
-      </w:r>
-    </w:p>
-    <w:p>
-      <w:r>
+      <w:pPr>
+        <w:spacing w:line="336" w:lineRule="auto" w:after="180"/>
+      </w:pPr>
+      <w:r>
+        <w:rPr>
+          <w:b w:val="0"/>
+        </w:rPr>
+        <w:t xml:space="preserve">Ask students to predict before running code. Preserve errors and actual </w:t>
+      </w:r>
+      <w:r>
+        <w:rPr>
+          <w:b/>
+        </w:rPr>
+        <w:t>output</w:t>
+      </w:r>
+      <w:r>
+        <w:rPr>
+          <w:b w:val="0"/>
+        </w:rPr>
+        <w:t>s; collect a changed test and an explanation. The branch-boundary and indexing lessons deliberately include failure cases.</w:t>
+      </w:r>
+    </w:p>
+    <w:p>
+      <w:pPr>
+        <w:spacing w:line="336" w:lineRule="auto" w:after="180"/>
+      </w:pPr>
+      <w:r>
+        <w:rPr>
+          <w:b w:val="0"/>
+        </w:rPr>
         <w:t>Use the earlier worked-explanation links to address a specific missing building block, then return to the current question. Adapt this suggestion after observing the learner; it is not an automatic diagnosis.</w:t>
       </w:r>
     </w:p>
     <w:p>
-      <w:r>
-        <w:t>Collect the completed-work portfolio as evidence. Record support separately from correctness, and assess explanation, trace/test and limitations. Progress ticks and quiz selections alone do not establish mastery.</w:t>
+      <w:pPr>
+        <w:spacing w:line="336" w:lineRule="auto" w:after="180"/>
+      </w:pPr>
+      <w:r>
+        <w:rPr>
+          <w:b w:val="0"/>
+        </w:rPr>
+        <w:t xml:space="preserve">Collect the completed-work portfolio as </w:t>
+      </w:r>
+      <w:r>
+        <w:rPr>
+          <w:b/>
+        </w:rPr>
+        <w:t>evidence</w:t>
+      </w:r>
+      <w:r>
+        <w:rPr>
+          <w:b w:val="0"/>
+        </w:rPr>
+        <w:t>. Record support separately from correctness, and assess explanation, trace/test and limitations. Progress ticks and quiz selections alone do not establish mastery.</w:t>
+      </w:r>
+    </w:p>
+    <w:p>
+      <w:pPr>
+        <w:pStyle w:val="Heading1"/>
+      </w:pPr>
+      <w:r>
+        <w:t>09. Visual concept journey</w:t>
+      </w:r>
+    </w:p>
+    <w:p>
+      <w:r>
+        <w:t>Show one Repair Bias in Data graphic at a time, request a prediction and discuss its trace before the independent assessment.</w:t>
+      </w:r>
+    </w:p>
+    <w:p>
+      <w:pPr>
+        <w:spacing w:line="336" w:lineRule="auto" w:after="180"/>
+      </w:pPr>
+      <w:r>
+        <w:rPr>
+          <w:b w:val="0"/>
+        </w:rPr>
+        <w:t xml:space="preserve">Use one picture at a time. Hide a worked result before asking for a </w:t>
+      </w:r>
+      <w:r>
+        <w:rPr>
+          <w:b/>
+        </w:rPr>
+        <w:t>prediction</w:t>
+      </w:r>
+      <w:r>
+        <w:rPr>
+          <w:b w:val="0"/>
+        </w:rPr>
+        <w:t>, then reveal it for feedback. These are supported teaching cases; retain the separate independent assessment for a fresh first attempt.</w:t>
+      </w:r>
+    </w:p>
+    <w:p>
+      <w:pPr>
+        <w:pStyle w:val="Heading3"/>
+      </w:pPr>
+      <w:r>
+        <w:t>01. Repair Bias in Data: the case</w:t>
+      </w:r>
+    </w:p>
+    <w:p>
+      <w:r>
+        <w:drawing>
+          <wp:inline xmlns:a="http://schemas.openxmlformats.org/drawingml/2006/main" xmlns:pic="http://schemas.openxmlformats.org/drawingml/2006/picture">
+            <wp:extent cx="5486400" cy="2840736"/>
+            <wp:docPr id="3" name="Picture 3" descr="A fictional school polls learners about adding comic recommendations. Supplied facts: Library-club respondents: 12 Yes out of 15. Other respondents: 3 Yes out of 15. The full grade has 30 club members and 90 others. These respondents were volunteers, not random selections."/>
+            <wp:cNvGraphicFramePr>
+              <a:graphicFrameLocks noChangeAspect="1"/>
+            </wp:cNvGraphicFramePr>
+            <a:graphic>
+              <a:graphicData uri="http://schemas.openxmlformats.org/drawingml/2006/picture">
+                <pic:pic>
+                  <pic:nvPicPr>
+                    <pic:cNvPr id="0" name="academy-story-ai-2-20-01.png"/>
+                    <pic:cNvPicPr/>
+                  </pic:nvPicPr>
+                  <pic:blipFill>
+                    <a:blip r:embed="rId11"/>
+                    <a:stretch>
+                      <a:fillRect/>
+                    </a:stretch>
+                  </pic:blipFill>
+                  <pic:spPr>
+                    <a:xfrm>
+                      <a:off x="0" y="0"/>
+                      <a:ext cx="5486400" cy="2840736"/>
+                    </a:xfrm>
+                    <a:prstGeom prst="rect"/>
+                  </pic:spPr>
+                </pic:pic>
+              </a:graphicData>
+            </a:graphic>
+          </wp:inline>
+        </w:drawing>
+      </w:r>
+    </w:p>
+    <w:p>
+      <w:pPr>
+        <w:spacing w:line="336" w:lineRule="auto" w:after="180"/>
+      </w:pPr>
+      <w:r>
+        <w:rPr>
+          <w:b w:val="0"/>
+        </w:rPr>
+        <w:t>A fictional school polls learners about adding comic recommendations. Supplied facts: Library-club respondents: 12 Yes out of 15. Other respondents: 3 Yes out of 15. The full grade has 30 club members and 90 others.</w:t>
+      </w:r>
+    </w:p>
+    <w:p>
+      <w:pPr>
+        <w:spacing w:line="336" w:lineRule="auto" w:after="180"/>
+      </w:pPr>
+      <w:r>
+        <w:rPr>
+          <w:b w:val="0"/>
+        </w:rPr>
+        <w:t>These respondents were volunteers, not random selections.</w:t>
+      </w:r>
+    </w:p>
+    <w:p>
+      <w:pPr>
+        <w:spacing w:line="336" w:lineRule="auto" w:after="180"/>
+        <w:shd w:fill="F5F1FB"/>
+      </w:pPr>
+      <w:r>
+        <w:rPr>
+          <w:b w:val="0"/>
+        </w:rPr>
+        <w:t>Point to the given fact that matters most. Explain why it matters.</w:t>
+      </w:r>
+    </w:p>
+    <w:p>
+      <w:pPr>
+        <w:pStyle w:val="Heading3"/>
+      </w:pPr>
+      <w:r>
+        <w:t>Discuss while showing the picture</w:t>
+      </w:r>
+    </w:p>
+    <w:p>
+      <w:pPr>
+        <w:spacing w:line="336" w:lineRule="auto" w:after="180"/>
+        <w:shd w:fill="F1F6F8"/>
+      </w:pPr>
+      <w:r>
+        <w:rPr>
+          <w:b w:val="0"/>
+        </w:rPr>
+        <w:t>Teacher prompt: Point to the given fact that matters most. Explain why it matters. Ask learners to describe one label or arrow in ordinary words. Use the adjacent transcript if the image is difficult to see.</w:t>
+      </w:r>
+    </w:p>
+    <w:p>
+      <w:pPr>
+        <w:pStyle w:val="Heading3"/>
+      </w:pPr>
+      <w:r>
+        <w:t>02. Follow the deciding steps</w:t>
+      </w:r>
+    </w:p>
+    <w:p>
+      <w:r>
+        <w:drawing>
+          <wp:inline xmlns:a="http://schemas.openxmlformats.org/drawingml/2006/main" xmlns:pic="http://schemas.openxmlformats.org/drawingml/2006/picture">
+            <wp:extent cx="5486400" cy="4160520"/>
+            <wp:docPr id="4" name="Picture 4" descr="Group rates: Club:12/15=80%; others:3/15=20%. → Respondent total: 15 Yes out of 30 respondents =50%. → Check representation: Respondents split 50/50, but the grade is 25% club and 75% other. → Repair collection: Plan including equality, documented invitations and report nonresponse by group."/>
+            <wp:cNvGraphicFramePr>
+              <a:graphicFrameLocks noChangeAspect="1"/>
+            </wp:cNvGraphicFramePr>
+            <a:graphic>
+              <a:graphicData uri="http://schemas.openxmlformats.org/drawingml/2006/picture">
+                <pic:pic>
+                  <pic:nvPicPr>
+                    <pic:cNvPr id="0" name="academy-story-ai-2-20-02.png"/>
+                    <pic:cNvPicPr/>
+                  </pic:nvPicPr>
+                  <pic:blipFill>
+                    <a:blip r:embed="rId12"/>
+                    <a:stretch>
+                      <a:fillRect/>
+                    </a:stretch>
+                  </pic:blipFill>
+                  <pic:spPr>
+                    <a:xfrm>
+                      <a:off x="0" y="0"/>
+                      <a:ext cx="5486400" cy="4160520"/>
+                    </a:xfrm>
+                    <a:prstGeom prst="rect"/>
+                  </pic:spPr>
+                </pic:pic>
+              </a:graphicData>
+            </a:graphic>
+          </wp:inline>
+        </w:drawing>
+      </w:r>
+    </w:p>
+    <w:p>
+      <w:pPr>
+        <w:spacing w:line="336" w:lineRule="auto" w:after="180"/>
+      </w:pPr>
+      <w:r>
+        <w:rPr>
+          <w:b w:val="0"/>
+        </w:rPr>
+        <w:t>Group rates: Club:12/15=</w:t>
+      </w:r>
+      <w:r>
+        <w:rPr>
+          <w:b/>
+        </w:rPr>
+        <w:t>80%</w:t>
+      </w:r>
+      <w:r>
+        <w:rPr>
+          <w:b w:val="0"/>
+        </w:rPr>
+        <w:t xml:space="preserve">; others:3/15=20%. → Respondent total: 15 Yes out of 30 respondents =50%. → Check representation: Respondents split 50/50, but the grade is 25% club and 75% other. → Repair collection: Plan including equality, documented invitations and report </w:t>
+      </w:r>
+      <w:r>
+        <w:rPr>
+          <w:b/>
+        </w:rPr>
+        <w:t>nonresponse</w:t>
+      </w:r>
+      <w:r>
+        <w:rPr>
+          <w:b w:val="0"/>
+        </w:rPr>
+        <w:t xml:space="preserve"> by group.</w:t>
+      </w:r>
+    </w:p>
+    <w:p>
+      <w:pPr>
+        <w:spacing w:line="336" w:lineRule="auto" w:after="180"/>
+        <w:shd w:fill="F5F1FB"/>
+      </w:pPr>
+      <w:r>
+        <w:rPr>
+          <w:b w:val="0"/>
+        </w:rPr>
+        <w:t xml:space="preserve">Point to each numbered stage and explain which recorded </w:t>
+      </w:r>
+      <w:r>
+        <w:rPr>
+          <w:b/>
+        </w:rPr>
+        <w:t>input</w:t>
+      </w:r>
+      <w:r>
+        <w:rPr>
+          <w:b w:val="0"/>
+        </w:rPr>
+        <w:t xml:space="preserve"> it uses.</w:t>
+      </w:r>
+    </w:p>
+    <w:p>
+      <w:pPr>
+        <w:pStyle w:val="Heading3"/>
+      </w:pPr>
+      <w:r>
+        <w:t>Discuss while showing the picture</w:t>
+      </w:r>
+    </w:p>
+    <w:p>
+      <w:pPr>
+        <w:spacing w:line="336" w:lineRule="auto" w:after="180"/>
+        <w:shd w:fill="F1F6F8"/>
+      </w:pPr>
+      <w:r>
+        <w:rPr>
+          <w:b w:val="0"/>
+        </w:rPr>
+        <w:t xml:space="preserve">Teacher prompt: Point to each numbered stage and explain which recorded </w:t>
+      </w:r>
+      <w:r>
+        <w:rPr>
+          <w:b/>
+        </w:rPr>
+        <w:t>input</w:t>
+      </w:r>
+      <w:r>
+        <w:rPr>
+          <w:b w:val="0"/>
+        </w:rPr>
+        <w:t xml:space="preserve"> it uses. Ask learners to describe one label or arrow in ordinary words. Use the adjacent transcript if the image is difficult to see.</w:t>
+      </w:r>
+    </w:p>
+    <w:p>
+      <w:pPr>
+        <w:pStyle w:val="Heading3"/>
+      </w:pPr>
+      <w:r>
+        <w:t>03. Volunteer group comparison</w:t>
+      </w:r>
+    </w:p>
+    <w:p>
+      <w:r>
+        <w:drawing>
+          <wp:inline xmlns:a="http://schemas.openxmlformats.org/drawingml/2006/main" xmlns:pic="http://schemas.openxmlformats.org/drawingml/2006/picture">
+            <wp:extent cx="5486400" cy="3096768"/>
+            <wp:docPr id="5" name="Picture 5" descr="Volunteer group comparison. Club: Yes responses = 12, Respondents = 15, Grade members = 30. Others: Yes responses = 3, Respondents = 15, Grade members = 90."/>
+            <wp:cNvGraphicFramePr>
+              <a:graphicFrameLocks noChangeAspect="1"/>
+            </wp:cNvGraphicFramePr>
+            <a:graphic>
+              <a:graphicData uri="http://schemas.openxmlformats.org/drawingml/2006/picture">
+                <pic:pic>
+                  <pic:nvPicPr>
+                    <pic:cNvPr id="0" name="academy-story-ai-2-20-03.png"/>
+                    <pic:cNvPicPr/>
+                  </pic:nvPicPr>
+                  <pic:blipFill>
+                    <a:blip r:embed="rId13"/>
+                    <a:stretch>
+                      <a:fillRect/>
+                    </a:stretch>
+                  </pic:blipFill>
+                  <pic:spPr>
+                    <a:xfrm>
+                      <a:off x="0" y="0"/>
+                      <a:ext cx="5486400" cy="3096768"/>
+                    </a:xfrm>
+                    <a:prstGeom prst="rect"/>
+                  </pic:spPr>
+                </pic:pic>
+              </a:graphicData>
+            </a:graphic>
+          </wp:inline>
+        </w:drawing>
+      </w:r>
+    </w:p>
+    <w:p>
+      <w:pPr>
+        <w:spacing w:line="336" w:lineRule="auto" w:after="180"/>
+      </w:pPr>
+      <w:r>
+        <w:rPr>
+          <w:b w:val="0"/>
+        </w:rPr>
+        <w:t>Volunteer group comparison. Club: Yes responses = 12, Respondents = 15, Grade members = 30. Others: Yes responses = 3, Respondents = 15, Grade members = 90.</w:t>
+      </w:r>
+    </w:p>
+    <w:p>
+      <w:pPr>
+        <w:spacing w:line="336" w:lineRule="auto" w:after="180"/>
+        <w:shd w:fill="F5F1FB"/>
+      </w:pPr>
+      <w:r>
+        <w:rPr>
+          <w:b w:val="0"/>
+        </w:rPr>
+        <w:t>Read the labels and values. Explain the relationship the model shows.</w:t>
+      </w:r>
+    </w:p>
+    <w:p>
+      <w:pPr>
+        <w:pStyle w:val="Heading3"/>
+      </w:pPr>
+      <w:r>
+        <w:t>Discuss while showing the picture</w:t>
+      </w:r>
+    </w:p>
+    <w:p>
+      <w:pPr>
+        <w:spacing w:line="336" w:lineRule="auto" w:after="180"/>
+        <w:shd w:fill="F1F6F8"/>
+      </w:pPr>
+      <w:r>
+        <w:rPr>
+          <w:b w:val="0"/>
+        </w:rPr>
+        <w:t>Teacher prompt: Read the labels and values. Explain the relationship the model shows. Ask learners to describe one label or arrow in ordinary words. Use the adjacent transcript if the image is difficult to see.</w:t>
+      </w:r>
+    </w:p>
+    <w:p>
+      <w:pPr>
+        <w:spacing w:line="336" w:lineRule="auto" w:after="180"/>
+        <w:shd w:fill="F1F6F8"/>
+      </w:pPr>
+      <w:r>
+        <w:rPr>
+          <w:b w:val="0"/>
+        </w:rPr>
+        <w:t>Check row/column meanings, units and denominators before discussing a difference. Supplied toy values are not real class or model results.</w:t>
+      </w:r>
+    </w:p>
+    <w:p>
+      <w:pPr>
+        <w:pStyle w:val="Heading3"/>
+      </w:pPr>
+      <w:r>
+        <w:t>04. Change one thing. Trace what follows.</w:t>
+      </w:r>
+    </w:p>
+    <w:p>
+      <w:r>
+        <w:drawing>
+          <wp:inline xmlns:a="http://schemas.openxmlformats.org/drawingml/2006/main" xmlns:pic="http://schemas.openxmlformats.org/drawingml/2006/picture">
+            <wp:extent cx="5486400" cy="3041904"/>
+            <wp:docPr id="6" name="Picture 6" descr="Original case: Plan including equality, documented invitations and report nonresponse by group. Changed condition: Recruit more club volunteers only. Expected result: Sample size increases without fixing missing representation of other learners. Reason: The added respondents come from the already overrepresented group."/>
+            <wp:cNvGraphicFramePr>
+              <a:graphicFrameLocks noChangeAspect="1"/>
+            </wp:cNvGraphicFramePr>
+            <a:graphic>
+              <a:graphicData uri="http://schemas.openxmlformats.org/drawingml/2006/picture">
+                <pic:pic>
+                  <pic:nvPicPr>
+                    <pic:cNvPr id="0" name="academy-story-ai-2-20-04.png"/>
+                    <pic:cNvPicPr/>
+                  </pic:nvPicPr>
+                  <pic:blipFill>
+                    <a:blip r:embed="rId14"/>
+                    <a:stretch>
+                      <a:fillRect/>
+                    </a:stretch>
+                  </pic:blipFill>
+                  <pic:spPr>
+                    <a:xfrm>
+                      <a:off x="0" y="0"/>
+                      <a:ext cx="5486400" cy="3041904"/>
+                    </a:xfrm>
+                    <a:prstGeom prst="rect"/>
+                  </pic:spPr>
+                </pic:pic>
+              </a:graphicData>
+            </a:graphic>
+          </wp:inline>
+        </w:drawing>
+      </w:r>
+    </w:p>
+    <w:p>
+      <w:pPr>
+        <w:spacing w:line="336" w:lineRule="auto" w:after="180"/>
+      </w:pPr>
+      <w:r>
+        <w:rPr>
+          <w:b w:val="0"/>
+        </w:rPr>
+        <w:t xml:space="preserve">Original case: Plan including equality, documented invitations and report </w:t>
+      </w:r>
+      <w:r>
+        <w:rPr>
+          <w:b/>
+        </w:rPr>
+        <w:t>nonresponse</w:t>
+      </w:r>
+      <w:r>
+        <w:rPr>
+          <w:b w:val="0"/>
+        </w:rPr>
+        <w:t xml:space="preserve"> by group. Changed condition: Recruit more club volunteers only.</w:t>
+      </w:r>
+    </w:p>
+    <w:p>
+      <w:pPr>
+        <w:spacing w:line="336" w:lineRule="auto" w:after="180"/>
+      </w:pPr>
+      <w:r>
+        <w:rPr>
+          <w:b w:val="0"/>
+        </w:rPr>
+        <w:t>Expected result: Sample size increases without fixing missing representation of other learners. Reason: The added respondents come from the already overrepresented group.</w:t>
+      </w:r>
+    </w:p>
+    <w:p>
+      <w:pPr>
+        <w:spacing w:line="336" w:lineRule="auto" w:after="180"/>
+        <w:shd w:fill="F5F1FB"/>
+      </w:pPr>
+      <w:r>
+        <w:rPr>
+          <w:b w:val="0"/>
+        </w:rPr>
+        <w:t>Predict before checking the worked changed-case result. Name what changed and what the supplied facts allow you to conclude.</w:t>
+      </w:r>
+    </w:p>
+    <w:p>
+      <w:pPr>
+        <w:pStyle w:val="Heading3"/>
+      </w:pPr>
+      <w:r>
+        <w:t>Discuss while showing the picture</w:t>
+      </w:r>
+    </w:p>
+    <w:p>
+      <w:pPr>
+        <w:spacing w:line="336" w:lineRule="auto" w:after="180"/>
+        <w:shd w:fill="F1F6F8"/>
+      </w:pPr>
+      <w:r>
+        <w:rPr>
+          <w:b w:val="0"/>
+        </w:rPr>
+        <w:t>Teacher prompt: Predict before checking the worked changed-case result. Name what changed and what the supplied facts allow you to conclude. Ask learners to describe one label or arrow in ordinary words.</w:t>
+      </w:r>
+    </w:p>
+    <w:p>
+      <w:pPr>
+        <w:spacing w:line="336" w:lineRule="auto" w:after="180"/>
+        <w:shd w:fill="F1F6F8"/>
+      </w:pPr>
+      <w:r>
+        <w:rPr>
+          <w:b w:val="0"/>
+        </w:rPr>
+        <w:t>Use the adjacent transcript if the image is difficult to see. Changed-case reasoning: The added respondents come from the already overrepresented group.</w:t>
+      </w:r>
+    </w:p>
+    <w:p>
+      <w:pPr>
+        <w:pStyle w:val="Heading3"/>
+      </w:pPr>
+      <w:r>
+        <w:t>05. Connect the explanation to its limit</w:t>
+      </w:r>
+    </w:p>
+    <w:p>
+      <w:r>
+        <w:drawing>
+          <wp:inline xmlns:a="http://schemas.openxmlformats.org/drawingml/2006/main" xmlns:pic="http://schemas.openxmlformats.org/drawingml/2006/picture">
+            <wp:extent cx="5486400" cy="2834640"/>
+            <wp:docPr id="7" name="Picture 7" descr="The combined respondent result gives club members more influence than their share of the grade. A weighted illustration using 25% and 75% gives 0.25×80%+0.75×20%=35%, but volunteers may differ within each group, so weighting alone does not establish the true grade preference. Improve the collection process rather than announcing the weighted number as fact. Limit: Neither raw nor weighted volunteer rates prove the whole grade’s opinion; privacy and consent rules still apply."/>
+            <wp:cNvGraphicFramePr>
+              <a:graphicFrameLocks noChangeAspect="1"/>
+            </wp:cNvGraphicFramePr>
+            <a:graphic>
+              <a:graphicData uri="http://schemas.openxmlformats.org/drawingml/2006/picture">
+                <pic:pic>
+                  <pic:nvPicPr>
+                    <pic:cNvPr id="0" name="academy-story-ai-2-20-05.png"/>
+                    <pic:cNvPicPr/>
+                  </pic:nvPicPr>
+                  <pic:blipFill>
+                    <a:blip r:embed="rId15"/>
+                    <a:stretch>
+                      <a:fillRect/>
+                    </a:stretch>
+                  </pic:blipFill>
+                  <pic:spPr>
+                    <a:xfrm>
+                      <a:off x="0" y="0"/>
+                      <a:ext cx="5486400" cy="2834640"/>
+                    </a:xfrm>
+                    <a:prstGeom prst="rect"/>
+                  </pic:spPr>
+                </pic:pic>
+              </a:graphicData>
+            </a:graphic>
+          </wp:inline>
+        </w:drawing>
+      </w:r>
+    </w:p>
+    <w:p>
+      <w:pPr>
+        <w:spacing w:line="336" w:lineRule="auto" w:after="180"/>
+      </w:pPr>
+      <w:r>
+        <w:rPr>
+          <w:b w:val="0"/>
+        </w:rPr>
+        <w:t>The combined respondent result gives club members more influence than their share of the grade.</w:t>
+      </w:r>
+    </w:p>
+    <w:p>
+      <w:pPr>
+        <w:spacing w:line="336" w:lineRule="auto" w:after="180"/>
+      </w:pPr>
+      <w:r>
+        <w:rPr>
+          <w:b w:val="0"/>
+        </w:rPr>
+        <w:t>A weighted illustration using 25% and 75% gives 0.25×</w:t>
+      </w:r>
+      <w:r>
+        <w:rPr>
+          <w:b/>
+        </w:rPr>
+        <w:t>80%</w:t>
+      </w:r>
+      <w:r>
+        <w:rPr>
+          <w:b w:val="0"/>
+        </w:rPr>
+        <w:t>+0.75×20%=35%, but volunteers may differ within each group, so weighting alone does not establish the true grade preference.</w:t>
+      </w:r>
+    </w:p>
+    <w:p>
+      <w:pPr>
+        <w:spacing w:line="336" w:lineRule="auto" w:after="180"/>
+      </w:pPr>
+      <w:r>
+        <w:rPr>
+          <w:b w:val="0"/>
+        </w:rPr>
+        <w:t xml:space="preserve">Improve the collection </w:t>
+      </w:r>
+      <w:r>
+        <w:rPr>
+          <w:b/>
+        </w:rPr>
+        <w:t>process</w:t>
+      </w:r>
+      <w:r>
+        <w:rPr>
+          <w:b w:val="0"/>
+        </w:rPr>
+        <w:t xml:space="preserve"> rather than announcing the weighted number as fact. Limit: Neither raw nor weighted volunteer rates prove the whole grade’s opinion; privacy and consent rules still apply.</w:t>
+      </w:r>
+    </w:p>
+    <w:p>
+      <w:pPr>
+        <w:spacing w:line="336" w:lineRule="auto" w:after="180"/>
+        <w:shd w:fill="F5F1FB"/>
+      </w:pPr>
+      <w:r>
+        <w:rPr>
+          <w:b w:val="0"/>
+        </w:rPr>
+        <w:t>Explain the case, then point to a limit on the claim.</w:t>
+      </w:r>
+    </w:p>
+    <w:p>
+      <w:pPr>
+        <w:pStyle w:val="Heading3"/>
+      </w:pPr>
+      <w:r>
+        <w:t>Discuss while showing the picture</w:t>
+      </w:r>
+    </w:p>
+    <w:p>
+      <w:pPr>
+        <w:spacing w:line="336" w:lineRule="auto" w:after="180"/>
+        <w:shd w:fill="F1F6F8"/>
+      </w:pPr>
+      <w:r>
+        <w:rPr>
+          <w:b w:val="0"/>
+        </w:rPr>
+        <w:t>Teacher prompt: Explain the case, then point to a limit on the claim. Ask learners to describe one label or arrow in ordinary words. Use the adjacent transcript if the image is difficult to see.</w:t>
+      </w:r>
+    </w:p>
+    <w:p>
+      <w:pPr>
+        <w:spacing w:line="336" w:lineRule="auto" w:after="180"/>
+        <w:shd w:fill="F1F6F8"/>
+      </w:pPr>
+      <w:r>
+        <w:rPr>
+          <w:b w:val="0"/>
+        </w:rPr>
+        <w:t>Keep the stated scope: Neither raw nor weighted volunteer rates prove the whole grade’s opinion; privacy and consent rules still apply.</w:t>
+      </w:r>
+    </w:p>
+    <w:p>
+      <w:pPr>
+        <w:pStyle w:val="Heading3"/>
+      </w:pPr>
+      <w:r>
+        <w:t>06. Make the idea visible in your project</w:t>
+      </w:r>
+    </w:p>
+    <w:p>
+      <w:r>
+        <w:drawing>
+          <wp:inline xmlns:a="http://schemas.openxmlformats.org/drawingml/2006/main" xmlns:pic="http://schemas.openxmlformats.org/drawingml/2006/picture">
+            <wp:extent cx="5486400" cy="3380232"/>
+            <wp:docPr id="8" name="Picture 8" descr="Broaden recommender feedback collection and show respondent group coverage before making user-preference claims. Draw your input, deciding step, result and limit. Supported question: Why must 35% be labelled an illustration rather than the measured grade-wide Yes rate?"/>
+            <wp:cNvGraphicFramePr>
+              <a:graphicFrameLocks noChangeAspect="1"/>
+            </wp:cNvGraphicFramePr>
+            <a:graphic>
+              <a:graphicData uri="http://schemas.openxmlformats.org/drawingml/2006/picture">
+                <pic:pic>
+                  <pic:nvPicPr>
+                    <pic:cNvPr id="0" name="academy-story-ai-2-20-06.png"/>
+                    <pic:cNvPicPr/>
+                  </pic:nvPicPr>
+                  <pic:blipFill>
+                    <a:blip r:embed="rId16"/>
+                    <a:stretch>
+                      <a:fillRect/>
+                    </a:stretch>
+                  </pic:blipFill>
+                  <pic:spPr>
+                    <a:xfrm>
+                      <a:off x="0" y="0"/>
+                      <a:ext cx="5486400" cy="3380232"/>
+                    </a:xfrm>
+                    <a:prstGeom prst="rect"/>
+                  </pic:spPr>
+                </pic:pic>
+              </a:graphicData>
+            </a:graphic>
+          </wp:inline>
+        </w:drawing>
+      </w:r>
+    </w:p>
+    <w:p>
+      <w:pPr>
+        <w:spacing w:line="336" w:lineRule="auto" w:after="180"/>
+      </w:pPr>
+      <w:r>
+        <w:rPr>
+          <w:b w:val="0"/>
+        </w:rPr>
+        <w:t xml:space="preserve">Broaden recommender feedback collection and show respondent group coverage before making user-preference claims. Draw your </w:t>
+      </w:r>
+      <w:r>
+        <w:rPr>
+          <w:b/>
+        </w:rPr>
+        <w:t>input</w:t>
+      </w:r>
+      <w:r>
+        <w:rPr>
+          <w:b w:val="0"/>
+        </w:rPr>
+        <w:t>, deciding step, result and limit.</w:t>
+      </w:r>
+    </w:p>
+    <w:p>
+      <w:pPr>
+        <w:spacing w:line="336" w:lineRule="auto" w:after="180"/>
+      </w:pPr>
+      <w:r>
+        <w:rPr>
+          <w:b w:val="0"/>
+        </w:rPr>
+        <w:t>Supported question: Why must 35% be labelled an illustration rather than the measured grade-wide Yes rate?</w:t>
+      </w:r>
+    </w:p>
+    <w:p>
+      <w:pPr>
+        <w:spacing w:line="336" w:lineRule="auto" w:after="180"/>
+        <w:shd w:fill="F5F1FB"/>
+      </w:pPr>
+      <w:r>
+        <w:rPr>
+          <w:b w:val="0"/>
+        </w:rPr>
+        <w:t xml:space="preserve">Draw your project trace and justify the deciding step using </w:t>
+      </w:r>
+      <w:r>
+        <w:rPr>
+          <w:b/>
+        </w:rPr>
+        <w:t>evidence</w:t>
+      </w:r>
+      <w:r>
+        <w:rPr>
+          <w:b w:val="0"/>
+        </w:rPr>
+        <w:t>.</w:t>
+      </w:r>
+    </w:p>
+    <w:p>
+      <w:pPr>
+        <w:pStyle w:val="Heading3"/>
+      </w:pPr>
+      <w:r>
+        <w:t>Discuss while showing the picture</w:t>
+      </w:r>
+    </w:p>
+    <w:p>
+      <w:pPr>
+        <w:spacing w:line="336" w:lineRule="auto" w:after="180"/>
+        <w:shd w:fill="F1F6F8"/>
+      </w:pPr>
+      <w:r>
+        <w:rPr>
+          <w:b w:val="0"/>
+        </w:rPr>
+        <w:t xml:space="preserve">Teacher prompt: Draw your project trace and justify the deciding step using </w:t>
+      </w:r>
+      <w:r>
+        <w:rPr>
+          <w:b/>
+        </w:rPr>
+        <w:t>evidence</w:t>
+      </w:r>
+      <w:r>
+        <w:rPr>
+          <w:b w:val="0"/>
+        </w:rPr>
+        <w:t>. Ask learners to describe one label or arrow in ordinary words. Use the adjacent transcript if the image is difficult to see.</w:t>
+      </w:r>
+    </w:p>
+    <w:p>
+      <w:pPr>
+        <w:spacing w:line="336" w:lineRule="auto" w:after="180"/>
+        <w:shd w:fill="F1F6F8"/>
+      </w:pPr>
+      <w:r>
+        <w:rPr>
+          <w:b w:val="0"/>
+        </w:rPr>
+        <w:t>Supported practice key: It assumes each volunteer group rate represents its whole group; that assumption has not been established.</w:t>
       </w:r>
     </w:p>
     <w:sectPr>

--- a/downloads/teacher/ai-2-week-20.docx
+++ b/downloads/teacher/ai-2-week-20.docx
@@ -131,7 +131,7 @@
           </w:tcPr>
           <w:p>
             <w:r>
-              <w:t>Sections 1–6; record the brief recall in the workbook.</w:t>
+              <w:t>Use Your mission, Notice the evidence, See how it works, Compare the cases, Words that unlock the idea and Follow a worked example; record the brief recall in the workbook.</w:t>
             </w:r>
           </w:p>
         </w:tc>
@@ -163,7 +163,7 @@
           </w:tcPr>
           <w:p>
             <w:r>
-              <w:t>Sections 7–10; use the matching workbook W2 and misconception check.</w:t>
+              <w:t>Use Find and repair a mistake, Practise together, Run the investigation and Build your understanding; use the matching workbook W2 and misconception check.</w:t>
             </w:r>
           </w:p>
         </w:tc>
@@ -195,7 +195,7 @@
           </w:tcPr>
           <w:p>
             <w:r>
-              <w:t>Sections 9 and 11–14. Give extra time to finish the full task set; use Section 15 when the week includes a coding lab.</w:t>
+              <w:t>Use Run the investigation, Connect your project, Show what you know, Study a complete case and Try a new case independently. Allow extra time for the full task set. Use a coding lab only when this week actually provides one; Your lesson route is the planning section.</w:t>
             </w:r>
           </w:p>
         </w:tc>
@@ -1550,7 +1550,7 @@
         <w:drawing>
           <wp:inline xmlns:a="http://schemas.openxmlformats.org/drawingml/2006/main" xmlns:pic="http://schemas.openxmlformats.org/drawingml/2006/picture">
             <wp:extent cx="5311302" cy="5943600"/>
-            <wp:docPr id="2" name="Picture 2" descr="Repair Bias in Data. Group rates: Club:12/15=80%; others:3/15=20%.. Respondent total: 15 Yes out of 30 respondents =50%.. Check representation: Respondents split 50/50, but the grade is 25% club and 75% other.. Repair collection: Plan including equality, documented invitations and report nonresponse by group."/>
+            <wp:docPr id="2" name="Picture 2" descr="Repair Bias in Data. Group rates: Club:12/15=80%; others:3/15=20%.. Respondent total: 15 Yes out of 30 respondents =50%.. Check representation: Respondents split 50/50, but the grade is 25% club and 75% other.. Repair collection: Plan invitations that fairly cover the whole grade, document selection and report nonresponse by group."/>
             <wp:cNvGraphicFramePr>
               <a:graphicFrameLocks noChangeAspect="1"/>
             </wp:cNvGraphicFramePr>
@@ -1707,7 +1707,7 @@
           </w:tcPr>
           <w:p>
             <w:r>
-              <w:t>Plan including equality, documented invitations and report nonresponse by group.</w:t>
+              <w:t>Plan invitations that fairly cover the whole grade, document selection and report nonresponse by group.</w:t>
             </w:r>
           </w:p>
         </w:tc>
@@ -4766,7 +4766,7 @@
           </w:tcPr>
           <w:p>
             <w:r>
-              <w:t>Sections 1–6; record the brief recall in the workbook.</w:t>
+              <w:t>Use Your mission, Notice the evidence, See how it works, Compare the cases, Words that unlock the idea and Follow a worked example; record the brief recall in the workbook.</w:t>
             </w:r>
           </w:p>
         </w:tc>
@@ -4798,7 +4798,7 @@
           </w:tcPr>
           <w:p>
             <w:r>
-              <w:t>Sections 7–10; use the matching workbook W2 and misconception check.</w:t>
+              <w:t>Use Find and repair a mistake, Practise together, Run the investigation and Build your understanding; use the matching workbook W2 and misconception check.</w:t>
             </w:r>
           </w:p>
         </w:tc>
@@ -4830,7 +4830,7 @@
           </w:tcPr>
           <w:p>
             <w:r>
-              <w:t>Sections 9 and 11–14. Give extra time to finish the full task set; use Section 15 when the week includes a coding lab.</w:t>
+              <w:t>Use Run the investigation, Connect your project, Show what you know, Study a complete case and Try a new case independently. Allow extra time for the full task set. Use a coding lab only when this week actually provides one; Your lesson route is the planning section.</w:t>
             </w:r>
           </w:p>
         </w:tc>
@@ -5507,7 +5507,7 @@
         <w:drawing>
           <wp:inline xmlns:a="http://schemas.openxmlformats.org/drawingml/2006/main" xmlns:pic="http://schemas.openxmlformats.org/drawingml/2006/picture">
             <wp:extent cx="5486400" cy="4160520"/>
-            <wp:docPr id="4" name="Picture 4" descr="Group rates: Club:12/15=80%; others:3/15=20%. → Respondent total: 15 Yes out of 30 respondents =50%. → Check representation: Respondents split 50/50, but the grade is 25% club and 75% other. → Repair collection: Plan including equality, documented invitations and report nonresponse by group."/>
+            <wp:docPr id="4" name="Picture 4" descr="Group rates: Club:12/15=80%; others:3/15=20%. → Respondent total: 15 Yes out of 30 respondents =50%. → Check representation: Respondents split 50/50, but the grade is 25% club and 75% other. → Repair collection: Plan invitations that fairly cover the whole grade, document selection and report nonresponse by group."/>
             <wp:cNvGraphicFramePr>
               <a:graphicFrameLocks noChangeAspect="1"/>
             </wp:cNvGraphicFramePr>
@@ -5558,7 +5558,7 @@
         <w:rPr>
           <w:b w:val="0"/>
         </w:rPr>
-        <w:t xml:space="preserve">; others:3/15=20%. → Respondent total: 15 Yes out of 30 respondents =50%. → Check representation: Respondents split 50/50, but the grade is 25% club and 75% other. → Repair collection: Plan including equality, documented invitations and report </w:t>
+        <w:t xml:space="preserve">; others:3/15=20%. → Respondent total: 15 Yes out of 30 respondents =50%. → Check representation: Respondents split 50/50, but the grade is 25% club and 75% other. → Repair collection: Plan invitations that fairly cover the whole grade, document selection and report </w:t>
       </w:r>
       <w:r>
         <w:rPr>
@@ -5741,7 +5741,7 @@
         <w:drawing>
           <wp:inline xmlns:a="http://schemas.openxmlformats.org/drawingml/2006/main" xmlns:pic="http://schemas.openxmlformats.org/drawingml/2006/picture">
             <wp:extent cx="5486400" cy="3041904"/>
-            <wp:docPr id="6" name="Picture 6" descr="Original case: Plan including equality, documented invitations and report nonresponse by group. Changed condition: Recruit more club volunteers only. Expected result: Sample size increases without fixing missing representation of other learners. Reason: The added respondents come from the already overrepresented group."/>
+            <wp:docPr id="6" name="Picture 6" descr="Original case: Plan invitations that fairly cover the whole grade, document selection and report nonresponse by group. Changed condition: Recruit more club volunteers only. Expected result: Sample size increases without fixing missing representation of other learners. Reason: The added respondents come from the already overrepresented group."/>
             <wp:cNvGraphicFramePr>
               <a:graphicFrameLocks noChangeAspect="1"/>
             </wp:cNvGraphicFramePr>
@@ -5780,7 +5780,7 @@
         <w:rPr>
           <w:b w:val="0"/>
         </w:rPr>
-        <w:t xml:space="preserve">Original case: Plan including equality, documented invitations and report </w:t>
+        <w:t xml:space="preserve">Original case: Plan invitations that fairly cover the whole grade, document selection and report </w:t>
       </w:r>
       <w:r>
         <w:rPr>

--- a/downloads/teacher/ai-2-week-20.docx
+++ b/downloads/teacher/ai-2-week-20.docx
@@ -25,20 +25,38 @@
         <w:pStyle w:val="Heading1"/>
       </w:pPr>
       <w:r>
-        <w:t>01. Repair Bias in Data</w:t>
-      </w:r>
-    </w:p>
-    <w:p>
-      <w:r>
-        <w:t>Prepare Repair Bias in Data: check the target, prerequisites, resources and adaptable teaching schedule.</w:t>
-      </w:r>
-    </w:p>
-    <w:p>
-      <w:pPr>
-        <w:pStyle w:val="Heading3"/>
-      </w:pPr>
-      <w:r>
-        <w:t>Teach the learning cycle</w:t>
+        <w:t>Teach repairs as testable proposals rather than automatic fairness guarantees.</w:t>
+      </w:r>
+    </w:p>
+    <w:p>
+      <w:r>
+        <w:t>Supply all count records, preserve their populations and assess the new unequal-group case independently.</w:t>
+      </w:r>
+    </w:p>
+    <w:p>
+      <w:r>
+        <w:t>Require the selection process and remaining limitations alongside every combined percentage.</w:t>
+      </w:r>
+    </w:p>
+    <w:p>
+      <w:pPr>
+        <w:pStyle w:val="Heading1"/>
+      </w:pPr>
+      <w:r>
+        <w:t>01. Prepare this connected week</w:t>
+      </w:r>
+    </w:p>
+    <w:p>
+      <w:r>
+        <w:t>Use one main plan and keep practice separate from the independent first attempt.</w:t>
+      </w:r>
+    </w:p>
+    <w:p>
+      <w:pPr>
+        <w:pStyle w:val="Heading2"/>
+      </w:pPr>
+      <w:r>
+        <w:t>Learning goal and precision</w:t>
       </w:r>
     </w:p>
     <w:p>
@@ -56,6 +74,122 @@
           <w:b/>
         </w:rPr>
         <w:t>bias</w:t>
+      </w:r>
+    </w:p>
+    <w:p>
+      <w:pPr>
+        <w:spacing w:line="336" w:lineRule="auto" w:after="180"/>
+      </w:pPr>
+      <w:r>
+        <w:rPr>
+          <w:b w:val="0"/>
+        </w:rPr>
+        <w:t>Teach Week 20 as a two-session investigation using fictional data. A fictional poll has 8 Yes among 10 club respondents and 2 Yes among 10 other respondents.</w:t>
+      </w:r>
+    </w:p>
+    <w:p>
+      <w:pPr>
+        <w:spacing w:line="336" w:lineRule="auto" w:after="180"/>
+      </w:pPr>
+      <w:r>
+        <w:rPr>
+          <w:b w:val="0"/>
+        </w:rPr>
+        <w:t>If only club members are surveyed, an 80 percent result misses a group with a different pattern. Examine who is included before treating a larger sample as better.</w:t>
+      </w:r>
+    </w:p>
+    <w:p>
+      <w:pPr>
+        <w:spacing w:line="336" w:lineRule="auto" w:after="180"/>
+      </w:pPr>
+      <w:r>
+        <w:rPr>
+          <w:b w:val="0"/>
+        </w:rPr>
+        <w:t>Assess the three stated outcomes through the independent task, not by copying the worked result.</w:t>
+      </w:r>
+    </w:p>
+    <w:p>
+      <w:pPr>
+        <w:spacing w:line="336" w:lineRule="auto" w:after="180"/>
+      </w:pPr>
+      <w:r>
+        <w:rPr>
+          <w:b w:val="0"/>
+        </w:rPr>
+        <w:t xml:space="preserve">By the end, I can distinguish a </w:t>
+      </w:r>
+      <w:r>
+        <w:rPr>
+          <w:b/>
+        </w:rPr>
+        <w:t>bias</w:t>
+      </w:r>
+      <w:r>
+        <w:rPr>
+          <w:b w:val="0"/>
+        </w:rPr>
+        <w:t xml:space="preserve">ed collection </w:t>
+      </w:r>
+      <w:r>
+        <w:rPr>
+          <w:b/>
+        </w:rPr>
+        <w:t>process</w:t>
+      </w:r>
+      <w:r>
+        <w:rPr>
+          <w:b w:val="0"/>
+        </w:rPr>
+        <w:t xml:space="preserve"> from a mere small dataset.</w:t>
+      </w:r>
+    </w:p>
+    <w:p>
+      <w:pPr>
+        <w:pStyle w:val="Heading2"/>
+      </w:pPr>
+      <w:r>
+        <w:t>What to prepare</w:t>
+      </w:r>
+    </w:p>
+    <w:p>
+      <w:pPr>
+        <w:pStyle w:val="ListBullet"/>
+      </w:pPr>
+      <w:r>
+        <w:t>Use the supplied scenario, student illustrations and blank paper. For numeric work, offer counters or a calculator after learners show the setup. Fictional records are supplied; personal data and paid accounts are unnecessary.</w:t>
+      </w:r>
+    </w:p>
+    <w:p>
+      <w:pPr>
+        <w:pStyle w:val="ListBullet"/>
+      </w:pPr>
+      <w:r>
+        <w:t>Python 3 editor with a fresh local practice file</w:t>
+      </w:r>
+    </w:p>
+    <w:p>
+      <w:pPr>
+        <w:pStyle w:val="ListBullet"/>
+      </w:pPr>
+      <w:r>
+        <w:t>Paper trace table and the student workbook</w:t>
+      </w:r>
+    </w:p>
+    <w:p>
+      <w:pPr>
+        <w:pStyle w:val="ListBullet"/>
+      </w:pPr>
+      <w:r>
+        <w:t>Fictional input records from this lesson; no real student identifiers</w:t>
+      </w:r>
+    </w:p>
+    <w:p>
+      <w:pPr>
+        <w:pStyle w:val="Heading2"/>
+      </w:pPr>
+      <w:r>
+        <w:t>Main teaching plan</w:t>
       </w:r>
     </w:p>
     <w:tbl>
@@ -237,18 +371,10 @@
     </w:p>
     <w:p>
       <w:pPr>
-        <w:pStyle w:val="Heading3"/>
-      </w:pPr>
-      <w:r>
-        <w:t>Retrieval answer guidance</w:t>
-      </w:r>
-    </w:p>
-    <w:p>
-      <w:pPr>
-        <w:pStyle w:val="Heading3"/>
-      </w:pPr>
-      <w:r>
-        <w:t>Sampling and Representation</w:t>
+        <w:pStyle w:val="Heading2"/>
+      </w:pPr>
+      <w:r>
+        <w:t>Opening retrieval and readiness</w:t>
       </w:r>
     </w:p>
     <w:p>
@@ -286,14 +412,6 @@
     </w:p>
     <w:p>
       <w:pPr>
-        <w:pStyle w:val="Heading3"/>
-      </w:pPr>
-      <w:r>
-        <w:t>Noise and Outliers</w:t>
-      </w:r>
-    </w:p>
-    <w:p>
-      <w:pPr>
         <w:spacing w:line="336" w:lineRule="auto" w:after="180"/>
       </w:pPr>
       <w:r>
@@ -327,14 +445,6 @@
     </w:p>
     <w:p>
       <w:pPr>
-        <w:pStyle w:val="Heading3"/>
-      </w:pPr>
-      <w:r>
-        <w:t>Decision Trees</w:t>
-      </w:r>
-    </w:p>
-    <w:p>
-      <w:pPr>
         <w:spacing w:line="336" w:lineRule="auto" w:after="180"/>
       </w:pPr>
       <w:r>
@@ -405,6 +515,65 @@
           <w:b w:val="0"/>
         </w:rPr>
         <w:t xml:space="preserve"> labels determined both leaf majorities and the error comparison that selected near rather than tall.</w:t>
+      </w:r>
+    </w:p>
+    <w:p>
+      <w:pPr>
+        <w:spacing w:line="336" w:lineRule="auto" w:after="180"/>
+      </w:pPr>
+      <w:r>
+        <w:rPr>
+          <w:b w:val="0"/>
+        </w:rPr>
+        <w:t>The population is the full target group; the sample is the observed subset.</w:t>
+      </w:r>
+    </w:p>
+    <w:p>
+      <w:pPr>
+        <w:pStyle w:val="Heading2"/>
+      </w:pPr>
+      <w:r>
+        <w:t>Earlier wording, alternatives and picture transcripts · reference / check after trying</w:t>
+      </w:r>
+    </w:p>
+    <w:p>
+      <w:pPr>
+        <w:pStyle w:val="Heading3"/>
+      </w:pPr>
+      <w:r>
+        <w:t>Teach the learning cycle</w:t>
+      </w:r>
+    </w:p>
+    <w:p>
+      <w:pPr>
+        <w:pStyle w:val="Heading3"/>
+      </w:pPr>
+      <w:r>
+        <w:t>Retrieval answer guidance</w:t>
+      </w:r>
+    </w:p>
+    <w:p>
+      <w:pPr>
+        <w:pStyle w:val="Heading3"/>
+      </w:pPr>
+      <w:r>
+        <w:t>Sampling and Representation</w:t>
+      </w:r>
+    </w:p>
+    <w:p>
+      <w:pPr>
+        <w:pStyle w:val="Heading3"/>
+      </w:pPr>
+      <w:r>
+        <w:t>Noise and Outliers</w:t>
+      </w:r>
+    </w:p>
+    <w:p>
+      <w:pPr>
+        <w:pStyle w:val="Heading3"/>
+      </w:pPr>
+      <w:r>
+        <w:t>Decision Trees</w:t>
       </w:r>
     </w:p>
     <w:p>
@@ -589,33 +758,13 @@
       </w:r>
     </w:p>
     <w:p>
+      <w:r>
+        <w:t>This compact option is not the full-week schedule. Use the main teaching cycle and allow extra sessions for the investigation, independent work and project.</w:t>
+      </w:r>
+    </w:p>
+    <w:p>
       <w:pPr>
         <w:spacing w:line="336" w:lineRule="auto" w:after="180"/>
-      </w:pPr>
-      <w:r>
-        <w:rPr>
-          <w:b w:val="0"/>
-        </w:rPr>
-        <w:t>Use the supplied scenario, student illustrations and blank paper. For numeric work, offer counters or a calculator after learners show the setup. Fictional records are supplied; personal data and paid accounts are unnecessary.</w:t>
-      </w:r>
-    </w:p>
-    <w:p>
-      <w:pPr>
-        <w:pStyle w:val="Heading3"/>
-      </w:pPr>
-      <w:r>
-        <w:t>Alternative compact allocation</w:t>
-      </w:r>
-    </w:p>
-    <w:p>
-      <w:r>
-        <w:t>This compact option is not the full-week schedule. Use the main teaching cycle and allow extra sessions for the investigation, independent work and project.</w:t>
-      </w:r>
-    </w:p>
-    <w:p>
-      <w:pPr>
-        <w:spacing w:line="336" w:lineRule="auto" w:after="180"/>
-        <w:shd w:fill="F1F6F8"/>
       </w:pPr>
       <w:r>
         <w:rPr>
@@ -634,13 +783,50 @@
     </w:p>
     <w:p>
       <w:pPr>
+        <w:pStyle w:val="Heading3"/>
+      </w:pPr>
+      <w:r>
+        <w:t>Readiness answer</w:t>
+      </w:r>
+    </w:p>
+    <w:p>
+      <w:pPr>
+        <w:pStyle w:val="Heading3"/>
+      </w:pPr>
+      <w:r>
+        <w:t>End goal for the pictorial case</w:t>
+      </w:r>
+    </w:p>
+    <w:p>
+      <w:pPr>
         <w:spacing w:line="336" w:lineRule="auto" w:after="180"/>
       </w:pPr>
       <w:r>
         <w:rPr>
           <w:b w:val="0"/>
         </w:rPr>
-        <w:t>Teach Week 20 as a two-session investigation using fictional data. A fictional poll has 8 Yes among 10 club respondents and 2 Yes among 10 other respondents.</w:t>
+        <w:t>This added worked case illustrates the week’s main idea. Retain all original and connected topics; schedule its practice within the teaching cycle.</w:t>
+      </w:r>
+    </w:p>
+    <w:p>
+      <w:pPr>
+        <w:pStyle w:val="Heading1"/>
+      </w:pPr>
+      <w:r>
+        <w:t>02. Teach observed combination before a population claim</w:t>
+      </w:r>
+    </w:p>
+    <w:p>
+      <w:r>
+        <w:t>Keep the three supplied count records distinct.</w:t>
+      </w:r>
+    </w:p>
+    <w:p>
+      <w:pPr>
+        <w:pStyle w:val="Heading2"/>
+      </w:pPr>
+      <w:r>
+        <w:t>State the opening poll counts</w:t>
       </w:r>
     </w:p>
     <w:p>
@@ -651,7 +837,7 @@
         <w:rPr>
           <w:b w:val="0"/>
         </w:rPr>
-        <w:t>If only club members are surveyed, an 80 percent result misses a group with a different pattern. Examine who is included before treating a larger sample as better.</w:t>
+        <w:t>A fictional poll has 8 Yes among 10 club respondents and 2 Yes among 10 other respondents. If only club members are surveyed, an 80 percent result misses a group with a different pattern.</w:t>
       </w:r>
     </w:p>
     <w:p>
@@ -662,15 +848,40 @@
         <w:rPr>
           <w:b w:val="0"/>
         </w:rPr>
-        <w:t>Assess the three stated outcomes through the independent task, not by copying the worked result.</w:t>
-      </w:r>
-    </w:p>
-    <w:p>
-      <w:pPr>
-        <w:pStyle w:val="Heading3"/>
-      </w:pPr>
-      <w:r>
-        <w:t>Readiness answer</w:t>
+        <w:t>Examine who is included before treating a larger sample as better.</w:t>
+      </w:r>
+    </w:p>
+    <w:p>
+      <w:pPr>
+        <w:pStyle w:val="Heading2"/>
+      </w:pPr>
+      <w:r>
+        <w:t>Predict and run the complete script</w:t>
+      </w:r>
+    </w:p>
+    <w:p>
+      <w:r>
+        <w:rPr>
+          <w:rFonts w:ascii="Courier New" w:hAnsi="Courier New"/>
+          <w:sz w:val="18"/>
+        </w:rPr>
+        <w:t>club_yes, club_n = 8, 10</w:t>
+        <w:br/>
+        <w:t>other_yes, other_n = 2, 10</w:t>
+        <w:br/>
+        <w:t>print(club_yes / club_n)</w:t>
+        <w:br/>
+        <w:t>print(other_yes / other_n)</w:t>
+        <w:br/>
+        <w:t>print((club_yes + other_yes) / (club_n + other_n))</w:t>
+      </w:r>
+    </w:p>
+    <w:p>
+      <w:pPr>
+        <w:pStyle w:val="Heading2"/>
+      </w:pPr>
+      <w:r>
+        <w:t>Explain the denominator and scope</w:t>
       </w:r>
     </w:p>
     <w:p>
@@ -681,7 +892,7 @@
         <w:rPr>
           <w:b w:val="0"/>
         </w:rPr>
-        <w:t>The population is the full target group; the sample is the observed subset.</w:t>
+        <w:t>The combined observed sample has 50 percent Yes. This is not automatically a population estimate: we also need to know how the groups were selected and how many people each represents.</w:t>
       </w:r>
     </w:p>
     <w:p>
@@ -692,7 +903,61 @@
         <w:rPr>
           <w:b w:val="0"/>
         </w:rPr>
-        <w:t>Python 3 editor with a fresh local practice file</w:t>
+        <w:t>Do not average percentages without considering their denominators.</w:t>
+      </w:r>
+    </w:p>
+    <w:p>
+      <w:pPr>
+        <w:pStyle w:val="Heading2"/>
+      </w:pPr>
+      <w:r>
+        <w:t>Collect the90/10 changed-mix calculation</w:t>
+      </w:r>
+    </w:p>
+    <w:p>
+      <w:pPr>
+        <w:pStyle w:val="Heading3"/>
+      </w:pPr>
+      <w:r>
+        <w:t>Suppose 90 club respondents give 72 Yes and 10 others give 2 Yes. What is the combined observed proportion?</w:t>
+      </w:r>
+    </w:p>
+    <w:p>
+      <w:r>
+        <w:t>________________________________________________________________</w:t>
+      </w:r>
+    </w:p>
+    <w:p>
+      <w:r>
+        <w:t>________________________________________________________________</w:t>
+      </w:r>
+    </w:p>
+    <w:p>
+      <w:r>
+        <w:t>________________________________________________________________</w:t>
+      </w:r>
+    </w:p>
+    <w:p>
+      <w:r>
+        <w:t>________________________________________________________________</w:t>
+      </w:r>
+    </w:p>
+    <w:p>
+      <w:r>
+        <w:t>________________________________________________________________</w:t>
+      </w:r>
+    </w:p>
+    <w:p>
+      <w:r>
+        <w:t>________________________________________________________________</w:t>
+      </w:r>
+    </w:p>
+    <w:p>
+      <w:pPr>
+        <w:pStyle w:val="Heading2"/>
+      </w:pPr>
+      <w:r>
+        <w:t>Introduce the separate volunteer and grade counts</w:t>
       </w:r>
     </w:p>
     <w:p>
@@ -703,7 +968,7 @@
         <w:rPr>
           <w:b w:val="0"/>
         </w:rPr>
-        <w:t>Paper trace table and the student workbook</w:t>
+        <w:t>A fictional school polls learners about adding comic recommendations.</w:t>
       </w:r>
     </w:p>
     <w:p>
@@ -714,7 +979,207 @@
         <w:rPr>
           <w:b w:val="0"/>
         </w:rPr>
-        <w:t xml:space="preserve">Fictional </w:t>
+        <w:t>Library-club respondents: 12 Yes out of 15. Other respondents: 3 Yes out of 15.</w:t>
+      </w:r>
+    </w:p>
+    <w:p>
+      <w:pPr>
+        <w:spacing w:line="336" w:lineRule="auto" w:after="180"/>
+      </w:pPr>
+      <w:r>
+        <w:rPr>
+          <w:b w:val="0"/>
+        </w:rPr>
+        <w:t>The full grade has 30 club members and 90 others. These respondents were volunteers, not random selections.</w:t>
+      </w:r>
+    </w:p>
+    <w:p>
+      <w:pPr>
+        <w:pStyle w:val="Heading2"/>
+      </w:pPr>
+      <w:r>
+        <w:t>Trace the weighting illustration and its assumptions</w:t>
+      </w:r>
+    </w:p>
+    <w:p>
+      <w:r>
+        <w:drawing>
+          <wp:inline xmlns:a="http://schemas.openxmlformats.org/drawingml/2006/main" xmlns:pic="http://schemas.openxmlformats.org/drawingml/2006/picture">
+            <wp:extent cx="5486400" cy="4160520"/>
+            <wp:docPr id="1" name="Picture 1" descr="Group rates: Club:12/15=80%; others:3/15=20%. → Respondent total: 15 Yes out of 30 respondents =50%. → Check representation: Respondents split 50/50, but the grade is 25% club and 75% other. → Repair collection: Plan invitations that fairly cover the whole grade, document selection and report nonresponse by group."/>
+            <wp:cNvGraphicFramePr>
+              <a:graphicFrameLocks noChangeAspect="1"/>
+            </wp:cNvGraphicFramePr>
+            <a:graphic>
+              <a:graphicData uri="http://schemas.openxmlformats.org/drawingml/2006/picture">
+                <pic:pic>
+                  <pic:nvPicPr>
+                    <pic:cNvPr id="0" name="academy-story-ai-2-20-02.png"/>
+                    <pic:cNvPicPr/>
+                  </pic:nvPicPr>
+                  <pic:blipFill>
+                    <a:blip r:embed="rId9"/>
+                    <a:stretch>
+                      <a:fillRect/>
+                    </a:stretch>
+                  </pic:blipFill>
+                  <pic:spPr>
+                    <a:xfrm>
+                      <a:off x="0" y="0"/>
+                      <a:ext cx="5486400" cy="4160520"/>
+                    </a:xfrm>
+                    <a:prstGeom prst="rect"/>
+                  </pic:spPr>
+                </pic:pic>
+              </a:graphicData>
+            </a:graphic>
+          </wp:inline>
+        </w:drawing>
+      </w:r>
+    </w:p>
+    <w:p>
+      <w:pPr>
+        <w:spacing w:line="336" w:lineRule="auto" w:after="180"/>
+      </w:pPr>
+      <w:r>
+        <w:rPr>
+          <w:b w:val="0"/>
+        </w:rPr>
+        <w:t>The combined respondent result gives club members more influence than their share of the grade.</w:t>
+      </w:r>
+    </w:p>
+    <w:p>
+      <w:pPr>
+        <w:spacing w:line="336" w:lineRule="auto" w:after="180"/>
+      </w:pPr>
+      <w:r>
+        <w:rPr>
+          <w:b w:val="0"/>
+        </w:rPr>
+        <w:t>A weighted illustration using 25% and 75% gives 0.25×</w:t>
+      </w:r>
+      <w:r>
+        <w:rPr>
+          <w:b/>
+        </w:rPr>
+        <w:t>80%</w:t>
+      </w:r>
+      <w:r>
+        <w:rPr>
+          <w:b w:val="0"/>
+        </w:rPr>
+        <w:t>+0.75×20%=35%, but volunteers may differ within each group, so weighting alone does not establish the true grade preference.</w:t>
+      </w:r>
+    </w:p>
+    <w:p>
+      <w:pPr>
+        <w:spacing w:line="336" w:lineRule="auto" w:after="180"/>
+      </w:pPr>
+      <w:r>
+        <w:rPr>
+          <w:b w:val="0"/>
+        </w:rPr>
+        <w:t xml:space="preserve">Improve the collection </w:t>
+      </w:r>
+      <w:r>
+        <w:rPr>
+          <w:b/>
+        </w:rPr>
+        <w:t>process</w:t>
+      </w:r>
+      <w:r>
+        <w:rPr>
+          <w:b w:val="0"/>
+        </w:rPr>
+        <w:t xml:space="preserve"> rather than announcing the weighted number as fact.</w:t>
+      </w:r>
+    </w:p>
+    <w:p>
+      <w:pPr>
+        <w:spacing w:line="336" w:lineRule="auto" w:after="180"/>
+      </w:pPr>
+      <w:r>
+        <w:rPr>
+          <w:b w:val="0"/>
+        </w:rPr>
+        <w:t>Neither raw nor weighted volunteer rates prove the whole grade’s opinion; privacy and consent rules still apply.</w:t>
+      </w:r>
+    </w:p>
+    <w:p>
+      <w:pPr>
+        <w:pStyle w:val="Heading2"/>
+      </w:pPr>
+      <w:r>
+        <w:t>Interpret more club volunteers</w:t>
+      </w:r>
+    </w:p>
+    <w:p>
+      <w:pPr>
+        <w:spacing w:line="336" w:lineRule="auto" w:after="180"/>
+      </w:pPr>
+      <w:r>
+        <w:rPr>
+          <w:b w:val="0"/>
+        </w:rPr>
+        <w:t>Change: Recruit more club volunteers only.</w:t>
+      </w:r>
+    </w:p>
+    <w:p>
+      <w:pPr>
+        <w:spacing w:line="336" w:lineRule="auto" w:after="180"/>
+      </w:pPr>
+      <w:r>
+        <w:rPr>
+          <w:b/>
+        </w:rPr>
+        <w:t>Prediction</w:t>
+      </w:r>
+      <w:r>
+        <w:rPr>
+          <w:b w:val="0"/>
+        </w:rPr>
+        <w:t>: Sample size increases without fixing missing representation of other learners.</w:t>
+      </w:r>
+    </w:p>
+    <w:p>
+      <w:pPr>
+        <w:spacing w:line="336" w:lineRule="auto" w:after="180"/>
+      </w:pPr>
+      <w:r>
+        <w:rPr>
+          <w:b w:val="0"/>
+        </w:rPr>
+        <w:t>Reason: The added respondents come from the already overrepresented group.</w:t>
+      </w:r>
+    </w:p>
+    <w:p>
+      <w:pPr>
+        <w:pStyle w:val="Heading2"/>
+      </w:pPr>
+      <w:r>
+        <w:t>Elicit an evidence-limited explanation</w:t>
+      </w:r>
+    </w:p>
+    <w:p>
+      <w:pPr>
+        <w:spacing w:line="336" w:lineRule="auto" w:after="180"/>
+      </w:pPr>
+      <w:r>
+        <w:rPr>
+          <w:b w:val="0"/>
+        </w:rPr>
+        <w:t>Use the diagram and verbal explanation together. Ask learners to match a sentence to a specific visual step; do not assign learners fixed visual or auditory learning styles.</w:t>
+      </w:r>
+    </w:p>
+    <w:p>
+      <w:pPr>
+        <w:spacing w:line="336" w:lineRule="auto" w:after="180"/>
+      </w:pPr>
+      <w:r>
+        <w:rPr>
+          <w:b w:val="0"/>
+        </w:rPr>
+        <w:t xml:space="preserve">Cover the result. Ask learners to name the </w:t>
       </w:r>
       <w:r>
         <w:rPr>
@@ -726,74 +1191,49 @@
         <w:rPr>
           <w:b w:val="0"/>
         </w:rPr>
-        <w:t xml:space="preserve"> records from this lesson; no real student identifiers</w:t>
-      </w:r>
-    </w:p>
-    <w:p>
-      <w:pPr>
-        <w:pStyle w:val="Heading3"/>
-      </w:pPr>
-      <w:r>
-        <w:t>End goal for the pictorial case</w:t>
-      </w:r>
-    </w:p>
-    <w:p>
-      <w:pPr>
-        <w:spacing w:line="336" w:lineRule="auto" w:after="180"/>
-      </w:pPr>
+        <w:t xml:space="preserve">s and predict the next step. Uncover one step, connect the icon to the actual procedure, and explain its </w:t>
+      </w:r>
+      <w:r>
+        <w:rPr>
+          <w:b/>
+        </w:rPr>
+        <w:t>evidence</w:t>
+      </w:r>
       <w:r>
         <w:rPr>
           <w:b w:val="0"/>
         </w:rPr>
-        <w:t xml:space="preserve">By the end, I can distinguish a </w:t>
-      </w:r>
-      <w:r>
-        <w:rPr>
-          <w:b/>
-        </w:rPr>
-        <w:t>bias</w:t>
-      </w:r>
+        <w:t>. Then change the supplied condition and compare.</w:t>
+      </w:r>
+    </w:p>
+    <w:p>
+      <w:pPr>
+        <w:spacing w:line="336" w:lineRule="auto" w:after="180"/>
+      </w:pPr>
       <w:r>
         <w:rPr>
           <w:b w:val="0"/>
         </w:rPr>
-        <w:t xml:space="preserve">ed collection </w:t>
-      </w:r>
-      <w:r>
-        <w:rPr>
-          <w:b/>
-        </w:rPr>
-        <w:t>process</w:t>
-      </w:r>
+        <w:t>The picture is a representation; it does not document execution of a real AI model.</w:t>
+      </w:r>
+    </w:p>
+    <w:p>
+      <w:pPr>
+        <w:pStyle w:val="Heading2"/>
+      </w:pPr>
+      <w:r>
+        <w:t>Earlier wording, alternatives and picture transcripts · reference / check after trying</w:t>
+      </w:r>
+    </w:p>
+    <w:p>
+      <w:pPr>
+        <w:spacing w:line="336" w:lineRule="auto" w:after="180"/>
+      </w:pPr>
       <w:r>
         <w:rPr>
           <w:b w:val="0"/>
         </w:rPr>
-        <w:t xml:space="preserve"> from a mere small dataset.</w:t>
-      </w:r>
-    </w:p>
-    <w:p>
-      <w:pPr>
-        <w:spacing w:line="336" w:lineRule="auto" w:after="180"/>
-      </w:pPr>
-      <w:r>
-        <w:rPr>
-          <w:b w:val="0"/>
-        </w:rPr>
-        <w:t>This added worked case illustrates the week’s main idea. Retain all original and connected topics; schedule its practice within the teaching cycle.</w:t>
-      </w:r>
-    </w:p>
-    <w:p>
-      <w:pPr>
-        <w:pStyle w:val="Heading1"/>
-      </w:pPr>
-      <w:r>
-        <w:t>02. Explain the mechanism</w:t>
-      </w:r>
-    </w:p>
-    <w:p>
-      <w:r>
-        <w:t>Model Repair Bias in Data using the supplied case, labelled mechanism and reasoning. Make the scope of each conclusion explicit.</w:t>
+        <w:t>Explain the mechanism</w:t>
       </w:r>
     </w:p>
     <w:p>
@@ -879,7 +1319,6 @@
     <w:p>
       <w:pPr>
         <w:spacing w:line="336" w:lineRule="auto" w:after="180"/>
-        <w:shd w:fill="F4F9FC"/>
       </w:pPr>
       <w:r>
         <w:rPr>
@@ -891,7 +1330,6 @@
     <w:p>
       <w:pPr>
         <w:spacing w:line="336" w:lineRule="auto" w:after="180"/>
-        <w:shd w:fill="F4F9FC"/>
       </w:pPr>
       <w:r>
         <w:rPr>
@@ -903,7 +1341,6 @@
     <w:p>
       <w:pPr>
         <w:spacing w:line="336" w:lineRule="auto" w:after="180"/>
-        <w:shd w:fill="F4F9FC"/>
       </w:pPr>
       <w:r>
         <w:rPr>
@@ -915,7 +1352,6 @@
     <w:p>
       <w:pPr>
         <w:spacing w:line="336" w:lineRule="auto" w:after="180"/>
-        <w:shd w:fill="F4F9FC"/>
       </w:pPr>
       <w:r>
         <w:rPr>
@@ -962,7 +1398,6 @@
     <w:p>
       <w:pPr>
         <w:spacing w:line="336" w:lineRule="auto" w:after="180"/>
-        <w:shd w:fill="F5F1FB"/>
       </w:pPr>
       <w:r>
         <w:rPr>
@@ -993,16 +1428,7 @@
     </w:p>
     <w:p>
       <w:pPr>
-        <w:pStyle w:val="Heading3"/>
-      </w:pPr>
-      <w:r>
-        <w:t>The teaching case</w:t>
-      </w:r>
-    </w:p>
-    <w:p>
-      <w:pPr>
         <w:spacing w:line="336" w:lineRule="auto" w:after="180"/>
-        <w:shd w:fill="F1F6FC"/>
       </w:pPr>
       <w:r>
         <w:rPr>
@@ -1019,16 +1445,7 @@
     </w:p>
     <w:p>
       <w:pPr>
-        <w:pStyle w:val="Heading3"/>
-      </w:pPr>
-      <w:r>
-        <w:t>The teaching case</w:t>
-      </w:r>
-    </w:p>
-    <w:p>
-      <w:pPr>
         <w:spacing w:line="336" w:lineRule="auto" w:after="180"/>
-        <w:shd w:fill="F1F6FC"/>
       </w:pPr>
       <w:r>
         <w:rPr>
@@ -1047,16 +1464,7 @@
     </w:p>
     <w:p>
       <w:pPr>
-        <w:pStyle w:val="Heading3"/>
-      </w:pPr>
-      <w:r>
-        <w:t>Why the result follows</w:t>
-      </w:r>
-    </w:p>
-    <w:p>
-      <w:pPr>
         <w:spacing w:line="336" w:lineRule="auto" w:after="180"/>
-        <w:shd w:fill="F1F6FC"/>
       </w:pPr>
       <w:r>
         <w:rPr>
@@ -1071,50 +1479,6 @@
       </w:pPr>
       <w:r>
         <w:t>Explain the added worked example</w:t>
-      </w:r>
-    </w:p>
-    <w:p>
-      <w:pPr>
-        <w:spacing w:line="336" w:lineRule="auto" w:after="180"/>
-      </w:pPr>
-      <w:r>
-        <w:rPr>
-          <w:b w:val="0"/>
-        </w:rPr>
-        <w:t>A fictional poll has 8 Yes among 10 club respondents and 2 Yes among 10 other respondents. If only club members are surveyed, an 80 percent result misses a group with a different pattern.</w:t>
-      </w:r>
-    </w:p>
-    <w:p>
-      <w:pPr>
-        <w:spacing w:line="336" w:lineRule="auto" w:after="180"/>
-      </w:pPr>
-      <w:r>
-        <w:rPr>
-          <w:b w:val="0"/>
-        </w:rPr>
-        <w:t>Examine who is included before treating a larger sample as better.</w:t>
-      </w:r>
-    </w:p>
-    <w:p>
-      <w:pPr>
-        <w:spacing w:line="336" w:lineRule="auto" w:after="180"/>
-      </w:pPr>
-      <w:r>
-        <w:rPr>
-          <w:b w:val="0"/>
-        </w:rPr>
-        <w:t>The combined observed sample has 50 percent Yes. This is not automatically a population estimate: we also need to know how the groups were selected and how many people each represents.</w:t>
-      </w:r>
-    </w:p>
-    <w:p>
-      <w:pPr>
-        <w:spacing w:line="336" w:lineRule="auto" w:after="180"/>
-      </w:pPr>
-      <w:r>
-        <w:rPr>
-          <w:b w:val="0"/>
-        </w:rPr>
-        <w:t>Do not average percentages without considering their denominators.</w:t>
       </w:r>
     </w:p>
     <w:p>
@@ -1291,44 +1655,6 @@
         <w:t>These teacher notes contain solutions; do not reveal the independent case answer during modelling.</w:t>
       </w:r>
     </w:p>
-    <w:p>
-      <w:pPr>
-        <w:pStyle w:val="Heading3"/>
-      </w:pPr>
-      <w:r>
-        <w:t>Suppose 90 club respondents give 72 Yes and 10 others give 2 Yes. What is the combined observed proportion?</w:t>
-      </w:r>
-    </w:p>
-    <w:p>
-      <w:r>
-        <w:t>________________________________________________________________</w:t>
-      </w:r>
-    </w:p>
-    <w:p>
-      <w:r>
-        <w:t>________________________________________________________________</w:t>
-      </w:r>
-    </w:p>
-    <w:p>
-      <w:r>
-        <w:t>________________________________________________________________</w:t>
-      </w:r>
-    </w:p>
-    <w:p>
-      <w:r>
-        <w:t>________________________________________________________________</w:t>
-      </w:r>
-    </w:p>
-    <w:p>
-      <w:r>
-        <w:t>________________________________________________________________</w:t>
-      </w:r>
-    </w:p>
-    <w:p>
-      <w:r>
-        <w:t>________________________________________________________________</w:t>
-      </w:r>
-    </w:p>
     <w:tbl>
       <w:tblPr>
         <w:tblStyle w:val="LightShading-Accent1"/>
@@ -1433,17 +1759,6 @@
     </w:tbl>
     <w:p>
       <w:pPr>
-        <w:spacing w:line="336" w:lineRule="auto" w:after="180"/>
-      </w:pPr>
-      <w:r>
-        <w:rPr>
-          <w:b w:val="0"/>
-        </w:rPr>
-        <w:t>Use the diagram and verbal explanation together. Ask learners to match a sentence to a specific visual step; do not assign learners fixed visual or auditory learning styles.</w:t>
-      </w:r>
-    </w:p>
-    <w:p>
-      <w:pPr>
         <w:pStyle w:val="Heading3"/>
       </w:pPr>
       <w:r>
@@ -1452,61 +1767,10 @@
     </w:p>
     <w:p>
       <w:pPr>
-        <w:spacing w:line="336" w:lineRule="auto" w:after="180"/>
-      </w:pPr>
-      <w:r>
-        <w:rPr>
-          <w:b w:val="0"/>
-        </w:rPr>
-        <w:t>A fictional school polls learners about adding comic recommendations.</w:t>
-      </w:r>
-    </w:p>
-    <w:p>
-      <w:pPr>
         <w:pStyle w:val="Heading3"/>
       </w:pPr>
       <w:r>
         <w:t>The facts we will use</w:t>
-      </w:r>
-    </w:p>
-    <w:p>
-      <w:pPr>
-        <w:pStyle w:val="Heading3"/>
-      </w:pPr>
-      <w:r>
-        <w:t>Supplied facts</w:t>
-      </w:r>
-    </w:p>
-    <w:p>
-      <w:pPr>
-        <w:spacing w:line="336" w:lineRule="auto" w:after="180"/>
-        <w:shd w:fill="F1F6FC"/>
-      </w:pPr>
-      <w:r>
-        <w:rPr>
-          <w:b w:val="0"/>
-        </w:rPr>
-        <w:t>Library-club respondents: 12 Yes out of 15. Other respondents: 3 Yes out of 15.</w:t>
-      </w:r>
-    </w:p>
-    <w:p>
-      <w:pPr>
-        <w:pStyle w:val="Heading3"/>
-      </w:pPr>
-      <w:r>
-        <w:t>Supplied facts</w:t>
-      </w:r>
-    </w:p>
-    <w:p>
-      <w:pPr>
-        <w:spacing w:line="336" w:lineRule="auto" w:after="180"/>
-        <w:shd w:fill="F1F6FC"/>
-      </w:pPr>
-      <w:r>
-        <w:rPr>
-          <w:b w:val="0"/>
-        </w:rPr>
-        <w:t>The full grade has 30 club members and 90 others. These respondents were volunteers, not random selections.</w:t>
       </w:r>
     </w:p>
     <w:p>
@@ -1514,7 +1778,7 @@
         <w:drawing>
           <wp:inline xmlns:a="http://schemas.openxmlformats.org/drawingml/2006/main" xmlns:pic="http://schemas.openxmlformats.org/drawingml/2006/picture">
             <wp:extent cx="5486400" cy="3077029"/>
-            <wp:docPr id="1" name="Picture 1" descr="Volunteer group comparison"/>
+            <wp:docPr id="2" name="Picture 2" descr="Volunteer group comparison"/>
             <wp:cNvGraphicFramePr>
               <a:graphicFrameLocks noChangeAspect="1"/>
             </wp:cNvGraphicFramePr>
@@ -1526,7 +1790,7 @@
                     <pic:cNvPicPr/>
                   </pic:nvPicPr>
                   <pic:blipFill>
-                    <a:blip r:embed="rId9"/>
+                    <a:blip r:embed="rId10"/>
                     <a:stretch>
                       <a:fillRect/>
                     </a:stretch>
@@ -1550,7 +1814,7 @@
         <w:drawing>
           <wp:inline xmlns:a="http://schemas.openxmlformats.org/drawingml/2006/main" xmlns:pic="http://schemas.openxmlformats.org/drawingml/2006/picture">
             <wp:extent cx="5311302" cy="5943600"/>
-            <wp:docPr id="2" name="Picture 2" descr="Repair Bias in Data. Group rates: Club:12/15=80%; others:3/15=20%.. Respondent total: 15 Yes out of 30 respondents =50%.. Check representation: Respondents split 50/50, but the grade is 25% club and 75% other.. Repair collection: Plan invitations that fairly cover the whole grade, document selection and report nonresponse by group."/>
+            <wp:docPr id="3" name="Picture 3" descr="Repair Bias in Data. Group rates: Club:12/15=80%; others:3/15=20%.. Respondent total: 15 Yes out of 30 respondents =50%.. Check representation: Respondents split 50/50, but the grade is 25% club and 75% other.. Repair collection: Plan invitations that fairly cover the whole grade, document selection and report nonresponse by group."/>
             <wp:cNvGraphicFramePr>
               <a:graphicFrameLocks noChangeAspect="1"/>
             </wp:cNvGraphicFramePr>
@@ -1562,7 +1826,7 @@
                     <pic:cNvPicPr/>
                   </pic:nvPicPr>
                   <pic:blipFill>
-                    <a:blip r:embed="rId10"/>
+                    <a:blip r:embed="rId11"/>
                     <a:stretch>
                       <a:fillRect/>
                     </a:stretch>
@@ -1731,196 +1995,85 @@
         <w:pStyle w:val="Heading3"/>
       </w:pPr>
       <w:r>
-        <w:t>Why the result follows</w:t>
+        <w:t>What this example does not establish</w:t>
+      </w:r>
+    </w:p>
+    <w:p>
+      <w:pPr>
+        <w:pStyle w:val="Heading3"/>
+      </w:pPr>
+      <w:r>
+        <w:t>Change one thing in the pictured case</w:t>
+      </w:r>
+    </w:p>
+    <w:p>
+      <w:pPr>
+        <w:pStyle w:val="Heading3"/>
+      </w:pPr>
+      <w:r>
+        <w:t>Ask while showing the picture</w:t>
+      </w:r>
+    </w:p>
+    <w:p>
+      <w:pPr>
+        <w:pStyle w:val="Heading1"/>
+      </w:pPr>
+      <w:r>
+        <w:t>03. Guide the reasoning, then remove help</w:t>
+      </w:r>
+    </w:p>
+    <w:p>
+      <w:r>
+        <w:t>Collect a response from each learner before discussing the worked key.</w:t>
+      </w:r>
+    </w:p>
+    <w:p>
+      <w:pPr>
+        <w:pStyle w:val="Heading2"/>
+      </w:pPr>
+      <w:r>
+        <w:t>Prompt before revealing</w:t>
       </w:r>
     </w:p>
     <w:p>
       <w:pPr>
         <w:spacing w:line="336" w:lineRule="auto" w:after="180"/>
-        <w:shd w:fill="F1F6FC"/>
       </w:pPr>
       <w:r>
         <w:rPr>
           <w:b w:val="0"/>
         </w:rPr>
-        <w:t>The combined respondent result gives club members more influence than their share of the grade.</w:t>
+        <w:t>Completion task: Group A has 3 Yes of 4 and B has 2 Yes of 6. Find the combined proportion.</w:t>
+      </w:r>
+    </w:p>
+    <w:p>
+      <w:pPr>
+        <w:pStyle w:val="Heading2"/>
+      </w:pPr>
+      <w:r>
+        <w:t>Expected reasoning and fading help</w:t>
       </w:r>
     </w:p>
     <w:p>
       <w:pPr>
         <w:spacing w:line="336" w:lineRule="auto" w:after="180"/>
-        <w:shd w:fill="F1F6FC"/>
       </w:pPr>
       <w:r>
         <w:rPr>
           <w:b w:val="0"/>
         </w:rPr>
-        <w:t>A weighted illustration using 25% and 75% gives 0.25×</w:t>
-      </w:r>
-      <w:r>
-        <w:rPr>
-          <w:b/>
-        </w:rPr>
-        <w:t>80%</w:t>
-      </w:r>
+        <w:t>Teacher check: 5/10 = 50 percent. The unweighted average of 75 percent and about 33.3 percent is not the combined sample rate.</w:t>
+      </w:r>
+    </w:p>
+    <w:p>
+      <w:pPr>
+        <w:spacing w:line="336" w:lineRule="auto" w:after="180"/>
+      </w:pPr>
       <w:r>
         <w:rPr>
           <w:b w:val="0"/>
         </w:rPr>
-        <w:t>+0.75×20%=35%, but volunteers may differ within each group, so weighting alone does not establish the true grade preference.</w:t>
-      </w:r>
-    </w:p>
-    <w:p>
-      <w:pPr>
-        <w:spacing w:line="336" w:lineRule="auto" w:after="180"/>
-        <w:shd w:fill="F1F6FC"/>
-      </w:pPr>
-      <w:r>
-        <w:rPr>
-          <w:b w:val="0"/>
-        </w:rPr>
-        <w:t xml:space="preserve">Improve the collection </w:t>
-      </w:r>
-      <w:r>
-        <w:rPr>
-          <w:b/>
-        </w:rPr>
-        <w:t>process</w:t>
-      </w:r>
-      <w:r>
-        <w:rPr>
-          <w:b w:val="0"/>
-        </w:rPr>
-        <w:t xml:space="preserve"> rather than announcing the weighted number as fact.</w:t>
-      </w:r>
-    </w:p>
-    <w:p>
-      <w:pPr>
-        <w:pStyle w:val="Heading3"/>
-      </w:pPr>
-      <w:r>
-        <w:t>What this example does not establish</w:t>
-      </w:r>
-    </w:p>
-    <w:p>
-      <w:pPr>
-        <w:pStyle w:val="Heading3"/>
-      </w:pPr>
-      <w:r>
-        <w:t>Keep the stated limit</w:t>
-      </w:r>
-    </w:p>
-    <w:p>
-      <w:pPr>
-        <w:spacing w:line="336" w:lineRule="auto" w:after="180"/>
-        <w:shd w:fill="FFF5E6"/>
-      </w:pPr>
-      <w:r>
-        <w:rPr>
-          <w:b w:val="0"/>
-        </w:rPr>
-        <w:t>Neither raw nor weighted volunteer rates prove the whole grade’s opinion; privacy and consent rules still apply.</w:t>
-      </w:r>
-    </w:p>
-    <w:p>
-      <w:pPr>
-        <w:pStyle w:val="Heading3"/>
-      </w:pPr>
-      <w:r>
-        <w:t>Change one thing in the pictured case</w:t>
-      </w:r>
-    </w:p>
-    <w:p>
-      <w:pPr>
-        <w:pStyle w:val="Heading3"/>
-      </w:pPr>
-      <w:r>
-        <w:t>Change one thing</w:t>
-      </w:r>
-    </w:p>
-    <w:p>
-      <w:pPr>
-        <w:spacing w:line="336" w:lineRule="auto" w:after="180"/>
-        <w:shd w:fill="F5F1FB"/>
-      </w:pPr>
-      <w:r>
-        <w:rPr>
-          <w:b w:val="0"/>
-        </w:rPr>
-        <w:t>Change: Recruit more club volunteers only.</w:t>
-      </w:r>
-    </w:p>
-    <w:p>
-      <w:pPr>
-        <w:pStyle w:val="Heading3"/>
-      </w:pPr>
-      <w:r>
-        <w:t>Predicted result</w:t>
-      </w:r>
-    </w:p>
-    <w:p>
-      <w:pPr>
-        <w:spacing w:line="336" w:lineRule="auto" w:after="180"/>
-        <w:shd w:fill="F1F6FC"/>
-      </w:pPr>
-      <w:r>
-        <w:rPr>
-          <w:b/>
-        </w:rPr>
-        <w:t>Prediction</w:t>
-      </w:r>
-      <w:r>
-        <w:rPr>
-          <w:b w:val="0"/>
-        </w:rPr>
-        <w:t>: Sample size increases without fixing missing representation of other learners.</w:t>
-      </w:r>
-    </w:p>
-    <w:p>
-      <w:pPr>
-        <w:pStyle w:val="Heading3"/>
-      </w:pPr>
-      <w:r>
-        <w:t>Why the result follows</w:t>
-      </w:r>
-    </w:p>
-    <w:p>
-      <w:pPr>
-        <w:spacing w:line="336" w:lineRule="auto" w:after="180"/>
-        <w:shd w:fill="F1F6FC"/>
-      </w:pPr>
-      <w:r>
-        <w:rPr>
-          <w:b w:val="0"/>
-        </w:rPr>
-        <w:t>Reason: The added respondents come from the already overrepresented group.</w:t>
-      </w:r>
-    </w:p>
-    <w:p>
-      <w:pPr>
-        <w:pStyle w:val="Heading3"/>
-      </w:pPr>
-      <w:r>
-        <w:t>Ask while showing the picture</w:t>
-      </w:r>
-    </w:p>
-    <w:p>
-      <w:pPr>
-        <w:pStyle w:val="Heading3"/>
-      </w:pPr>
-      <w:r>
-        <w:t>Ask while showing the picture · 1</w:t>
-      </w:r>
-    </w:p>
-    <w:p>
-      <w:pPr>
-        <w:spacing w:line="336" w:lineRule="auto" w:after="180"/>
-      </w:pPr>
-      <w:r>
-        <w:rPr>
-          <w:b w:val="0"/>
-        </w:rPr>
-        <w:t xml:space="preserve">Cover the result. Ask learners to name the </w:t>
+        <w:t xml:space="preserve">Start by identifying the given </w:t>
       </w:r>
       <w:r>
         <w:rPr>
@@ -1932,7 +2085,168 @@
         <w:rPr>
           <w:b w:val="0"/>
         </w:rPr>
-        <w:t xml:space="preserve">s and predict the next step. Uncover one step, connect the icon to the actual procedure, and explain its </w:t>
+        <w:t>s together. Leave the intermediate steps blank. If needed, model one step, then withdraw that help on the next step. Move to a full trace only when the partial trace is understood.</w:t>
+      </w:r>
+    </w:p>
+    <w:p>
+      <w:pPr>
+        <w:spacing w:line="336" w:lineRule="auto" w:after="180"/>
+      </w:pPr>
+      <w:r>
+        <w:rPr>
+          <w:b w:val="0"/>
+        </w:rPr>
+        <w:t>For partners, alternate explainer and checker; collect a response from every learner before discussion.</w:t>
+      </w:r>
+    </w:p>
+    <w:p>
+      <w:pPr>
+        <w:pStyle w:val="Heading2"/>
+      </w:pPr>
+      <w:r>
+        <w:t>Check the misconception before discussion</w:t>
+      </w:r>
+    </w:p>
+    <w:p>
+      <w:pPr>
+        <w:spacing w:line="336" w:lineRule="auto" w:after="180"/>
+      </w:pPr>
+      <w:r>
+        <w:rPr>
+          <w:b w:val="0"/>
+        </w:rPr>
+        <w:t xml:space="preserve">Use the worked case for </w:t>
+      </w:r>
+      <w:r>
+        <w:rPr>
+          <w:b/>
+        </w:rPr>
+        <w:t>Selection bias</w:t>
+      </w:r>
+      <w:r>
+        <w:rPr>
+          <w:b w:val="0"/>
+        </w:rPr>
+        <w:t xml:space="preserve"> and coverage. Proposed explanation: “A successful run proves the conclusion”. Decide whether this explanation is supported.</w:t>
+      </w:r>
+    </w:p>
+    <w:p>
+      <w:pPr>
+        <w:spacing w:line="336" w:lineRule="auto" w:after="180"/>
+      </w:pPr>
+      <w:r>
+        <w:rPr>
+          <w:b w:val="0"/>
+        </w:rPr>
+        <w:t>Point to the step or supplied fact that decides; explain your repair if needed.</w:t>
+      </w:r>
+    </w:p>
+    <w:p>
+      <w:pPr>
+        <w:spacing w:line="336" w:lineRule="auto" w:after="180"/>
+      </w:pPr>
+      <w:r>
+        <w:rPr>
+          <w:b w:val="0"/>
+        </w:rPr>
+        <w:t>Expected correction: Group differences suggest that coverage matters, but do not explain why choices differ. Small group counts also make percentages unstable.</w:t>
+      </w:r>
+    </w:p>
+    <w:p>
+      <w:pPr>
+        <w:spacing w:line="336" w:lineRule="auto" w:after="180"/>
+      </w:pPr>
+      <w:r>
+        <w:rPr>
+          <w:b w:val="0"/>
+        </w:rPr>
+        <w:t>Use neutral group labels in fictional data rather than personal or sensitive attributes.</w:t>
+      </w:r>
+    </w:p>
+    <w:p>
+      <w:pPr>
+        <w:spacing w:line="336" w:lineRule="auto" w:after="180"/>
+      </w:pPr>
+      <w:r>
+        <w:rPr>
+          <w:b w:val="0"/>
+        </w:rPr>
+        <w:t>Collect explanations, not only yes/no votes. If a misunderstanding is common, re-model the relevant step for the class.</w:t>
+      </w:r>
+    </w:p>
+    <w:p>
+      <w:pPr>
+        <w:spacing w:line="336" w:lineRule="auto" w:after="180"/>
+      </w:pPr>
+      <w:r>
+        <w:rPr>
+          <w:b w:val="0"/>
+        </w:rPr>
+        <w:t>If it affects a few learners, give a short targeted group explanation while others solve a more demanding variation.</w:t>
+      </w:r>
+    </w:p>
+    <w:p>
+      <w:pPr>
+        <w:pStyle w:val="Heading2"/>
+      </w:pPr>
+      <w:r>
+        <w:t>Use the pictorial check</w:t>
+      </w:r>
+    </w:p>
+    <w:p>
+      <w:pPr>
+        <w:spacing w:line="336" w:lineRule="auto" w:after="180"/>
+      </w:pPr>
+      <w:r>
+        <w:rPr>
+          <w:b w:val="0"/>
+        </w:rPr>
+        <w:t>Why must 35% be labelled an illustration rather than the measured grade-wide Yes rate?</w:t>
+      </w:r>
+    </w:p>
+    <w:p>
+      <w:pPr>
+        <w:spacing w:line="336" w:lineRule="auto" w:after="180"/>
+      </w:pPr>
+      <w:r>
+        <w:rPr>
+          <w:b w:val="0"/>
+        </w:rPr>
+        <w:t>It assumes each volunteer group rate represents its whole group; that assumption has not been established.</w:t>
+      </w:r>
+    </w:p>
+    <w:p>
+      <w:pPr>
+        <w:spacing w:line="336" w:lineRule="auto" w:after="180"/>
+      </w:pPr>
+      <w:r>
+        <w:rPr>
+          <w:b w:val="0"/>
+        </w:rPr>
+        <w:t>Changed-case reasoning: Sample size increases without fixing missing representation of other learners. The added respondents come from the already overrepresented group.</w:t>
+      </w:r>
+    </w:p>
+    <w:p>
+      <w:pPr>
+        <w:spacing w:line="336" w:lineRule="auto" w:after="180"/>
+      </w:pPr>
+      <w:r>
+        <w:rPr>
+          <w:b w:val="0"/>
+        </w:rPr>
+        <w:t xml:space="preserve">Collect each learner’s explanation before discussion. Use the first missing connection between </w:t>
+      </w:r>
+      <w:r>
+        <w:rPr>
+          <w:b/>
+        </w:rPr>
+        <w:t>input</w:t>
+      </w:r>
+      <w:r>
+        <w:rPr>
+          <w:b w:val="0"/>
+        </w:rPr>
+        <w:t xml:space="preserve">, deciding step and result to choose support. This question is worked-case practice, not fresh mastery </w:t>
       </w:r>
       <w:r>
         <w:rPr>
@@ -1944,7 +2258,47 @@
         <w:rPr>
           <w:b w:val="0"/>
         </w:rPr>
-        <w:t>. Then change the supplied condition and compare.</w:t>
+        <w:t>.</w:t>
+      </w:r>
+    </w:p>
+    <w:p>
+      <w:pPr>
+        <w:pStyle w:val="Heading2"/>
+      </w:pPr>
+      <w:r>
+        <w:t>Keep each learner explaining</w:t>
+      </w:r>
+    </w:p>
+    <w:p>
+      <w:pPr>
+        <w:pStyle w:val="ListBullet"/>
+      </w:pPr>
+      <w:r>
+        <w:t>Ask: Which facts are given, and which would we have to assume? Learners mark relevant details before discussing answers.</w:t>
+      </w:r>
+    </w:p>
+    <w:p>
+      <w:pPr>
+        <w:pStyle w:val="ListBullet"/>
+      </w:pPr>
+      <w:r>
+        <w:t>Say: Predict first. Show the rule, information path or calculation that would produce the result. A correct guess is not yet an explanation.</w:t>
+      </w:r>
+    </w:p>
+    <w:p>
+      <w:pPr>
+        <w:pStyle w:val="ListBullet"/>
+      </w:pPr>
+      <w:r>
+        <w:t>In pairs, one learner solves while the other checks evidence; exchange roles. Remove the worked answer before independent assessment.</w:t>
+      </w:r>
+    </w:p>
+    <w:p>
+      <w:pPr>
+        <w:pStyle w:val="Heading2"/>
+      </w:pPr>
+      <w:r>
+        <w:t>Earlier wording, alternatives and picture transcripts · reference / check after trying</w:t>
       </w:r>
     </w:p>
     <w:p>
@@ -1955,20 +2309,7 @@
         <w:rPr>
           <w:b w:val="0"/>
         </w:rPr>
-        <w:t>The picture is a representation; it does not document execution of a real AI model.</w:t>
-      </w:r>
-    </w:p>
-    <w:p>
-      <w:pPr>
-        <w:pStyle w:val="Heading1"/>
-      </w:pPr>
-      <w:r>
-        <w:t>03. Demonstrate and guide practice</w:t>
-      </w:r>
-    </w:p>
-    <w:p>
-      <w:r>
-        <w:t>Demonstrate Repair Bias in Data, reduce support deliberately and check individual reasoning before discussing answers.</w:t>
+        <w:t>Demonstrate and guide practice</w:t>
       </w:r>
     </w:p>
     <w:p>
@@ -1981,16 +2322,7 @@
     </w:p>
     <w:p>
       <w:pPr>
-        <w:pStyle w:val="Heading3"/>
-      </w:pPr>
-      <w:r>
-        <w:t>1. Put the facts on the board</w:t>
-      </w:r>
-    </w:p>
-    <w:p>
-      <w:pPr>
         <w:spacing w:line="336" w:lineRule="auto" w:after="180"/>
-        <w:shd w:fill="F4F9FC"/>
       </w:pPr>
       <w:r>
         <w:rPr>
@@ -2013,16 +2345,7 @@
     </w:p>
     <w:p>
       <w:pPr>
-        <w:pStyle w:val="Heading3"/>
-      </w:pPr>
-      <w:r>
-        <w:t>2. State the decision to explain</w:t>
-      </w:r>
-    </w:p>
-    <w:p>
-      <w:pPr>
         <w:spacing w:line="336" w:lineRule="auto" w:after="180"/>
-        <w:shd w:fill="F4F9FC"/>
       </w:pPr>
       <w:r>
         <w:rPr>
@@ -2033,16 +2356,7 @@
     </w:p>
     <w:p>
       <w:pPr>
-        <w:pStyle w:val="Heading3"/>
-      </w:pPr>
-      <w:r>
-        <w:t>3. Reveal the worked reasoning</w:t>
-      </w:r>
-    </w:p>
-    <w:p>
-      <w:pPr>
         <w:spacing w:line="336" w:lineRule="auto" w:after="180"/>
-        <w:shd w:fill="F1F6FC"/>
       </w:pPr>
       <w:r>
         <w:rPr>
@@ -2065,22 +2379,13 @@
     </w:p>
     <w:p>
       <w:pPr>
-        <w:pStyle w:val="Heading3"/>
-      </w:pPr>
-      <w:r>
-        <w:t>Hold back the independent task</w:t>
-      </w:r>
-    </w:p>
-    <w:p>
-      <w:pPr>
         <w:spacing w:line="336" w:lineRule="auto" w:after="180"/>
-        <w:shd w:fill="F5F1FB"/>
       </w:pPr>
       <w:r>
         <w:rPr>
           <w:b w:val="0"/>
         </w:rPr>
-        <w:t>Keep for an independent attempt: A dataset has 18 adventure readers and 2 poetry readers. A recommender ignores poetry preferences. What would you inspect and test after a repair?</w:t>
+        <w:t>Use the earlier changed question as optional later practice. Reserve Audit independently for the first independent attempt before hints or feedback.</w:t>
       </w:r>
     </w:p>
     <w:p>
@@ -2089,46 +2394,6 @@
       </w:pPr>
       <w:r>
         <w:t>Classroom dialogue</w:t>
-      </w:r>
-    </w:p>
-    <w:p>
-      <w:pPr>
-        <w:pStyle w:val="Heading3"/>
-      </w:pPr>
-      <w:r>
-        <w:t>Ask the class</w:t>
-      </w:r>
-    </w:p>
-    <w:p>
-      <w:pPr>
-        <w:spacing w:line="336" w:lineRule="auto" w:after="180"/>
-        <w:shd w:fill="F5F1FB"/>
-      </w:pPr>
-      <w:r>
-        <w:rPr>
-          <w:b w:val="0"/>
-        </w:rPr>
-        <w:t>Ask: Which facts are given, and which would we have to assume? Learners mark relevant details before discussing answers.</w:t>
-      </w:r>
-    </w:p>
-    <w:p>
-      <w:pPr>
-        <w:pStyle w:val="Heading3"/>
-      </w:pPr>
-      <w:r>
-        <w:t>Language to model</w:t>
-      </w:r>
-    </w:p>
-    <w:p>
-      <w:pPr>
-        <w:spacing w:line="336" w:lineRule="auto" w:after="180"/>
-        <w:shd w:fill="F1F6F8"/>
-      </w:pPr>
-      <w:r>
-        <w:rPr>
-          <w:b w:val="0"/>
-        </w:rPr>
-        <w:t>Say: Predict first. Show the rule, information path or calculation that would produce the result. A correct guess is not yet an explanation.</w:t>
       </w:r>
     </w:p>
     <w:p>
@@ -2140,29 +2405,6 @@
           <w:b w:val="0"/>
         </w:rPr>
         <w:t>Reveal reasoning one step at a time. Explain why a tempting alternative fails. Write units and denominators for arithmetic, trace conditions for decisions, and identify supporting sources for claims.</w:t>
-      </w:r>
-    </w:p>
-    <w:p>
-      <w:pPr>
-        <w:spacing w:line="336" w:lineRule="auto" w:after="180"/>
-      </w:pPr>
-      <w:r>
-        <w:rPr>
-          <w:b w:val="0"/>
-        </w:rPr>
-        <w:t xml:space="preserve">In pairs, one learner solves while the other checks </w:t>
-      </w:r>
-      <w:r>
-        <w:rPr>
-          <w:b/>
-        </w:rPr>
-        <w:t>evidence</w:t>
-      </w:r>
-      <w:r>
-        <w:rPr>
-          <w:b w:val="0"/>
-        </w:rPr>
-        <w:t>; exchange roles. Remove the worked answer before independent assessment.</w:t>
       </w:r>
     </w:p>
     <w:p>
@@ -2417,376 +2659,103 @@
         <w:pStyle w:val="Heading3"/>
       </w:pPr>
       <w:r>
-        <w:t>Completion practice</w:t>
+        <w:t>Individual reasoning check</w:t>
+      </w:r>
+    </w:p>
+    <w:p>
+      <w:pPr>
+        <w:pStyle w:val="Heading3"/>
+      </w:pPr>
+      <w:r>
+        <w:t>Pictorial practice question</w:t>
+      </w:r>
+    </w:p>
+    <w:p>
+      <w:pPr>
+        <w:pStyle w:val="Heading3"/>
+      </w:pPr>
+      <w:r>
+        <w:t>Reasoned teacher answer</w:t>
+      </w:r>
+    </w:p>
+    <w:p>
+      <w:pPr>
+        <w:pStyle w:val="Heading1"/>
+      </w:pPr>
+      <w:r>
+        <w:t>04. Run the supplied investigation</w:t>
+      </w:r>
+    </w:p>
+    <w:p>
+      <w:r>
+        <w:t>Keep expected results, observed paper traces and remaining limits distinguishable.</w:t>
+      </w:r>
+    </w:p>
+    <w:p>
+      <w:pPr>
+        <w:pStyle w:val="Heading2"/>
+      </w:pPr>
+      <w:r>
+        <w:t>Supplied materials and answer guidance</w:t>
       </w:r>
     </w:p>
     <w:p>
       <w:pPr>
         <w:spacing w:line="336" w:lineRule="auto" w:after="180"/>
-        <w:shd w:fill="F5F1FB"/>
       </w:pPr>
       <w:r>
         <w:rPr>
           <w:b w:val="0"/>
         </w:rPr>
-        <w:t>Completion task: Group A has 3 Yes of 4 and B has 2 Yes of 6. Find the combined proportion.</w:t>
-      </w:r>
-    </w:p>
-    <w:p>
-      <w:pPr>
-        <w:pStyle w:val="Heading3"/>
-      </w:pPr>
-      <w:r>
-        <w:t>Reasoning to listen for</w:t>
-      </w:r>
-    </w:p>
-    <w:p>
-      <w:pPr>
-        <w:spacing w:line="336" w:lineRule="auto" w:after="180"/>
-        <w:shd w:fill="F1F6FC"/>
-      </w:pPr>
-      <w:r>
-        <w:rPr>
-          <w:b w:val="0"/>
-        </w:rPr>
-        <w:t>Teacher check: 5/10 = 50 percent. The unweighted average of 75 percent and about 33.3 percent is not the combined sample rate.</w:t>
-      </w:r>
-    </w:p>
-    <w:p>
-      <w:pPr>
-        <w:spacing w:line="336" w:lineRule="auto" w:after="180"/>
-      </w:pPr>
-      <w:r>
-        <w:rPr>
-          <w:b w:val="0"/>
-        </w:rPr>
-        <w:t xml:space="preserve">Start by identifying the given </w:t>
-      </w:r>
-      <w:r>
-        <w:rPr>
-          <w:b/>
-        </w:rPr>
-        <w:t>input</w:t>
-      </w:r>
-      <w:r>
-        <w:rPr>
-          <w:b w:val="0"/>
-        </w:rPr>
-        <w:t>s together. Leave the intermediate steps blank. If needed, model one step, then withdraw that help on the next step. Move to a full trace only when the partial trace is understood.</w:t>
-      </w:r>
-    </w:p>
-    <w:p>
-      <w:pPr>
-        <w:spacing w:line="336" w:lineRule="auto" w:after="180"/>
-      </w:pPr>
-      <w:r>
-        <w:rPr>
-          <w:b w:val="0"/>
-        </w:rPr>
-        <w:t>For partners, alternate explainer and checker; collect a response from every learner before discussion.</w:t>
-      </w:r>
-    </w:p>
-    <w:p>
-      <w:pPr>
-        <w:pStyle w:val="Heading3"/>
-      </w:pPr>
-      <w:r>
-        <w:t>Individual reasoning check</w:t>
-      </w:r>
-    </w:p>
-    <w:p>
-      <w:pPr>
-        <w:spacing w:line="336" w:lineRule="auto" w:after="180"/>
-      </w:pPr>
-      <w:r>
-        <w:rPr>
-          <w:b w:val="0"/>
-        </w:rPr>
-        <w:t xml:space="preserve">Use the worked case for </w:t>
-      </w:r>
-      <w:r>
-        <w:rPr>
-          <w:b/>
-        </w:rPr>
-        <w:t>Selection bias</w:t>
-      </w:r>
-      <w:r>
-        <w:rPr>
-          <w:b w:val="0"/>
-        </w:rPr>
-        <w:t xml:space="preserve"> and coverage. Proposed explanation: “A successful run proves the conclusion”. Decide whether this explanation is supported.</w:t>
-      </w:r>
-    </w:p>
-    <w:p>
-      <w:pPr>
-        <w:spacing w:line="336" w:lineRule="auto" w:after="180"/>
-      </w:pPr>
-      <w:r>
-        <w:rPr>
-          <w:b w:val="0"/>
-        </w:rPr>
-        <w:t>Point to the step or supplied fact that decides; explain your repair if needed.</w:t>
-      </w:r>
-    </w:p>
-    <w:p>
-      <w:pPr>
-        <w:pStyle w:val="Heading3"/>
-      </w:pPr>
-      <w:r>
-        <w:t>Expected repair</w:t>
-      </w:r>
-    </w:p>
-    <w:p>
-      <w:pPr>
-        <w:spacing w:line="336" w:lineRule="auto" w:after="180"/>
-        <w:shd w:fill="F1F6FC"/>
-      </w:pPr>
-      <w:r>
-        <w:rPr>
-          <w:b w:val="0"/>
-        </w:rPr>
-        <w:t>Expected correction: Group differences suggest that coverage matters, but do not explain why choices differ. Small group counts also make percentages unstable.</w:t>
-      </w:r>
-    </w:p>
-    <w:p>
-      <w:pPr>
-        <w:spacing w:line="336" w:lineRule="auto" w:after="180"/>
-        <w:shd w:fill="F1F6FC"/>
-      </w:pPr>
-      <w:r>
-        <w:rPr>
-          <w:b w:val="0"/>
-        </w:rPr>
-        <w:t>Use neutral group labels in fictional data rather than personal or sensitive attributes.</w:t>
-      </w:r>
-    </w:p>
-    <w:p>
-      <w:pPr>
-        <w:spacing w:line="336" w:lineRule="auto" w:after="180"/>
-      </w:pPr>
-      <w:r>
-        <w:rPr>
-          <w:b w:val="0"/>
-        </w:rPr>
-        <w:t>Collect explanations, not only yes/no votes. If a misunderstanding is common, re-model the relevant step for the class.</w:t>
-      </w:r>
-    </w:p>
-    <w:p>
-      <w:pPr>
-        <w:spacing w:line="336" w:lineRule="auto" w:after="180"/>
-      </w:pPr>
-      <w:r>
-        <w:rPr>
-          <w:b w:val="0"/>
-        </w:rPr>
-        <w:t>If it affects a few learners, give a short targeted group explanation while others solve a more demanding variation.</w:t>
-      </w:r>
-    </w:p>
-    <w:p>
-      <w:pPr>
-        <w:pStyle w:val="Heading3"/>
-      </w:pPr>
-      <w:r>
-        <w:t>Pictorial practice question</w:t>
-      </w:r>
-    </w:p>
-    <w:p>
-      <w:pPr>
-        <w:spacing w:line="336" w:lineRule="auto" w:after="180"/>
-        <w:shd w:fill="F5F1FB"/>
-      </w:pPr>
-      <w:r>
-        <w:rPr>
-          <w:b w:val="0"/>
-        </w:rPr>
-        <w:t>Why must 35% be labelled an illustration rather than the measured grade-wide Yes rate?</w:t>
-      </w:r>
-    </w:p>
-    <w:p>
-      <w:pPr>
-        <w:pStyle w:val="Heading3"/>
-      </w:pPr>
-      <w:r>
-        <w:t>Reasoned teacher answer</w:t>
-      </w:r>
-    </w:p>
-    <w:p>
-      <w:pPr>
-        <w:spacing w:line="336" w:lineRule="auto" w:after="180"/>
-      </w:pPr>
-      <w:r>
-        <w:rPr>
-          <w:b w:val="0"/>
-        </w:rPr>
-        <w:t>It assumes each volunteer group rate represents its whole group; that assumption has not been established.</w:t>
-      </w:r>
-    </w:p>
-    <w:p>
-      <w:pPr>
-        <w:spacing w:line="336" w:lineRule="auto" w:after="180"/>
-      </w:pPr>
-      <w:r>
-        <w:rPr>
-          <w:b w:val="0"/>
-        </w:rPr>
-        <w:t>Changed-case reasoning: Sample size increases without fixing missing representation of other learners. The added respondents come from the already overrepresented group.</w:t>
-      </w:r>
-    </w:p>
-    <w:p>
-      <w:pPr>
-        <w:spacing w:line="336" w:lineRule="auto" w:after="180"/>
-      </w:pPr>
-      <w:r>
-        <w:rPr>
-          <w:b w:val="0"/>
-        </w:rPr>
-        <w:t xml:space="preserve">Collect each learner’s explanation before discussion. Use the first missing connection between </w:t>
-      </w:r>
-      <w:r>
-        <w:rPr>
-          <w:b/>
-        </w:rPr>
-        <w:t>input</w:t>
-      </w:r>
-      <w:r>
-        <w:rPr>
-          <w:b w:val="0"/>
-        </w:rPr>
-        <w:t xml:space="preserve">, deciding step and result to choose support. This question is worked-case practice, not fresh mastery </w:t>
-      </w:r>
-      <w:r>
-        <w:rPr>
-          <w:b/>
-        </w:rPr>
-        <w:t>evidence</w:t>
-      </w:r>
-      <w:r>
-        <w:rPr>
-          <w:b w:val="0"/>
-        </w:rPr>
-        <w:t>.</w:t>
-      </w:r>
-    </w:p>
-    <w:p>
-      <w:pPr>
-        <w:pStyle w:val="Heading1"/>
-      </w:pPr>
-      <w:r>
-        <w:t>04. Run the weekly evidence lab</w:t>
-      </w:r>
-    </w:p>
-    <w:p>
-      <w:r>
-        <w:t>Run the Repair Bias in Data investigation and use the first unsupported step to choose a teaching response.</w:t>
-      </w:r>
-    </w:p>
-    <w:p>
-      <w:pPr>
-        <w:spacing w:line="336" w:lineRule="auto" w:after="180"/>
-      </w:pPr>
-      <w:r>
-        <w:rPr>
-          <w:b w:val="0"/>
-        </w:rPr>
-        <w:t>Words You Can Use to Reason</w:t>
-      </w:r>
-    </w:p>
-    <w:p>
-      <w:pPr>
-        <w:spacing w:line="336" w:lineRule="auto" w:after="180"/>
-      </w:pPr>
-      <w:r>
-        <w:rPr>
-          <w:b w:val="0"/>
-        </w:rPr>
-        <w:t>A definition matters when you can recognize the idea, use it, and contrast it with a near-miss.</w:t>
-      </w:r>
-    </w:p>
-    <w:p>
-      <w:pPr>
-        <w:spacing w:line="336" w:lineRule="auto" w:after="180"/>
-      </w:pPr>
-      <w:r>
-        <w:rPr>
-          <w:b w:val="0"/>
-        </w:rPr>
+        <w:t>Opening group rates80%,20%; combined10/20=50%. Controlled mix72/90 and2/10 keeps those rates but combines74/100=74%. Separate comic volunteers12/15 and3/15 combine15/30=50%; grade shares25%/75% give illustrative35%, not an established population result. W2 combines5/10=50%; averaging75% and33.3% is a different calculation. A collection repair is a proposal until new evidence exists; no model test improvement is supplied. Reserve18/20 and2/10 for independent W4.</w:t>
+      </w:r>
+    </w:p>
+    <w:p>
+      <w:pPr>
+        <w:pStyle w:val="Heading2"/>
+      </w:pPr>
+      <w:r>
+        <w:t>Run and record</w:t>
+      </w:r>
+    </w:p>
+    <w:p>
+      <w:pPr>
+        <w:pStyle w:val="ListNumber"/>
+      </w:pPr>
+      <w:r>
         <w:t>Predict → Test → Record → Explain</w:t>
       </w:r>
     </w:p>
     <w:p>
       <w:pPr>
-        <w:spacing w:line="336" w:lineRule="auto" w:after="180"/>
-      </w:pPr>
-      <w:r>
-        <w:rPr>
-          <w:b w:val="0"/>
-        </w:rPr>
+        <w:pStyle w:val="ListNumber"/>
+      </w:pPr>
+      <w:r>
         <w:t>Keep expected and actual results separate. Surprises are useful data when recorded honestly.</w:t>
       </w:r>
     </w:p>
     <w:p>
       <w:pPr>
-        <w:spacing w:line="336" w:lineRule="auto" w:after="180"/>
-      </w:pPr>
-      <w:r>
-        <w:rPr>
-          <w:b w:val="0"/>
-        </w:rPr>
-        <w:t xml:space="preserve">Given an uneven dataset, name the missing coverage, choose one repair, predict an outcome, and rerun a fixed </w:t>
-      </w:r>
-      <w:r>
-        <w:rPr>
-          <w:b/>
-        </w:rPr>
-        <w:t>subgroup</w:t>
-      </w:r>
-      <w:r>
-        <w:rPr>
-          <w:b w:val="0"/>
-        </w:rPr>
-        <w:t xml:space="preserve"> test set.</w:t>
-      </w:r>
-    </w:p>
-    <w:p>
-      <w:pPr>
-        <w:spacing w:line="336" w:lineRule="auto" w:after="180"/>
-        <w:shd w:fill="F5F1FB"/>
-      </w:pPr>
-      <w:r>
-        <w:rPr>
-          <w:b w:val="0"/>
-        </w:rPr>
+        <w:pStyle w:val="ListNumber"/>
+      </w:pPr>
+      <w:r>
+        <w:t>Use the supplied two-scenario respondent-mix audit. Calculate group and combined rates, explain selection limits and propose a collection repair. No retrained model or subgroup-test outputs are supplied; do not describe a proposed repair as an observed improvement.</w:t>
+      </w:r>
+    </w:p>
+    <w:p>
+      <w:pPr>
+        <w:pStyle w:val="ListNumber"/>
+      </w:pPr>
+      <w:r>
         <w:t>What did the hardest test teach you that the normal test did not?</w:t>
       </w:r>
     </w:p>
     <w:p>
       <w:pPr>
-        <w:pStyle w:val="Heading3"/>
-      </w:pPr>
-      <w:r>
-        <w:t>Make the lab runnable</w:t>
-      </w:r>
-    </w:p>
-    <w:p>
-      <w:pPr>
-        <w:spacing w:line="336" w:lineRule="auto" w:after="180"/>
-      </w:pPr>
-      <w:r>
-        <w:rPr>
-          <w:b w:val="0"/>
-        </w:rPr>
-        <w:t>Use the concrete case as the shared normal case and the independent question as a second case. Each pair creates a boundary or missing-information case and predicts its result before testing.</w:t>
-      </w:r>
-    </w:p>
-    <w:p>
-      <w:pPr>
-        <w:spacing w:line="336" w:lineRule="auto" w:after="180"/>
-      </w:pPr>
-      <w:r>
-        <w:rPr>
-          <w:b w:val="0"/>
-        </w:rPr>
-        <w:t>Keep the expected result separate from an observed mistake.</w:t>
+        <w:pStyle w:val="Heading2"/>
+      </w:pPr>
+      <w:r>
+        <w:t>Keep an inspectable record</w:t>
       </w:r>
     </w:p>
     <w:tbl>
@@ -2937,40 +2906,10 @@
     </w:tbl>
     <w:p>
       <w:pPr>
-        <w:pStyle w:val="Heading3"/>
-      </w:pPr>
-      <w:r>
-        <w:t>Diagnose and reteach</w:t>
-      </w:r>
-    </w:p>
-    <w:p>
-      <w:pPr>
-        <w:spacing w:line="336" w:lineRule="auto" w:after="180"/>
-      </w:pPr>
-      <w:r>
-        <w:rPr>
-          <w:b w:val="0"/>
-        </w:rPr>
-        <w:t>For guessing, return to given facts and request a trace. For vocabulary without application, use one example and one non-example. For arithmetic errors, check the setup before the calculation.</w:t>
-      </w:r>
-    </w:p>
-    <w:p>
-      <w:pPr>
-        <w:spacing w:line="336" w:lineRule="auto" w:after="180"/>
-      </w:pPr>
-      <w:r>
-        <w:rPr>
-          <w:b w:val="0"/>
-        </w:rPr>
-        <w:t>Finish with a different uncoached case before recording mastery.</w:t>
-      </w:r>
-    </w:p>
-    <w:p>
-      <w:pPr>
-        <w:pStyle w:val="Heading3"/>
-      </w:pPr>
-      <w:r>
-        <w:t>Address these additional misconceptions</w:t>
+        <w:pStyle w:val="Heading2"/>
+      </w:pPr>
+      <w:r>
+        <w:t>Diagnose the first misunderstanding</w:t>
       </w:r>
     </w:p>
     <w:p>
@@ -3054,10 +2993,10 @@
     </w:p>
     <w:p>
       <w:pPr>
-        <w:pStyle w:val="Heading3"/>
-      </w:pPr>
-      <w:r>
-        <w:t>Match the support to the first error</w:t>
+        <w:pStyle w:val="Heading2"/>
+      </w:pPr>
+      <w:r>
+        <w:t>Choose support from the response</w:t>
       </w:r>
     </w:p>
     <w:tbl>
@@ -3230,15 +3169,488 @@
     </w:p>
     <w:p>
       <w:pPr>
+        <w:pStyle w:val="Heading2"/>
+      </w:pPr>
+      <w:r>
+        <w:t>Earlier wording, alternatives and picture transcripts · reference / check after trying</w:t>
+      </w:r>
+    </w:p>
+    <w:p>
+      <w:pPr>
+        <w:spacing w:line="336" w:lineRule="auto" w:after="180"/>
+      </w:pPr>
+      <w:r>
+        <w:rPr>
+          <w:b w:val="0"/>
+        </w:rPr>
+        <w:t>Run the weekly evidence lab</w:t>
+      </w:r>
+    </w:p>
+    <w:p>
+      <w:pPr>
+        <w:spacing w:line="336" w:lineRule="auto" w:after="180"/>
+      </w:pPr>
+      <w:r>
+        <w:rPr>
+          <w:b w:val="0"/>
+        </w:rPr>
+        <w:t>Words You Can Use to Reason</w:t>
+      </w:r>
+    </w:p>
+    <w:p>
+      <w:pPr>
+        <w:spacing w:line="336" w:lineRule="auto" w:after="180"/>
+      </w:pPr>
+      <w:r>
+        <w:rPr>
+          <w:b w:val="0"/>
+        </w:rPr>
+        <w:t>A definition matters when you can recognize the idea, use it, and contrast it with a near-miss.</w:t>
+      </w:r>
+    </w:p>
+    <w:p>
+      <w:pPr>
+        <w:pStyle w:val="Heading3"/>
+      </w:pPr>
+      <w:r>
+        <w:t>Make the lab runnable</w:t>
+      </w:r>
+    </w:p>
+    <w:p>
+      <w:pPr>
+        <w:spacing w:line="336" w:lineRule="auto" w:after="180"/>
+      </w:pPr>
+      <w:r>
+        <w:rPr>
+          <w:b w:val="0"/>
+        </w:rPr>
+        <w:t>Use the supplied investigation for shared practice. Keep predictions and observed paper-trace results separate. Reserve Audit independently for the individual first attempt before feedback; do not use the reserved case as a paired lab task.</w:t>
+      </w:r>
+    </w:p>
+    <w:p>
+      <w:pPr>
+        <w:pStyle w:val="Heading3"/>
+      </w:pPr>
+      <w:r>
+        <w:t>Diagnose and reteach</w:t>
+      </w:r>
+    </w:p>
+    <w:p>
+      <w:pPr>
+        <w:spacing w:line="336" w:lineRule="auto" w:after="180"/>
+      </w:pPr>
+      <w:r>
+        <w:rPr>
+          <w:b w:val="0"/>
+        </w:rPr>
+        <w:t>For guessing, return to given facts and request a trace. For vocabulary without application, use one example and one non-example. For arithmetic errors, check the setup before the calculation.</w:t>
+      </w:r>
+    </w:p>
+    <w:p>
+      <w:pPr>
+        <w:spacing w:line="336" w:lineRule="auto" w:after="180"/>
+      </w:pPr>
+      <w:r>
+        <w:rPr>
+          <w:b w:val="0"/>
+        </w:rPr>
+        <w:t>Finish with a different uncoached case before recording mastery.</w:t>
+      </w:r>
+    </w:p>
+    <w:p>
+      <w:pPr>
+        <w:pStyle w:val="Heading3"/>
+      </w:pPr>
+      <w:r>
+        <w:t>Address these additional misconceptions</w:t>
+      </w:r>
+    </w:p>
+    <w:p>
+      <w:pPr>
+        <w:pStyle w:val="Heading3"/>
+      </w:pPr>
+      <w:r>
+        <w:t>Match the support to the first error</w:t>
+      </w:r>
+    </w:p>
+    <w:p>
+      <w:pPr>
         <w:pStyle w:val="Heading1"/>
       </w:pPr>
       <w:r>
-        <w:t>05. Assess and explain the answers</w:t>
-      </w:r>
-    </w:p>
-    <w:p>
-      <w:r>
-        <w:t>Use the Repair Bias in Data questions, teacher keys and criteria after the relevant attempts. Previously discussed cases are practice; protect the separately selected independent task.</w:t>
+        <w:t>05. Assess the selected new case</w:t>
+      </w:r>
+    </w:p>
+    <w:p>
+      <w:r>
+        <w:t>Keep this key until after the first attempt; accept valid alternatives with defensible reasoning.</w:t>
+      </w:r>
+    </w:p>
+    <w:p>
+      <w:pPr>
+        <w:pStyle w:val="Heading2"/>
+      </w:pPr>
+      <w:r>
+        <w:t>Selected independent question and key</w:t>
+      </w:r>
+    </w:p>
+    <w:p>
+      <w:pPr>
+        <w:spacing w:line="336" w:lineRule="auto" w:after="180"/>
+      </w:pPr>
+      <w:r>
+        <w:rPr>
+          <w:b w:val="0"/>
+        </w:rPr>
+        <w:t>Selected case: A survey has 18 Yes of 20 club members and 2 Yes of 10 others. Compute both group rates and combined rate. Explain why 20/30 does not automatically describe the whole grade.</w:t>
+      </w:r>
+    </w:p>
+    <w:p>
+      <w:pPr>
+        <w:spacing w:line="336" w:lineRule="auto" w:after="180"/>
+      </w:pPr>
+      <w:r>
+        <w:rPr>
+          <w:b w:val="0"/>
+        </w:rPr>
+        <w:t>90 percent, 20 percent and 20/30 about 66.7 percent. Group sampling proportions and response patterns may differ from the grade.</w:t>
+      </w:r>
+    </w:p>
+    <w:p>
+      <w:pPr>
+        <w:pStyle w:val="Heading2"/>
+      </w:pPr>
+      <w:r>
+        <w:t>Judge explanation, trace and limits</w:t>
+      </w:r>
+    </w:p>
+    <w:tbl>
+      <w:tblPr>
+        <w:tblStyle w:val="LightShading-Accent1"/>
+        <w:tblW w:type="auto" w:w="0"/>
+        <w:tblLook w:firstColumn="1" w:firstRow="1" w:lastColumn="0" w:lastRow="0" w:noHBand="0" w:noVBand="1" w:val="04A0"/>
+      </w:tblPr>
+      <w:tblGrid>
+        <w:gridCol w:w="5112"/>
+        <w:gridCol w:w="5112"/>
+      </w:tblGrid>
+      <w:tr>
+        <w:trPr>
+          <w:tblHeader/>
+        </w:trPr>
+        <w:tc>
+          <w:tcPr>
+            <w:tcW w:type="dxa" w:w="5112"/>
+          </w:tcPr>
+          <w:p>
+            <w:r>
+              <w:t>Dimension</w:t>
+            </w:r>
+          </w:p>
+        </w:tc>
+        <w:tc>
+          <w:tcPr>
+            <w:tcW w:type="dxa" w:w="5112"/>
+          </w:tcPr>
+          <w:p>
+            <w:r>
+              <w:t>Evidence required</w:t>
+            </w:r>
+          </w:p>
+        </w:tc>
+      </w:tr>
+      <w:tr>
+        <w:tc>
+          <w:tcPr>
+            <w:tcW w:type="dxa" w:w="5112"/>
+          </w:tcPr>
+          <w:p>
+            <w:r>
+              <w:t>Explanation</w:t>
+            </w:r>
+          </w:p>
+        </w:tc>
+        <w:tc>
+          <w:tcPr>
+            <w:tcW w:type="dxa" w:w="5112"/>
+          </w:tcPr>
+          <w:p>
+            <w:r>
+              <w:t>Names the applicable idea or procedure and ties it to the supplied facts.</w:t>
+            </w:r>
+          </w:p>
+        </w:tc>
+      </w:tr>
+      <w:tr>
+        <w:tc>
+          <w:tcPr>
+            <w:tcW w:type="dxa" w:w="5112"/>
+          </w:tcPr>
+          <w:p>
+            <w:r>
+              <w:t>Trace and result</w:t>
+            </w:r>
+          </w:p>
+        </w:tc>
+        <w:tc>
+          <w:tcPr>
+            <w:tcW w:type="dxa" w:w="5112"/>
+          </w:tcPr>
+          <w:p>
+            <w:r>
+              <w:t>Preserves the given inputs and shows the relevant intermediate steps; distinguishes a prediction from an observed execution.</w:t>
+            </w:r>
+          </w:p>
+        </w:tc>
+      </w:tr>
+      <w:tr>
+        <w:tc>
+          <w:tcPr>
+            <w:tcW w:type="dxa" w:w="5112"/>
+          </w:tcPr>
+          <w:p>
+            <w:r>
+              <w:t>Limits</w:t>
+            </w:r>
+          </w:p>
+        </w:tc>
+        <w:tc>
+          <w:tcPr>
+            <w:tcW w:type="dxa" w:w="5112"/>
+          </w:tcPr>
+          <w:p>
+            <w:r>
+              <w:t>States the assumptions, missing evidence or conditions under which the result would change.</w:t>
+            </w:r>
+          </w:p>
+        </w:tc>
+      </w:tr>
+    </w:tbl>
+    <w:p>
+      <w:pPr>
+        <w:spacing w:line="336" w:lineRule="auto" w:after="180"/>
+      </w:pPr>
+      <w:r>
+        <w:rPr>
+          <w:b w:val="0"/>
+        </w:rPr>
+        <w:t>Record each dimension as not yet, with support, or independent. Accept a valid alternative procedure with a defensible trace.</w:t>
+      </w:r>
+    </w:p>
+    <w:p>
+      <w:pPr>
+        <w:spacing w:line="336" w:lineRule="auto" w:after="180"/>
+      </w:pPr>
+      <w:r>
+        <w:rPr>
+          <w:b w:val="0"/>
+        </w:rPr>
+        <w:t xml:space="preserve">Do not penalise an honestly recorded model failure if the learner correctly explains its </w:t>
+      </w:r>
+      <w:r>
+        <w:rPr>
+          <w:b/>
+        </w:rPr>
+        <w:t>evidence</w:t>
+      </w:r>
+      <w:r>
+        <w:rPr>
+          <w:b w:val="0"/>
+        </w:rPr>
+        <w:t xml:space="preserve"> and limits.</w:t>
+      </w:r>
+    </w:p>
+    <w:p>
+      <w:pPr>
+        <w:pStyle w:val="Heading2"/>
+      </w:pPr>
+      <w:r>
+        <w:t>Give one usable repair action</w:t>
+      </w:r>
+    </w:p>
+    <w:p>
+      <w:pPr>
+        <w:spacing w:line="336" w:lineRule="auto" w:after="180"/>
+      </w:pPr>
+      <w:r>
+        <w:rPr>
+          <w:b w:val="0"/>
+        </w:rPr>
+        <w:t>Name the earliest unsupported step and give one action to repair it. Have the learner make that repair now and explain why. Then assess the relevant skill on a fresh, fully specified case.</w:t>
+      </w:r>
+    </w:p>
+    <w:p>
+      <w:pPr>
+        <w:spacing w:line="336" w:lineRule="auto" w:after="180"/>
+      </w:pPr>
+      <w:r>
+        <w:rPr>
+          <w:b w:val="0"/>
+        </w:rPr>
+        <w:t>Confirm it was not previously practised with feedback; solve and check the new case before assigning it. A follow-up design prompt is a starting brief, not automatically an equivalent test.</w:t>
+      </w:r>
+    </w:p>
+    <w:p>
+      <w:pPr>
+        <w:pStyle w:val="Heading2"/>
+      </w:pPr>
+      <w:r>
+        <w:t>W1 Locate undercoverage</w:t>
+      </w:r>
+    </w:p>
+    <w:p>
+      <w:pPr>
+        <w:spacing w:line="336" w:lineRule="auto" w:after="180"/>
+      </w:pPr>
+      <w:r>
+        <w:rPr>
+          <w:b w:val="0"/>
+        </w:rPr>
+        <w:t>A morning-only survey claims to represent all library visitors. Which visitors may be missed?</w:t>
+      </w:r>
+    </w:p>
+    <w:p>
+      <w:pPr>
+        <w:spacing w:line="336" w:lineRule="auto" w:after="180"/>
+      </w:pPr>
+      <w:r>
+        <w:rPr>
+          <w:b w:val="0"/>
+        </w:rPr>
+        <w:t>Afternoon or evening visitors, and people unable to attend in the morning.</w:t>
+      </w:r>
+    </w:p>
+    <w:p>
+      <w:pPr>
+        <w:pStyle w:val="Heading2"/>
+      </w:pPr>
+      <w:r>
+        <w:t>W2 Combine counts</w:t>
+      </w:r>
+    </w:p>
+    <w:p>
+      <w:pPr>
+        <w:spacing w:line="336" w:lineRule="auto" w:after="180"/>
+      </w:pPr>
+      <w:r>
+        <w:rPr>
+          <w:b w:val="0"/>
+        </w:rPr>
+        <w:t>Group A has 3 Yes of 4 and B has 2 Yes of 6. Find the combined proportion.</w:t>
+      </w:r>
+    </w:p>
+    <w:p>
+      <w:pPr>
+        <w:spacing w:line="336" w:lineRule="auto" w:after="180"/>
+      </w:pPr>
+      <w:r>
+        <w:rPr>
+          <w:b w:val="0"/>
+        </w:rPr>
+        <w:t>5/10 = 50 percent. The unweighted average of 75 percent and about 33.3 percent is not the combined sample rate.</w:t>
+      </w:r>
+    </w:p>
+    <w:p>
+      <w:pPr>
+        <w:pStyle w:val="Heading2"/>
+      </w:pPr>
+      <w:r>
+        <w:t>W3 Repair the collection</w:t>
+      </w:r>
+    </w:p>
+    <w:p>
+      <w:pPr>
+        <w:spacing w:line="336" w:lineRule="auto" w:after="180"/>
+      </w:pPr>
+      <w:r>
+        <w:rPr>
+          <w:b w:val="0"/>
+        </w:rPr>
+        <w:t xml:space="preserve">A form is shared only in the robotics club. How can the </w:t>
+      </w:r>
+      <w:r>
+        <w:rPr>
+          <w:b/>
+        </w:rPr>
+        <w:t>process</w:t>
+      </w:r>
+      <w:r>
+        <w:rPr>
+          <w:b w:val="0"/>
+        </w:rPr>
+        <w:t xml:space="preserve"> better cover the grade?</w:t>
+      </w:r>
+    </w:p>
+    <w:p>
+      <w:pPr>
+        <w:spacing w:line="336" w:lineRule="auto" w:after="180"/>
+      </w:pPr>
+      <w:r>
+        <w:rPr>
+          <w:b w:val="0"/>
+        </w:rPr>
+        <w:t xml:space="preserve">Use a full-grade selection frame and access channels available across groups, with a </w:t>
+      </w:r>
+      <w:r>
+        <w:rPr>
+          <w:b/>
+        </w:rPr>
+        <w:t>nonresponse</w:t>
+      </w:r>
+      <w:r>
+        <w:rPr>
+          <w:b w:val="0"/>
+        </w:rPr>
+        <w:t xml:space="preserve"> record. State remaining limitations.</w:t>
+      </w:r>
+    </w:p>
+    <w:p>
+      <w:pPr>
+        <w:pStyle w:val="Heading2"/>
+      </w:pPr>
+      <w:r>
+        <w:t>W5 Avoid causal claims</w:t>
+      </w:r>
+    </w:p>
+    <w:p>
+      <w:pPr>
+        <w:spacing w:line="336" w:lineRule="auto" w:after="180"/>
+      </w:pPr>
+      <w:r>
+        <w:rPr>
+          <w:b w:val="0"/>
+        </w:rPr>
+        <w:t>Club members favor coding more often. Does club membership necessarily cause that preference?</w:t>
+      </w:r>
+    </w:p>
+    <w:p>
+      <w:pPr>
+        <w:spacing w:line="336" w:lineRule="auto" w:after="180"/>
+      </w:pPr>
+      <w:r>
+        <w:rPr>
+          <w:b w:val="0"/>
+        </w:rPr>
+        <w:t>No. Existing interest could influence club membership, and other factors may differ.</w:t>
+      </w:r>
+    </w:p>
+    <w:p>
+      <w:pPr>
+        <w:pStyle w:val="Heading2"/>
+      </w:pPr>
+      <w:r>
+        <w:t>Earlier wording, alternatives and picture transcripts · reference / check after trying</w:t>
+      </w:r>
+    </w:p>
+    <w:p>
+      <w:pPr>
+        <w:spacing w:line="336" w:lineRule="auto" w:after="180"/>
+      </w:pPr>
+      <w:r>
+        <w:rPr>
+          <w:b w:val="0"/>
+        </w:rPr>
+        <w:t>Assess and explain the answers</w:t>
       </w:r>
     </w:p>
     <w:p>
@@ -3251,16 +3663,7 @@
     </w:p>
     <w:p>
       <w:pPr>
-        <w:pStyle w:val="Heading3"/>
-      </w:pPr>
-      <w:r>
-        <w:t>Teacher key · Worked case answer</w:t>
-      </w:r>
-    </w:p>
-    <w:p>
-      <w:pPr>
         <w:spacing w:line="336" w:lineRule="auto" w:after="180"/>
-        <w:shd w:fill="F1F6FC"/>
       </w:pPr>
       <w:r>
         <w:rPr>
@@ -3274,21 +3677,12 @@
         <w:pStyle w:val="Heading3"/>
       </w:pPr>
       <w:r>
-        <w:t>Independent question</w:t>
-      </w:r>
-    </w:p>
-    <w:p>
-      <w:pPr>
-        <w:pStyle w:val="Heading3"/>
-      </w:pPr>
-      <w:r>
-        <w:t>Independent question · withhold the key</w:t>
+        <w:t>Additional transfer practice question</w:t>
       </w:r>
     </w:p>
     <w:p>
       <w:pPr>
         <w:spacing w:line="336" w:lineRule="auto" w:after="180"/>
-        <w:shd w:fill="F5F1FB"/>
       </w:pPr>
       <w:r>
         <w:rPr>
@@ -3302,21 +3696,12 @@
         <w:pStyle w:val="Heading3"/>
       </w:pPr>
       <w:r>
-        <w:t>Expected independent answer</w:t>
-      </w:r>
-    </w:p>
-    <w:p>
-      <w:pPr>
-        <w:pStyle w:val="Heading3"/>
-      </w:pPr>
-      <w:r>
-        <w:t>Teacher key · Expected independent answer</w:t>
+        <w:t>Reasoned practice answer</w:t>
       </w:r>
     </w:p>
     <w:p>
       <w:pPr>
         <w:spacing w:line="336" w:lineRule="auto" w:after="180"/>
-        <w:shd w:fill="F1F6FC"/>
       </w:pPr>
       <w:r>
         <w:rPr>
@@ -3634,16 +4019,7 @@
     </w:p>
     <w:p>
       <w:pPr>
-        <w:pStyle w:val="Heading3"/>
-      </w:pPr>
-      <w:r>
-        <w:t>Teacher key · Original transfer answer</w:t>
-      </w:r>
-    </w:p>
-    <w:p>
-      <w:pPr>
         <w:spacing w:line="336" w:lineRule="auto" w:after="180"/>
-        <w:shd w:fill="F1F6FC"/>
       </w:pPr>
       <w:r>
         <w:rPr>
@@ -3655,7 +4031,6 @@
     <w:p>
       <w:pPr>
         <w:spacing w:line="336" w:lineRule="auto" w:after="180"/>
-        <w:shd w:fill="F1F6FC"/>
       </w:pPr>
       <w:r>
         <w:rPr>
@@ -3685,181 +4060,28 @@
         <w:pStyle w:val="Heading3"/>
       </w:pPr>
       <w:r>
-        <w:t>Workbook question · W1</w:t>
+        <w:t>W2 Combine counts</w:t>
+      </w:r>
+    </w:p>
+    <w:p>
+      <w:pPr>
+        <w:pStyle w:val="Heading3"/>
+      </w:pPr>
+      <w:r>
+        <w:t>W3 Repair the collection</w:t>
+      </w:r>
+    </w:p>
+    <w:p>
+      <w:pPr>
+        <w:pStyle w:val="Heading3"/>
+      </w:pPr>
+      <w:r>
+        <w:t>W4 Audit independently</w:t>
       </w:r>
     </w:p>
     <w:p>
       <w:pPr>
         <w:spacing w:line="336" w:lineRule="auto" w:after="180"/>
-        <w:shd w:fill="F5F1FB"/>
-      </w:pPr>
-      <w:r>
-        <w:rPr>
-          <w:b w:val="0"/>
-        </w:rPr>
-        <w:t>A morning-only survey claims to represent all library visitors. Which visitors may be missed?</w:t>
-      </w:r>
-    </w:p>
-    <w:p>
-      <w:pPr>
-        <w:pStyle w:val="Heading3"/>
-      </w:pPr>
-      <w:r>
-        <w:t>Teacher reasoning · W1</w:t>
-      </w:r>
-    </w:p>
-    <w:p>
-      <w:pPr>
-        <w:spacing w:line="336" w:lineRule="auto" w:after="180"/>
-        <w:shd w:fill="F1F6FC"/>
-      </w:pPr>
-      <w:r>
-        <w:rPr>
-          <w:b w:val="0"/>
-        </w:rPr>
-        <w:t>Afternoon or evening visitors, and people unable to attend in the morning.</w:t>
-      </w:r>
-    </w:p>
-    <w:p>
-      <w:pPr>
-        <w:pStyle w:val="Heading3"/>
-      </w:pPr>
-      <w:r>
-        <w:t>W2 Combine counts</w:t>
-      </w:r>
-    </w:p>
-    <w:p>
-      <w:pPr>
-        <w:pStyle w:val="Heading3"/>
-      </w:pPr>
-      <w:r>
-        <w:t>Workbook question · W2</w:t>
-      </w:r>
-    </w:p>
-    <w:p>
-      <w:pPr>
-        <w:spacing w:line="336" w:lineRule="auto" w:after="180"/>
-        <w:shd w:fill="F5F1FB"/>
-      </w:pPr>
-      <w:r>
-        <w:rPr>
-          <w:b w:val="0"/>
-        </w:rPr>
-        <w:t>Group A has 3 Yes of 4 and B has 2 Yes of 6. Find the combined proportion.</w:t>
-      </w:r>
-    </w:p>
-    <w:p>
-      <w:pPr>
-        <w:pStyle w:val="Heading3"/>
-      </w:pPr>
-      <w:r>
-        <w:t>Teacher reasoning · W2</w:t>
-      </w:r>
-    </w:p>
-    <w:p>
-      <w:pPr>
-        <w:spacing w:line="336" w:lineRule="auto" w:after="180"/>
-        <w:shd w:fill="F1F6FC"/>
-      </w:pPr>
-      <w:r>
-        <w:rPr>
-          <w:b w:val="0"/>
-        </w:rPr>
-        <w:t>5/10 = 50 percent. The unweighted average of 75 percent and about 33.3 percent is not the combined sample rate.</w:t>
-      </w:r>
-    </w:p>
-    <w:p>
-      <w:pPr>
-        <w:pStyle w:val="Heading3"/>
-      </w:pPr>
-      <w:r>
-        <w:t>W3 Repair the collection</w:t>
-      </w:r>
-    </w:p>
-    <w:p>
-      <w:pPr>
-        <w:pStyle w:val="Heading3"/>
-      </w:pPr>
-      <w:r>
-        <w:t>Workbook question · W3</w:t>
-      </w:r>
-    </w:p>
-    <w:p>
-      <w:pPr>
-        <w:spacing w:line="336" w:lineRule="auto" w:after="180"/>
-        <w:shd w:fill="F5F1FB"/>
-      </w:pPr>
-      <w:r>
-        <w:rPr>
-          <w:b w:val="0"/>
-        </w:rPr>
-        <w:t xml:space="preserve">A form is shared only in the robotics club. How can the </w:t>
-      </w:r>
-      <w:r>
-        <w:rPr>
-          <w:b/>
-        </w:rPr>
-        <w:t>process</w:t>
-      </w:r>
-      <w:r>
-        <w:rPr>
-          <w:b w:val="0"/>
-        </w:rPr>
-        <w:t xml:space="preserve"> better cover the grade?</w:t>
-      </w:r>
-    </w:p>
-    <w:p>
-      <w:pPr>
-        <w:pStyle w:val="Heading3"/>
-      </w:pPr>
-      <w:r>
-        <w:t>Teacher reasoning · W3</w:t>
-      </w:r>
-    </w:p>
-    <w:p>
-      <w:pPr>
-        <w:spacing w:line="336" w:lineRule="auto" w:after="180"/>
-        <w:shd w:fill="F1F6FC"/>
-      </w:pPr>
-      <w:r>
-        <w:rPr>
-          <w:b w:val="0"/>
-        </w:rPr>
-        <w:t xml:space="preserve">Use a full-grade selection frame and access channels available across groups, with a </w:t>
-      </w:r>
-      <w:r>
-        <w:rPr>
-          <w:b/>
-        </w:rPr>
-        <w:t>nonresponse</w:t>
-      </w:r>
-      <w:r>
-        <w:rPr>
-          <w:b w:val="0"/>
-        </w:rPr>
-        <w:t xml:space="preserve"> record. State remaining limitations.</w:t>
-      </w:r>
-    </w:p>
-    <w:p>
-      <w:pPr>
-        <w:pStyle w:val="Heading3"/>
-      </w:pPr>
-      <w:r>
-        <w:t>W4 Audit independently</w:t>
-      </w:r>
-    </w:p>
-    <w:p>
-      <w:pPr>
-        <w:pStyle w:val="Heading3"/>
-      </w:pPr>
-      <w:r>
-        <w:t>Workbook question · W4</w:t>
-      </w:r>
-    </w:p>
-    <w:p>
-      <w:pPr>
-        <w:spacing w:line="336" w:lineRule="auto" w:after="180"/>
-        <w:shd w:fill="F5F1FB"/>
       </w:pPr>
       <w:r>
         <w:rPr>
@@ -3870,16 +4092,7 @@
     </w:p>
     <w:p>
       <w:pPr>
-        <w:pStyle w:val="Heading3"/>
-      </w:pPr>
-      <w:r>
-        <w:t>Teacher reasoning · W4</w:t>
-      </w:r>
-    </w:p>
-    <w:p>
-      <w:pPr>
         <w:spacing w:line="336" w:lineRule="auto" w:after="180"/>
-        <w:shd w:fill="F1F6FC"/>
       </w:pPr>
       <w:r>
         <w:rPr>
@@ -3901,229 +4114,78 @@
         <w:pStyle w:val="Heading3"/>
       </w:pPr>
       <w:r>
-        <w:t>Workbook question · W5</w:t>
+        <w:t>Assess independent transfer</w:t>
+      </w:r>
+    </w:p>
+    <w:p>
+      <w:pPr>
+        <w:pStyle w:val="Heading3"/>
+      </w:pPr>
+      <w:r>
+        <w:t>Selected case answer</w:t>
+      </w:r>
+    </w:p>
+    <w:p>
+      <w:pPr>
+        <w:pStyle w:val="Heading3"/>
+      </w:pPr>
+      <w:r>
+        <w:t>Feedback that the learner uses</w:t>
+      </w:r>
+    </w:p>
+    <w:p>
+      <w:pPr>
+        <w:pStyle w:val="Heading1"/>
+      </w:pPr>
+      <w:r>
+        <w:t>06. Connect, adapt and return</w:t>
+      </w:r>
+    </w:p>
+    <w:p>
+      <w:r>
+        <w:t>Retain the project evidence and revisit the reasoning on a changed case.</w:t>
+      </w:r>
+    </w:p>
+    <w:p>
+      <w:pPr>
+        <w:pStyle w:val="Heading2"/>
+      </w:pPr>
+      <w:r>
+        <w:t>Project evidence to keep</w:t>
       </w:r>
     </w:p>
     <w:p>
       <w:pPr>
         <w:spacing w:line="336" w:lineRule="auto" w:after="180"/>
-        <w:shd w:fill="F5F1FB"/>
       </w:pPr>
       <w:r>
         <w:rPr>
           <w:b w:val="0"/>
         </w:rPr>
-        <w:t>Club members favor coding more often. Does club membership necessarily cause that preference?</w:t>
-      </w:r>
-    </w:p>
-    <w:p>
-      <w:pPr>
-        <w:pStyle w:val="Heading3"/>
-      </w:pPr>
-      <w:r>
-        <w:t>Teacher reasoning · W5</w:t>
+        <w:t>Change feature coverage or weights only after locating which reader profiles are underserved.</w:t>
       </w:r>
     </w:p>
     <w:p>
       <w:pPr>
         <w:spacing w:line="336" w:lineRule="auto" w:after="180"/>
-        <w:shd w:fill="F1F6FC"/>
       </w:pPr>
       <w:r>
         <w:rPr>
           <w:b w:val="0"/>
         </w:rPr>
-        <w:t>No. Existing interest could influence club membership, and other factors may differ.</w:t>
-      </w:r>
-    </w:p>
-    <w:p>
-      <w:pPr>
-        <w:pStyle w:val="Heading3"/>
-      </w:pPr>
-      <w:r>
-        <w:t>Assess independent transfer</w:t>
-      </w:r>
-    </w:p>
-    <w:p>
-      <w:pPr>
-        <w:pStyle w:val="Heading3"/>
-      </w:pPr>
-      <w:r>
-        <w:t>Independent question · withhold the key</w:t>
-      </w:r>
-    </w:p>
-    <w:p>
-      <w:pPr>
-        <w:spacing w:line="336" w:lineRule="auto" w:after="180"/>
-        <w:shd w:fill="F5F1FB"/>
-      </w:pPr>
+        <w:t xml:space="preserve">Keep the decision, </w:t>
+      </w:r>
+      <w:r>
+        <w:rPr>
+          <w:b/>
+        </w:rPr>
+        <w:t>input</w:t>
+      </w:r>
       <w:r>
         <w:rPr>
           <w:b w:val="0"/>
         </w:rPr>
-        <w:t>Selected case: A survey has 18 Yes of 20 club members and 2 Yes of 10 others. Compute both group rates and combined rate. Explain why 20/30 does not automatically describe the whole grade.</w:t>
-      </w:r>
-    </w:p>
-    <w:p>
-      <w:pPr>
-        <w:pStyle w:val="Heading3"/>
-      </w:pPr>
-      <w:r>
-        <w:t>Selected case answer</w:t>
-      </w:r>
-    </w:p>
-    <w:p>
-      <w:pPr>
-        <w:pStyle w:val="Heading3"/>
-      </w:pPr>
-      <w:r>
-        <w:t>Teacher key · Selected case answer</w:t>
-      </w:r>
-    </w:p>
-    <w:p>
-      <w:pPr>
-        <w:spacing w:line="336" w:lineRule="auto" w:after="180"/>
-        <w:shd w:fill="F1F6FC"/>
-      </w:pPr>
-      <w:r>
-        <w:rPr>
-          <w:b w:val="0"/>
-        </w:rPr>
-        <w:t>90 percent, 20 percent and 20/30 about 66.7 percent. Group sampling proportions and response patterns may differ from the grade.</w:t>
-      </w:r>
-    </w:p>
-    <w:tbl>
-      <w:tblPr>
-        <w:tblStyle w:val="LightShading-Accent1"/>
-        <w:tblW w:type="auto" w:w="0"/>
-        <w:tblLook w:firstColumn="1" w:firstRow="1" w:lastColumn="0" w:lastRow="0" w:noHBand="0" w:noVBand="1" w:val="04A0"/>
-      </w:tblPr>
-      <w:tblGrid>
-        <w:gridCol w:w="5112"/>
-        <w:gridCol w:w="5112"/>
-      </w:tblGrid>
-      <w:tr>
-        <w:trPr>
-          <w:tblHeader/>
-        </w:trPr>
-        <w:tc>
-          <w:tcPr>
-            <w:tcW w:type="dxa" w:w="5112"/>
-          </w:tcPr>
-          <w:p>
-            <w:r>
-              <w:t>Dimension</w:t>
-            </w:r>
-          </w:p>
-        </w:tc>
-        <w:tc>
-          <w:tcPr>
-            <w:tcW w:type="dxa" w:w="5112"/>
-          </w:tcPr>
-          <w:p>
-            <w:r>
-              <w:t>Evidence required</w:t>
-            </w:r>
-          </w:p>
-        </w:tc>
-      </w:tr>
-      <w:tr>
-        <w:tc>
-          <w:tcPr>
-            <w:tcW w:type="dxa" w:w="5112"/>
-          </w:tcPr>
-          <w:p>
-            <w:r>
-              <w:t>Explanation</w:t>
-            </w:r>
-          </w:p>
-        </w:tc>
-        <w:tc>
-          <w:tcPr>
-            <w:tcW w:type="dxa" w:w="5112"/>
-          </w:tcPr>
-          <w:p>
-            <w:r>
-              <w:t>Names the applicable idea or procedure and ties it to the supplied facts.</w:t>
-            </w:r>
-          </w:p>
-        </w:tc>
-      </w:tr>
-      <w:tr>
-        <w:tc>
-          <w:tcPr>
-            <w:tcW w:type="dxa" w:w="5112"/>
-          </w:tcPr>
-          <w:p>
-            <w:r>
-              <w:t>Trace and result</w:t>
-            </w:r>
-          </w:p>
-        </w:tc>
-        <w:tc>
-          <w:tcPr>
-            <w:tcW w:type="dxa" w:w="5112"/>
-          </w:tcPr>
-          <w:p>
-            <w:r>
-              <w:t>Preserves the given inputs and shows the relevant intermediate steps; distinguishes a prediction from an observed execution.</w:t>
-            </w:r>
-          </w:p>
-        </w:tc>
-      </w:tr>
-      <w:tr>
-        <w:tc>
-          <w:tcPr>
-            <w:tcW w:type="dxa" w:w="5112"/>
-          </w:tcPr>
-          <w:p>
-            <w:r>
-              <w:t>Limits</w:t>
-            </w:r>
-          </w:p>
-        </w:tc>
-        <w:tc>
-          <w:tcPr>
-            <w:tcW w:type="dxa" w:w="5112"/>
-          </w:tcPr>
-          <w:p>
-            <w:r>
-              <w:t>States the assumptions, missing evidence or conditions under which the result would change.</w:t>
-            </w:r>
-          </w:p>
-        </w:tc>
-      </w:tr>
-    </w:tbl>
-    <w:p>
-      <w:pPr>
-        <w:pStyle w:val="Heading3"/>
-      </w:pPr>
-      <w:r>
-        <w:t>Teacher key · Selected case answer</w:t>
-      </w:r>
-    </w:p>
-    <w:p>
-      <w:pPr>
-        <w:spacing w:line="336" w:lineRule="auto" w:after="180"/>
-        <w:shd w:fill="F1F6FC"/>
-      </w:pPr>
-      <w:r>
-        <w:rPr>
-          <w:b w:val="0"/>
-        </w:rPr>
-        <w:t>Record each dimension as not yet, with support, or independent. Accept a valid alternative procedure with a defensible trace.</w:t>
-      </w:r>
-    </w:p>
-    <w:p>
-      <w:pPr>
-        <w:spacing w:line="336" w:lineRule="auto" w:after="180"/>
-        <w:shd w:fill="F1F6FC"/>
-      </w:pPr>
-      <w:r>
-        <w:rPr>
-          <w:b w:val="0"/>
-        </w:rPr>
-        <w:t xml:space="preserve">Do not penalise an honestly recorded model failure if the learner correctly explains its </w:t>
+        <w:t xml:space="preserve">, result, explanation and remaining limitation in the project </w:t>
       </w:r>
       <w:r>
         <w:rPr>
@@ -4135,15 +4197,7 @@
         <w:rPr>
           <w:b w:val="0"/>
         </w:rPr>
-        <w:t xml:space="preserve"> and limits.</w:t>
-      </w:r>
-    </w:p>
-    <w:p>
-      <w:pPr>
-        <w:pStyle w:val="Heading3"/>
-      </w:pPr>
-      <w:r>
-        <w:t>Feedback that the learner uses</w:t>
+        <w:t xml:space="preserve"> record. Retrieve this record next week rather than restarting the project.</w:t>
       </w:r>
     </w:p>
     <w:p>
@@ -4154,7 +4208,15 @@
         <w:rPr>
           <w:b w:val="0"/>
         </w:rPr>
-        <w:t>Name the earliest unsupported step and give one action to repair it. Have the learner make that repair now and explain why. Then assess the relevant skill on a fresh, fully specified case.</w:t>
+        <w:t>Broaden recommender feedback collection and show respondent group coverage before making user-preference claims.</w:t>
+      </w:r>
+    </w:p>
+    <w:p>
+      <w:pPr>
+        <w:pStyle w:val="Heading2"/>
+      </w:pPr>
+      <w:r>
+        <w:t>Support while preserving the reasoning goal</w:t>
       </w:r>
     </w:p>
     <w:p>
@@ -4165,28 +4227,7 @@
         <w:rPr>
           <w:b w:val="0"/>
         </w:rPr>
-        <w:t>Confirm it was not previously practised with feedback; solve and check the new case before assigning it. A follow-up design prompt is a starting brief, not automatically an equivalent test.</w:t>
-      </w:r>
-    </w:p>
-    <w:p>
-      <w:pPr>
-        <w:pStyle w:val="Heading1"/>
-      </w:pPr>
-      <w:r>
-        <w:t>06. Connect and extend learning</w:t>
-      </w:r>
-    </w:p>
-    <w:p>
-      <w:r>
-        <w:t>Connect Repair Bias in Data to Transparent Book Recommender, adapt support and plan a later changed-case check.</w:t>
-      </w:r>
-    </w:p>
-    <w:p>
-      <w:pPr>
-        <w:pStyle w:val="Heading3"/>
-      </w:pPr>
-      <w:r>
-        <w:t>Transparent Book Recommender</w:t>
+        <w:t>Trace one record or condition at a time with counters and labelled columns. Stretch: introduce a tie, boundary or missing field and declare its handling policy before rerunning.</w:t>
       </w:r>
     </w:p>
     <w:p>
@@ -4197,7 +4238,7 @@
         <w:rPr>
           <w:b w:val="0"/>
         </w:rPr>
-        <w:t>Change feature coverage or weights only after locating which reader profiles are underserved.</w:t>
+        <w:t>Use two colors of anonymous group cards. Extension: compare combined rates after changing only sample group sizes while preserving group rates.</w:t>
       </w:r>
     </w:p>
     <w:p>
@@ -4208,19 +4249,7 @@
         <w:rPr>
           <w:b w:val="0"/>
         </w:rPr>
-        <w:t xml:space="preserve">Keep the decision, </w:t>
-      </w:r>
-      <w:r>
-        <w:rPr>
-          <w:b/>
-        </w:rPr>
-        <w:t>input</w:t>
-      </w:r>
-      <w:r>
-        <w:rPr>
-          <w:b w:val="0"/>
-        </w:rPr>
-        <w:t xml:space="preserve">, result, explanation and remaining limitation in the project </w:t>
+        <w:t xml:space="preserve">Independent W4 </w:t>
       </w:r>
       <w:r>
         <w:rPr>
@@ -4232,129 +4261,6 @@
         <w:rPr>
           <w:b w:val="0"/>
         </w:rPr>
-        <w:t xml:space="preserve"> record. Retrieve this record next week rather than restarting the project.</w:t>
-      </w:r>
-    </w:p>
-    <w:p>
-      <w:pPr>
-        <w:pStyle w:val="Heading3"/>
-      </w:pPr>
-      <w:r>
-        <w:t>Support and stretch</w:t>
-      </w:r>
-    </w:p>
-    <w:p>
-      <w:pPr>
-        <w:spacing w:line="336" w:lineRule="auto" w:after="180"/>
-      </w:pPr>
-      <w:r>
-        <w:rPr>
-          <w:b w:val="0"/>
-        </w:rPr>
-        <w:t>Trace one record or condition at a time with counters and labelled columns. Stretch: introduce a tie, boundary or missing field and declare its handling policy before rerunning.</w:t>
-      </w:r>
-    </w:p>
-    <w:p>
-      <w:pPr>
-        <w:pStyle w:val="Heading3"/>
-      </w:pPr>
-      <w:r>
-        <w:t>Exit reflection</w:t>
-      </w:r>
-    </w:p>
-    <w:p>
-      <w:pPr>
-        <w:spacing w:line="336" w:lineRule="auto" w:after="180"/>
-      </w:pPr>
-      <w:r>
-        <w:rPr>
-          <w:b w:val="0"/>
-        </w:rPr>
-        <w:t xml:space="preserve">Ask for one decision the learner can now justify and one situation requiring more </w:t>
-      </w:r>
-      <w:r>
-        <w:rPr>
-          <w:b/>
-        </w:rPr>
-        <w:t>evidence</w:t>
-      </w:r>
-      <w:r>
-        <w:rPr>
-          <w:b w:val="0"/>
-        </w:rPr>
-        <w:t xml:space="preserve"> or human review. Confidence ratings are separate from correct independent performance.</w:t>
-      </w:r>
-    </w:p>
-    <w:p>
-      <w:pPr>
-        <w:pStyle w:val="Heading3"/>
-      </w:pPr>
-      <w:r>
-        <w:t>Bridge to the next week</w:t>
-      </w:r>
-    </w:p>
-    <w:p>
-      <w:pPr>
-        <w:spacing w:line="336" w:lineRule="auto" w:after="180"/>
-      </w:pPr>
-      <w:r>
-        <w:rPr>
-          <w:b w:val="0"/>
-        </w:rPr>
-        <w:t xml:space="preserve">Next: Week 21: Similarity by Selected Traits. Retrieve today’s </w:t>
-      </w:r>
-      <w:r>
-        <w:rPr>
-          <w:b/>
-        </w:rPr>
-        <w:t>evidence</w:t>
-      </w:r>
-      <w:r>
-        <w:rPr>
-          <w:b w:val="0"/>
-        </w:rPr>
-        <w:t xml:space="preserve"> and identify what carries forward and what is new.</w:t>
-      </w:r>
-    </w:p>
-    <w:p>
-      <w:pPr>
-        <w:pStyle w:val="Heading3"/>
-      </w:pPr>
-      <w:r>
-        <w:t>Support and fresh reassessment</w:t>
-      </w:r>
-    </w:p>
-    <w:p>
-      <w:pPr>
-        <w:spacing w:line="336" w:lineRule="auto" w:after="180"/>
-      </w:pPr>
-      <w:r>
-        <w:rPr>
-          <w:b w:val="0"/>
-        </w:rPr>
-        <w:t>Use two colors of anonymous group cards. Extension: compare combined rates after changing only sample group sizes while preserving group rates.</w:t>
-      </w:r>
-    </w:p>
-    <w:p>
-      <w:pPr>
-        <w:spacing w:line="336" w:lineRule="auto" w:after="180"/>
-      </w:pPr>
-      <w:r>
-        <w:rPr>
-          <w:b w:val="0"/>
-        </w:rPr>
-        <w:t xml:space="preserve">Independent W4 </w:t>
-      </w:r>
-      <w:r>
-        <w:rPr>
-          <w:b/>
-        </w:rPr>
-        <w:t>evidence</w:t>
-      </w:r>
-      <w:r>
-        <w:rPr>
-          <w:b w:val="0"/>
-        </w:rPr>
         <w:t>: 90 percent, 20 percent and 20/30 about 66.7 percent. Group sampling proportions and response patterns may differ from the grade. Record whether the learner needed no help, a hint or explanation.</w:t>
       </w:r>
     </w:p>
@@ -4371,33 +4277,10 @@
     </w:p>
     <w:p>
       <w:pPr>
-        <w:spacing w:line="336" w:lineRule="auto" w:after="180"/>
-      </w:pPr>
-      <w:r>
-        <w:rPr>
-          <w:b w:val="0"/>
-        </w:rPr>
-        <w:t xml:space="preserve">Next week: Relationships and confounding. Reuse this week's explicit contracts and </w:t>
-      </w:r>
-      <w:r>
-        <w:rPr>
-          <w:b/>
-        </w:rPr>
-        <w:t>evidence</w:t>
-      </w:r>
-      <w:r>
-        <w:rPr>
-          <w:b w:val="0"/>
-        </w:rPr>
-        <w:t>.</w:t>
-      </w:r>
-    </w:p>
-    <w:p>
-      <w:pPr>
-        <w:pStyle w:val="Heading3"/>
-      </w:pPr>
-      <w:r>
-        <w:t>Plan the delayed return</w:t>
+        <w:pStyle w:val="Heading2"/>
+      </w:pPr>
+      <w:r>
+        <w:t>Plan the delayed check</w:t>
       </w:r>
     </w:p>
     <w:p>
@@ -4614,10 +4497,10 @@
     </w:p>
     <w:p>
       <w:pPr>
-        <w:pStyle w:val="Heading3"/>
-      </w:pPr>
-      <w:r>
-        <w:t>Project evidence from this case</w:t>
+        <w:pStyle w:val="Heading2"/>
+      </w:pPr>
+      <w:r>
+        <w:t>Bridge to next week</w:t>
       </w:r>
     </w:p>
     <w:p>
@@ -4628,7 +4511,128 @@
         <w:rPr>
           <w:b w:val="0"/>
         </w:rPr>
-        <w:t>Broaden recommender feedback collection and show respondent group coverage before making user-preference claims.</w:t>
+        <w:t xml:space="preserve">Ask for one decision the learner can now justify and one situation requiring more </w:t>
+      </w:r>
+      <w:r>
+        <w:rPr>
+          <w:b/>
+        </w:rPr>
+        <w:t>evidence</w:t>
+      </w:r>
+      <w:r>
+        <w:rPr>
+          <w:b w:val="0"/>
+        </w:rPr>
+        <w:t xml:space="preserve"> or human review. Confidence ratings are separate from correct independent performance.</w:t>
+      </w:r>
+    </w:p>
+    <w:p>
+      <w:pPr>
+        <w:spacing w:line="336" w:lineRule="auto" w:after="180"/>
+      </w:pPr>
+      <w:r>
+        <w:rPr>
+          <w:b w:val="0"/>
+        </w:rPr>
+        <w:t xml:space="preserve">Next: Week 21: Similarity by Selected Traits. Retrieve today’s </w:t>
+      </w:r>
+      <w:r>
+        <w:rPr>
+          <w:b/>
+        </w:rPr>
+        <w:t>evidence</w:t>
+      </w:r>
+      <w:r>
+        <w:rPr>
+          <w:b w:val="0"/>
+        </w:rPr>
+        <w:t xml:space="preserve"> and identify what carries forward and what is new.</w:t>
+      </w:r>
+    </w:p>
+    <w:p>
+      <w:pPr>
+        <w:spacing w:line="336" w:lineRule="auto" w:after="180"/>
+      </w:pPr>
+      <w:r>
+        <w:rPr>
+          <w:b w:val="0"/>
+        </w:rPr>
+        <w:t>Next is Week21: Similarity by Selected Traits. Carry forward coverage, feature definitions and denominator limits; similarity scores need a declared comparison rather than a claim that a convenient sample represents everyone.</w:t>
+      </w:r>
+    </w:p>
+    <w:p>
+      <w:pPr>
+        <w:pStyle w:val="Heading2"/>
+      </w:pPr>
+      <w:r>
+        <w:t>Earlier wording, alternatives and picture transcripts · reference / check after trying</w:t>
+      </w:r>
+    </w:p>
+    <w:p>
+      <w:pPr>
+        <w:spacing w:line="336" w:lineRule="auto" w:after="180"/>
+      </w:pPr>
+      <w:r>
+        <w:rPr>
+          <w:b w:val="0"/>
+        </w:rPr>
+        <w:t>Connect and extend learning</w:t>
+      </w:r>
+    </w:p>
+    <w:p>
+      <w:pPr>
+        <w:pStyle w:val="Heading3"/>
+      </w:pPr>
+      <w:r>
+        <w:t>Transparent Book Recommender</w:t>
+      </w:r>
+    </w:p>
+    <w:p>
+      <w:pPr>
+        <w:pStyle w:val="Heading3"/>
+      </w:pPr>
+      <w:r>
+        <w:t>Support and stretch</w:t>
+      </w:r>
+    </w:p>
+    <w:p>
+      <w:pPr>
+        <w:pStyle w:val="Heading3"/>
+      </w:pPr>
+      <w:r>
+        <w:t>Exit reflection</w:t>
+      </w:r>
+    </w:p>
+    <w:p>
+      <w:pPr>
+        <w:pStyle w:val="Heading3"/>
+      </w:pPr>
+      <w:r>
+        <w:t>Bridge to the next week</w:t>
+      </w:r>
+    </w:p>
+    <w:p>
+      <w:pPr>
+        <w:pStyle w:val="Heading3"/>
+      </w:pPr>
+      <w:r>
+        <w:t>Support and fresh reassessment</w:t>
+      </w:r>
+    </w:p>
+    <w:p>
+      <w:pPr>
+        <w:pStyle w:val="Heading3"/>
+      </w:pPr>
+      <w:r>
+        <w:t>Plan the delayed return</w:t>
+      </w:r>
+    </w:p>
+    <w:p>
+      <w:pPr>
+        <w:pStyle w:val="Heading3"/>
+      </w:pPr>
+      <w:r>
+        <w:t>Project evidence from this case</w:t>
       </w:r>
     </w:p>
     <w:p>
@@ -4636,26 +4640,33 @@
         <w:pStyle w:val="Heading1"/>
       </w:pPr>
       <w:r>
-        <w:t>07. Prepare, teach and assess</w:t>
-      </w:r>
-    </w:p>
-    <w:p>
-      <w:r>
-        <w:t>Use this preparation summary alongside the detailed Repair Bias in Data lesson; it is a checklist rather than a replacement for the full sequence.</w:t>
-      </w:r>
-    </w:p>
-    <w:p>
-      <w:pPr>
-        <w:pStyle w:val="Heading3"/>
-      </w:pPr>
-      <w:r>
-        <w:t>Teaching target</w:t>
+        <w:t>Reference bank and extra practice</w:t>
+      </w:r>
+    </w:p>
+    <w:p>
+      <w:pPr>
+        <w:pStyle w:val="Heading1"/>
+      </w:pPr>
+      <w:r>
+        <w:t>07. Reference: alternative planning checklist</w:t>
+      </w:r>
+    </w:p>
+    <w:p>
+      <w:r>
+        <w:t>Use as a reminder alongside the main route rather than teaching the cycle twice.</w:t>
+      </w:r>
+    </w:p>
+    <w:p>
+      <w:pPr>
+        <w:pStyle w:val="Heading2"/>
+      </w:pPr>
+      <w:r>
+        <w:t>Preparation and schedule</w:t>
       </w:r>
     </w:p>
     <w:p>
       <w:pPr>
         <w:spacing w:line="336" w:lineRule="auto" w:after="180"/>
-        <w:shd w:fill="EDF7F3"/>
       </w:pPr>
       <w:r>
         <w:rPr>
@@ -4838,6 +4849,14 @@
     </w:tbl>
     <w:p>
       <w:pPr>
+        <w:pStyle w:val="Heading2"/>
+      </w:pPr>
+      <w:r>
+        <w:t>Practice and assessment reminders</w:t>
+      </w:r>
+    </w:p>
+    <w:p>
+      <w:pPr>
         <w:spacing w:line="336" w:lineRule="auto" w:after="180"/>
       </w:pPr>
       <w:r>
@@ -4849,16 +4868,7 @@
     </w:p>
     <w:p>
       <w:pPr>
-        <w:pStyle w:val="Heading3"/>
-      </w:pPr>
-      <w:r>
-        <w:t>Supported practice answer</w:t>
-      </w:r>
-    </w:p>
-    <w:p>
-      <w:pPr>
         <w:spacing w:line="336" w:lineRule="auto" w:after="180"/>
-        <w:shd w:fill="F1F6FC"/>
       </w:pPr>
       <w:r>
         <w:rPr>
@@ -4903,16 +4913,7 @@
     </w:p>
     <w:p>
       <w:pPr>
-        <w:pStyle w:val="Heading3"/>
-      </w:pPr>
-      <w:r>
-        <w:t>Repair the misconception</w:t>
-      </w:r>
-    </w:p>
-    <w:p>
-      <w:pPr>
         <w:spacing w:line="336" w:lineRule="auto" w:after="180"/>
-        <w:shd w:fill="FFF5E6"/>
       </w:pPr>
       <w:r>
         <w:rPr>
@@ -4924,7 +4925,6 @@
     <w:p>
       <w:pPr>
         <w:spacing w:line="336" w:lineRule="auto" w:after="180"/>
-        <w:shd w:fill="FFF5E6"/>
       </w:pPr>
       <w:r>
         <w:rPr>
@@ -4935,16 +4935,7 @@
     </w:p>
     <w:p>
       <w:pPr>
-        <w:pStyle w:val="Heading3"/>
-      </w:pPr>
-      <w:r>
-        <w:t>Support without giving away the answer</w:t>
-      </w:r>
-    </w:p>
-    <w:p>
-      <w:pPr>
         <w:spacing w:line="336" w:lineRule="auto" w:after="180"/>
-        <w:shd w:fill="F1F6F8"/>
       </w:pPr>
       <w:r>
         <w:rPr>
@@ -4967,16 +4958,7 @@
     </w:p>
     <w:p>
       <w:pPr>
-        <w:pStyle w:val="Heading3"/>
-      </w:pPr>
-      <w:r>
-        <w:t>Extend the reasoning</w:t>
-      </w:r>
-    </w:p>
-    <w:p>
-      <w:pPr>
         <w:spacing w:line="336" w:lineRule="auto" w:after="180"/>
-        <w:shd w:fill="F5F1FB"/>
       </w:pPr>
       <w:r>
         <w:rPr>
@@ -5000,7 +4982,6 @@
     <w:p>
       <w:pPr>
         <w:spacing w:line="336" w:lineRule="auto" w:after="180"/>
-        <w:shd w:fill="F5F1FB"/>
       </w:pPr>
       <w:r>
         <w:rPr>
@@ -5011,16 +4992,7 @@
     </w:p>
     <w:p>
       <w:pPr>
-        <w:pStyle w:val="Heading3"/>
-      </w:pPr>
-      <w:r>
-        <w:t>Protect the independent attempt</w:t>
-      </w:r>
-    </w:p>
-    <w:p>
-      <w:pPr>
         <w:spacing w:line="336" w:lineRule="auto" w:after="180"/>
-        <w:shd w:fill="FFF5E6"/>
       </w:pPr>
       <w:r>
         <w:rPr>
@@ -5215,16 +5187,7 @@
     </w:tbl>
     <w:p>
       <w:pPr>
-        <w:pStyle w:val="Heading3"/>
-      </w:pPr>
-      <w:r>
-        <w:t>Project checkpoint</w:t>
-      </w:r>
-    </w:p>
-    <w:p>
-      <w:pPr>
         <w:spacing w:line="336" w:lineRule="auto" w:after="180"/>
-        <w:shd w:fill="EDF7F3"/>
       </w:pPr>
       <w:r>
         <w:rPr>
@@ -5261,12 +5224,20 @@
         <w:pStyle w:val="Heading1"/>
       </w:pPr>
       <w:r>
-        <w:t>08. Use feedback, labs and repair paths</w:t>
-      </w:r>
-    </w:p>
-    <w:p>
-      <w:r>
-        <w:t>Use feedback, earlier review and portfolios purposefully. Apply the coding routine only when this lesson has an executable lab.</w:t>
+        <w:t>08. Reference: feedback and records</w:t>
+      </w:r>
+    </w:p>
+    <w:p>
+      <w:r>
+        <w:t>Use digital tools where they help retain an explanation and its evidence.</w:t>
+      </w:r>
+    </w:p>
+    <w:p>
+      <w:pPr>
+        <w:pStyle w:val="Heading2"/>
+      </w:pPr>
+      <w:r>
+        <w:t>Keep practice and independent evidence separate</w:t>
       </w:r>
     </w:p>
     <w:p>
@@ -5305,6 +5276,56 @@
     </w:p>
     <w:p>
       <w:pPr>
+        <w:pStyle w:val="Heading2"/>
+      </w:pPr>
+      <w:r>
+        <w:t>Repair and portfolio records</w:t>
+      </w:r>
+    </w:p>
+    <w:p>
+      <w:pPr>
+        <w:spacing w:line="336" w:lineRule="auto" w:after="180"/>
+      </w:pPr>
+      <w:r>
+        <w:rPr>
+          <w:b w:val="0"/>
+        </w:rPr>
+        <w:t>Use the earlier worked-explanation links to address a specific missing building block, then return to the current question. Adapt this suggestion after observing the learner; it is not an automatic diagnosis.</w:t>
+      </w:r>
+    </w:p>
+    <w:p>
+      <w:pPr>
+        <w:spacing w:line="336" w:lineRule="auto" w:after="180"/>
+      </w:pPr>
+      <w:r>
+        <w:rPr>
+          <w:b w:val="0"/>
+        </w:rPr>
+        <w:t xml:space="preserve">Collect the completed-work portfolio as </w:t>
+      </w:r>
+      <w:r>
+        <w:rPr>
+          <w:b/>
+        </w:rPr>
+        <w:t>evidence</w:t>
+      </w:r>
+      <w:r>
+        <w:rPr>
+          <w:b w:val="0"/>
+        </w:rPr>
+        <w:t>. Record support separately from correctness, and assess explanation, trace/test and limitations. Progress ticks and quiz selections alone do not establish mastery.</w:t>
+      </w:r>
+    </w:p>
+    <w:p>
+      <w:pPr>
+        <w:pStyle w:val="Heading2"/>
+      </w:pPr>
+      <w:r>
+        <w:t>Earlier wording, alternatives and picture transcripts · reference / check after trying</w:t>
+      </w:r>
+    </w:p>
+    <w:p>
+      <w:pPr>
         <w:spacing w:line="336" w:lineRule="auto" w:after="180"/>
       </w:pPr>
       <w:r>
@@ -5328,77 +5349,20 @@
     </w:p>
     <w:p>
       <w:pPr>
-        <w:spacing w:line="336" w:lineRule="auto" w:after="180"/>
-      </w:pPr>
-      <w:r>
-        <w:rPr>
-          <w:b w:val="0"/>
-        </w:rPr>
-        <w:t>Use the earlier worked-explanation links to address a specific missing building block, then return to the current question. Adapt this suggestion after observing the learner; it is not an automatic diagnosis.</w:t>
-      </w:r>
-    </w:p>
-    <w:p>
-      <w:pPr>
-        <w:spacing w:line="336" w:lineRule="auto" w:after="180"/>
-      </w:pPr>
-      <w:r>
-        <w:rPr>
-          <w:b w:val="0"/>
-        </w:rPr>
-        <w:t xml:space="preserve">Collect the completed-work portfolio as </w:t>
-      </w:r>
-      <w:r>
-        <w:rPr>
-          <w:b/>
-        </w:rPr>
-        <w:t>evidence</w:t>
-      </w:r>
-      <w:r>
-        <w:rPr>
-          <w:b w:val="0"/>
-        </w:rPr>
-        <w:t>. Record support separately from correctness, and assess explanation, trace/test and limitations. Progress ticks and quiz selections alone do not establish mastery.</w:t>
-      </w:r>
-    </w:p>
-    <w:p>
-      <w:pPr>
         <w:pStyle w:val="Heading1"/>
       </w:pPr>
       <w:r>
-        <w:t>09. Visual concept journey</w:t>
-      </w:r>
-    </w:p>
-    <w:p>
-      <w:r>
-        <w:t>Show one Repair Bias in Data graphic at a time, request a prediction and discuss its trace before the independent assessment.</w:t>
-      </w:r>
-    </w:p>
-    <w:p>
-      <w:pPr>
-        <w:spacing w:line="336" w:lineRule="auto" w:after="180"/>
-      </w:pPr>
-      <w:r>
-        <w:rPr>
-          <w:b w:val="0"/>
-        </w:rPr>
-        <w:t xml:space="preserve">Use one picture at a time. Hide a worked result before asking for a </w:t>
-      </w:r>
-      <w:r>
-        <w:rPr>
-          <w:b/>
-        </w:rPr>
-        <w:t>prediction</w:t>
-      </w:r>
-      <w:r>
-        <w:rPr>
-          <w:b w:val="0"/>
-        </w:rPr>
-        <w:t>, then reveal it for feedback. These are supported teaching cases; retain the separate independent assessment for a fresh first attempt.</w:t>
-      </w:r>
-    </w:p>
-    <w:p>
-      <w:pPr>
-        <w:pStyle w:val="Heading3"/>
+        <w:t>09. Reference: teach with the six pictures</w:t>
+      </w:r>
+    </w:p>
+    <w:p>
+      <w:r>
+        <w:t>Choose the picture for the teaching move and connect it to the explanation.</w:t>
+      </w:r>
+    </w:p>
+    <w:p>
+      <w:pPr>
+        <w:pStyle w:val="Heading2"/>
       </w:pPr>
       <w:r>
         <w:t>01. Repair Bias in Data: the case</w:t>
@@ -5409,7 +5373,7 @@
         <w:drawing>
           <wp:inline xmlns:a="http://schemas.openxmlformats.org/drawingml/2006/main" xmlns:pic="http://schemas.openxmlformats.org/drawingml/2006/picture">
             <wp:extent cx="5486400" cy="2840736"/>
-            <wp:docPr id="3" name="Picture 3" descr="A fictional school polls learners about adding comic recommendations. Supplied facts: Library-club respondents: 12 Yes out of 15. Other respondents: 3 Yes out of 15. The full grade has 30 club members and 90 others. These respondents were volunteers, not random selections."/>
+            <wp:docPr id="4" name="Picture 4" descr="A fictional school polls learners about adding comic recommendations. Supplied facts: Library-club respondents: 12 Yes out of 15. Other respondents: 3 Yes out of 15. The full grade has 30 club members and 90 others. These respondents were volunteers, not random selections."/>
             <wp:cNvGraphicFramePr>
               <a:graphicFrameLocks noChangeAspect="1"/>
             </wp:cNvGraphicFramePr>
@@ -5421,7 +5385,7 @@
                     <pic:cNvPicPr/>
                   </pic:nvPicPr>
                   <pic:blipFill>
-                    <a:blip r:embed="rId11"/>
+                    <a:blip r:embed="rId12"/>
                     <a:stretch>
                       <a:fillRect/>
                     </a:stretch>
@@ -5465,7 +5429,6 @@
     <w:p>
       <w:pPr>
         <w:spacing w:line="336" w:lineRule="auto" w:after="180"/>
-        <w:shd w:fill="F5F1FB"/>
       </w:pPr>
       <w:r>
         <w:rPr>
@@ -5476,16 +5439,7 @@
     </w:p>
     <w:p>
       <w:pPr>
-        <w:pStyle w:val="Heading3"/>
-      </w:pPr>
-      <w:r>
-        <w:t>Discuss while showing the picture</w:t>
-      </w:r>
-    </w:p>
-    <w:p>
-      <w:pPr>
         <w:spacing w:line="336" w:lineRule="auto" w:after="180"/>
-        <w:shd w:fill="F1F6F8"/>
       </w:pPr>
       <w:r>
         <w:rPr>
@@ -5496,7 +5450,7 @@
     </w:p>
     <w:p>
       <w:pPr>
-        <w:pStyle w:val="Heading3"/>
+        <w:pStyle w:val="Heading2"/>
       </w:pPr>
       <w:r>
         <w:t>02. Follow the deciding steps</w:t>
@@ -5507,7 +5461,7 @@
         <w:drawing>
           <wp:inline xmlns:a="http://schemas.openxmlformats.org/drawingml/2006/main" xmlns:pic="http://schemas.openxmlformats.org/drawingml/2006/picture">
             <wp:extent cx="5486400" cy="4160520"/>
-            <wp:docPr id="4" name="Picture 4" descr="Group rates: Club:12/15=80%; others:3/15=20%. → Respondent total: 15 Yes out of 30 respondents =50%. → Check representation: Respondents split 50/50, but the grade is 25% club and 75% other. → Repair collection: Plan invitations that fairly cover the whole grade, document selection and report nonresponse by group."/>
+            <wp:docPr id="5" name="Picture 5" descr="Group rates: Club:12/15=80%; others:3/15=20%. → Respondent total: 15 Yes out of 30 respondents =50%. → Check representation: Respondents split 50/50, but the grade is 25% club and 75% other. → Repair collection: Plan invitations that fairly cover the whole grade, document selection and report nonresponse by group."/>
             <wp:cNvGraphicFramePr>
               <a:graphicFrameLocks noChangeAspect="1"/>
             </wp:cNvGraphicFramePr>
@@ -5519,7 +5473,7 @@
                     <pic:cNvPicPr/>
                   </pic:nvPicPr>
                   <pic:blipFill>
-                    <a:blip r:embed="rId12"/>
+                    <a:blip r:embed="rId9"/>
                     <a:stretch>
                       <a:fillRect/>
                     </a:stretch>
@@ -5576,7 +5530,6 @@
     <w:p>
       <w:pPr>
         <w:spacing w:line="336" w:lineRule="auto" w:after="180"/>
-        <w:shd w:fill="F5F1FB"/>
       </w:pPr>
       <w:r>
         <w:rPr>
@@ -5599,16 +5552,7 @@
     </w:p>
     <w:p>
       <w:pPr>
-        <w:pStyle w:val="Heading3"/>
-      </w:pPr>
-      <w:r>
-        <w:t>Discuss while showing the picture</w:t>
-      </w:r>
-    </w:p>
-    <w:p>
-      <w:pPr>
         <w:spacing w:line="336" w:lineRule="auto" w:after="180"/>
-        <w:shd w:fill="F1F6F8"/>
       </w:pPr>
       <w:r>
         <w:rPr>
@@ -5631,7 +5575,7 @@
     </w:p>
     <w:p>
       <w:pPr>
-        <w:pStyle w:val="Heading3"/>
+        <w:pStyle w:val="Heading2"/>
       </w:pPr>
       <w:r>
         <w:t>03. Volunteer group comparison</w:t>
@@ -5642,7 +5586,7 @@
         <w:drawing>
           <wp:inline xmlns:a="http://schemas.openxmlformats.org/drawingml/2006/main" xmlns:pic="http://schemas.openxmlformats.org/drawingml/2006/picture">
             <wp:extent cx="5486400" cy="3096768"/>
-            <wp:docPr id="5" name="Picture 5" descr="Volunteer group comparison. Club: Yes responses = 12, Respondents = 15, Grade members = 30. Others: Yes responses = 3, Respondents = 15, Grade members = 90."/>
+            <wp:docPr id="6" name="Picture 6" descr="Volunteer group comparison. Club: Yes responses = 12, Respondents = 15, Grade members = 30. Others: Yes responses = 3, Respondents = 15, Grade members = 90."/>
             <wp:cNvGraphicFramePr>
               <a:graphicFrameLocks noChangeAspect="1"/>
             </wp:cNvGraphicFramePr>
@@ -5687,7 +5631,6 @@
     <w:p>
       <w:pPr>
         <w:spacing w:line="336" w:lineRule="auto" w:after="180"/>
-        <w:shd w:fill="F5F1FB"/>
       </w:pPr>
       <w:r>
         <w:rPr>
@@ -5698,16 +5641,7 @@
     </w:p>
     <w:p>
       <w:pPr>
-        <w:pStyle w:val="Heading3"/>
-      </w:pPr>
-      <w:r>
-        <w:t>Discuss while showing the picture</w:t>
-      </w:r>
-    </w:p>
-    <w:p>
-      <w:pPr>
         <w:spacing w:line="336" w:lineRule="auto" w:after="180"/>
-        <w:shd w:fill="F1F6F8"/>
       </w:pPr>
       <w:r>
         <w:rPr>
@@ -5719,7 +5653,6 @@
     <w:p>
       <w:pPr>
         <w:spacing w:line="336" w:lineRule="auto" w:after="180"/>
-        <w:shd w:fill="F1F6F8"/>
       </w:pPr>
       <w:r>
         <w:rPr>
@@ -5730,7 +5663,7 @@
     </w:p>
     <w:p>
       <w:pPr>
-        <w:pStyle w:val="Heading3"/>
+        <w:pStyle w:val="Heading2"/>
       </w:pPr>
       <w:r>
         <w:t>04. Change one thing. Trace what follows.</w:t>
@@ -5741,7 +5674,7 @@
         <w:drawing>
           <wp:inline xmlns:a="http://schemas.openxmlformats.org/drawingml/2006/main" xmlns:pic="http://schemas.openxmlformats.org/drawingml/2006/picture">
             <wp:extent cx="5486400" cy="3041904"/>
-            <wp:docPr id="6" name="Picture 6" descr="Original case: Plan invitations that fairly cover the whole grade, document selection and report nonresponse by group. Changed condition: Recruit more club volunteers only. Expected result: Sample size increases without fixing missing representation of other learners. Reason: The added respondents come from the already overrepresented group."/>
+            <wp:docPr id="7" name="Picture 7" descr="Original case: Plan invitations that fairly cover the whole grade, document selection and report nonresponse by group. Changed condition: Recruit more club volunteers only. Expected result: Sample size increases without fixing missing representation of other learners. Reason: The added respondents come from the already overrepresented group."/>
             <wp:cNvGraphicFramePr>
               <a:graphicFrameLocks noChangeAspect="1"/>
             </wp:cNvGraphicFramePr>
@@ -5809,7 +5742,6 @@
     <w:p>
       <w:pPr>
         <w:spacing w:line="336" w:lineRule="auto" w:after="180"/>
-        <w:shd w:fill="F5F1FB"/>
       </w:pPr>
       <w:r>
         <w:rPr>
@@ -5820,16 +5752,7 @@
     </w:p>
     <w:p>
       <w:pPr>
-        <w:pStyle w:val="Heading3"/>
-      </w:pPr>
-      <w:r>
-        <w:t>Discuss while showing the picture</w:t>
-      </w:r>
-    </w:p>
-    <w:p>
-      <w:pPr>
         <w:spacing w:line="336" w:lineRule="auto" w:after="180"/>
-        <w:shd w:fill="F1F6F8"/>
       </w:pPr>
       <w:r>
         <w:rPr>
@@ -5841,7 +5764,6 @@
     <w:p>
       <w:pPr>
         <w:spacing w:line="336" w:lineRule="auto" w:after="180"/>
-        <w:shd w:fill="F1F6F8"/>
       </w:pPr>
       <w:r>
         <w:rPr>
@@ -5852,7 +5774,7 @@
     </w:p>
     <w:p>
       <w:pPr>
-        <w:pStyle w:val="Heading3"/>
+        <w:pStyle w:val="Heading2"/>
       </w:pPr>
       <w:r>
         <w:t>05. Connect the explanation to its limit</w:t>
@@ -5863,7 +5785,7 @@
         <w:drawing>
           <wp:inline xmlns:a="http://schemas.openxmlformats.org/drawingml/2006/main" xmlns:pic="http://schemas.openxmlformats.org/drawingml/2006/picture">
             <wp:extent cx="5486400" cy="2834640"/>
-            <wp:docPr id="7" name="Picture 7" descr="The combined respondent result gives club members more influence than their share of the grade. A weighted illustration using 25% and 75% gives 0.25×80%+0.75×20%=35%, but volunteers may differ within each group, so weighting alone does not establish the true grade preference. Improve the collection process rather than announcing the weighted number as fact. Limit: Neither raw nor weighted volunteer rates prove the whole grade’s opinion; privacy and consent rules still apply."/>
+            <wp:docPr id="8" name="Picture 8" descr="The combined respondent result gives club members more influence than their share of the grade. A weighted illustration using 25% and 75% gives 0.25×80%+0.75×20%=35%, but volunteers may differ within each group, so weighting alone does not establish the true grade preference. Improve the collection process rather than announcing the weighted number as fact. Limit: Neither raw nor weighted volunteer rates prove the whole grade’s opinion; privacy and consent rules still apply."/>
             <wp:cNvGraphicFramePr>
               <a:graphicFrameLocks noChangeAspect="1"/>
             </wp:cNvGraphicFramePr>
@@ -5954,7 +5876,6 @@
     <w:p>
       <w:pPr>
         <w:spacing w:line="336" w:lineRule="auto" w:after="180"/>
-        <w:shd w:fill="F5F1FB"/>
       </w:pPr>
       <w:r>
         <w:rPr>
@@ -5965,16 +5886,7 @@
     </w:p>
     <w:p>
       <w:pPr>
-        <w:pStyle w:val="Heading3"/>
-      </w:pPr>
-      <w:r>
-        <w:t>Discuss while showing the picture</w:t>
-      </w:r>
-    </w:p>
-    <w:p>
-      <w:pPr>
         <w:spacing w:line="336" w:lineRule="auto" w:after="180"/>
-        <w:shd w:fill="F1F6F8"/>
       </w:pPr>
       <w:r>
         <w:rPr>
@@ -5986,7 +5898,6 @@
     <w:p>
       <w:pPr>
         <w:spacing w:line="336" w:lineRule="auto" w:after="180"/>
-        <w:shd w:fill="F1F6F8"/>
       </w:pPr>
       <w:r>
         <w:rPr>
@@ -5997,7 +5908,7 @@
     </w:p>
     <w:p>
       <w:pPr>
-        <w:pStyle w:val="Heading3"/>
+        <w:pStyle w:val="Heading2"/>
       </w:pPr>
       <w:r>
         <w:t>06. Make the idea visible in your project</w:t>
@@ -6008,7 +5919,7 @@
         <w:drawing>
           <wp:inline xmlns:a="http://schemas.openxmlformats.org/drawingml/2006/main" xmlns:pic="http://schemas.openxmlformats.org/drawingml/2006/picture">
             <wp:extent cx="5486400" cy="3380232"/>
-            <wp:docPr id="8" name="Picture 8" descr="Broaden recommender feedback collection and show respondent group coverage before making user-preference claims. Draw your input, deciding step, result and limit. Supported question: Why must 35% be labelled an illustration rather than the measured grade-wide Yes rate?"/>
+            <wp:docPr id="9" name="Picture 9" descr="Broaden recommender feedback collection and show respondent group coverage before making user-preference claims. Draw your input, deciding step, result and limit. Supported question: Why must 35% be labelled an illustration rather than the measured grade-wide Yes rate?"/>
             <wp:cNvGraphicFramePr>
               <a:graphicFrameLocks noChangeAspect="1"/>
             </wp:cNvGraphicFramePr>
@@ -6076,7 +5987,6 @@
     <w:p>
       <w:pPr>
         <w:spacing w:line="336" w:lineRule="auto" w:after="180"/>
-        <w:shd w:fill="F5F1FB"/>
       </w:pPr>
       <w:r>
         <w:rPr>
@@ -6099,16 +6009,7 @@
     </w:p>
     <w:p>
       <w:pPr>
-        <w:pStyle w:val="Heading3"/>
-      </w:pPr>
-      <w:r>
-        <w:t>Discuss while showing the picture</w:t>
-      </w:r>
-    </w:p>
-    <w:p>
-      <w:pPr>
         <w:spacing w:line="336" w:lineRule="auto" w:after="180"/>
-        <w:shd w:fill="F1F6F8"/>
       </w:pPr>
       <w:r>
         <w:rPr>
@@ -6132,13 +6033,91 @@
     <w:p>
       <w:pPr>
         <w:spacing w:line="336" w:lineRule="auto" w:after="180"/>
-        <w:shd w:fill="F1F6F8"/>
       </w:pPr>
       <w:r>
         <w:rPr>
           <w:b w:val="0"/>
         </w:rPr>
         <w:t>Supported practice key: It assumes each volunteer group rate represents its whole group; that assumption has not been established.</w:t>
+      </w:r>
+    </w:p>
+    <w:p>
+      <w:pPr>
+        <w:pStyle w:val="Heading2"/>
+      </w:pPr>
+      <w:r>
+        <w:t>Earlier wording, alternatives and picture transcripts · reference / check after trying</w:t>
+      </w:r>
+    </w:p>
+    <w:p>
+      <w:pPr>
+        <w:spacing w:line="336" w:lineRule="auto" w:after="180"/>
+      </w:pPr>
+      <w:r>
+        <w:rPr>
+          <w:b w:val="0"/>
+        </w:rPr>
+        <w:t xml:space="preserve">Use one picture at a time. Hide a worked result before asking for a </w:t>
+      </w:r>
+      <w:r>
+        <w:rPr>
+          <w:b/>
+        </w:rPr>
+        <w:t>prediction</w:t>
+      </w:r>
+      <w:r>
+        <w:rPr>
+          <w:b w:val="0"/>
+        </w:rPr>
+        <w:t>, then reveal it for feedback. These are supported teaching cases; retain the separate independent assessment for a fresh first attempt.</w:t>
+      </w:r>
+    </w:p>
+    <w:p>
+      <w:pPr>
+        <w:pStyle w:val="Heading3"/>
+      </w:pPr>
+      <w:r>
+        <w:t>01. Repair Bias in Data: the case</w:t>
+      </w:r>
+    </w:p>
+    <w:p>
+      <w:pPr>
+        <w:pStyle w:val="Heading3"/>
+      </w:pPr>
+      <w:r>
+        <w:t>02. Follow the deciding steps</w:t>
+      </w:r>
+    </w:p>
+    <w:p>
+      <w:pPr>
+        <w:pStyle w:val="Heading3"/>
+      </w:pPr>
+      <w:r>
+        <w:t>03. Volunteer group comparison</w:t>
+      </w:r>
+    </w:p>
+    <w:p>
+      <w:pPr>
+        <w:pStyle w:val="Heading3"/>
+      </w:pPr>
+      <w:r>
+        <w:t>04. Change one thing. Trace what follows.</w:t>
+      </w:r>
+    </w:p>
+    <w:p>
+      <w:pPr>
+        <w:pStyle w:val="Heading3"/>
+      </w:pPr>
+      <w:r>
+        <w:t>05. Connect the explanation to its limit</w:t>
+      </w:r>
+    </w:p>
+    <w:p>
+      <w:pPr>
+        <w:pStyle w:val="Heading3"/>
+      </w:pPr>
+      <w:r>
+        <w:t>06. Make the idea visible in your project</w:t>
       </w:r>
     </w:p>
     <w:sectPr>
